--- a/2027/2 ІПЗ Розклад занять 2026-2027.docx
+++ b/2027/2 ІПЗ Розклад занять 2026-2027.docx
@@ -1706,67 +1706,116 @@
                 <w:szCs w:val="28"/>
               </w:rPr>
             </w:pPr>
+            <w:r>
+              <w:rPr>
+                <w:rFonts w:ascii="Times New Roman" w:hAnsi="Times New Roman" w:cs="Times New Roman"/>
+                <w:sz w:val="28"/>
+                <w:szCs w:val="28"/>
+              </w:rPr>
+              <w:t>23</w:t>
+            </w:r>
+            <w:r>
+              <w:rPr>
+                <w:rFonts w:ascii="Times New Roman" w:hAnsi="Times New Roman" w:cs="Times New Roman"/>
+                <w:sz w:val="28"/>
+                <w:szCs w:val="28"/>
+              </w:rPr>
+              <w:t>,09</w:t>
+            </w:r>
+          </w:p>
+        </w:tc>
+        <w:tc>
+          <w:tcPr>
+            <w:tcW w:w="1187" w:type="dxa"/>
+          </w:tcPr>
+          <w:p>
+            <w:pPr>
+              <w:rPr>
+                <w:rFonts w:ascii="Times New Roman" w:hAnsi="Times New Roman" w:cs="Times New Roman"/>
+                <w:sz w:val="28"/>
+                <w:szCs w:val="28"/>
+                <w:lang w:val="ru-RU"/>
+              </w:rPr>
+            </w:pPr>
+            <w:r>
+              <w:rPr>
+                <w:rFonts w:ascii="Times New Roman" w:hAnsi="Times New Roman" w:cs="Times New Roman"/>
+                <w:sz w:val="28"/>
+                <w:szCs w:val="28"/>
+                <w:lang w:val="ru-RU"/>
+              </w:rPr>
+              <w:t>18.09</w:t>
+            </w:r>
+          </w:p>
+        </w:tc>
+        <w:tc>
+          <w:tcPr>
+            <w:tcW w:w="1247" w:type="dxa"/>
+          </w:tcPr>
+          <w:p>
+            <w:pPr>
+              <w:rPr>
+                <w:rFonts w:ascii="Times New Roman" w:hAnsi="Times New Roman" w:cs="Times New Roman"/>
+                <w:sz w:val="28"/>
+                <w:szCs w:val="28"/>
+              </w:rPr>
+            </w:pPr>
+            <w:r>
+              <w:rPr>
+                <w:rFonts w:ascii="Times New Roman" w:hAnsi="Times New Roman" w:cs="Times New Roman"/>
+                <w:sz w:val="28"/>
+                <w:szCs w:val="28"/>
+              </w:rPr>
+              <w:t>23,09</w:t>
+            </w:r>
+          </w:p>
+        </w:tc>
+        <w:tc>
+          <w:tcPr>
+            <w:tcW w:w="1276" w:type="dxa"/>
+          </w:tcPr>
+          <w:p>
+            <w:pPr>
+              <w:rPr>
+                <w:rFonts w:ascii="Times New Roman" w:hAnsi="Times New Roman" w:cs="Times New Roman"/>
+                <w:sz w:val="28"/>
+                <w:szCs w:val="28"/>
+                <w:lang w:val="ru-RU"/>
+              </w:rPr>
+            </w:pPr>
             <w:bookmarkStart w:id="0" w:name="_GoBack"/>
             <w:bookmarkEnd w:id="0"/>
-          </w:p>
-        </w:tc>
-        <w:tc>
-          <w:tcPr>
-            <w:tcW w:w="1187" w:type="dxa"/>
-          </w:tcPr>
-          <w:p>
-            <w:pPr>
-              <w:rPr>
-                <w:rFonts w:ascii="Times New Roman" w:hAnsi="Times New Roman" w:cs="Times New Roman"/>
-                <w:sz w:val="28"/>
-                <w:szCs w:val="28"/>
-              </w:rPr>
-            </w:pPr>
-          </w:p>
-        </w:tc>
-        <w:tc>
-          <w:tcPr>
-            <w:tcW w:w="1247" w:type="dxa"/>
-          </w:tcPr>
-          <w:p>
-            <w:pPr>
-              <w:rPr>
-                <w:rFonts w:ascii="Times New Roman" w:hAnsi="Times New Roman" w:cs="Times New Roman"/>
-                <w:sz w:val="28"/>
-                <w:szCs w:val="28"/>
-              </w:rPr>
-            </w:pPr>
-          </w:p>
-        </w:tc>
-        <w:tc>
-          <w:tcPr>
-            <w:tcW w:w="1276" w:type="dxa"/>
-          </w:tcPr>
-          <w:p>
-            <w:pPr>
-              <w:rPr>
-                <w:rFonts w:ascii="Times New Roman" w:hAnsi="Times New Roman" w:cs="Times New Roman"/>
-                <w:sz w:val="28"/>
-                <w:szCs w:val="28"/>
-                <w:lang w:val="ru-RU"/>
-              </w:rPr>
-            </w:pPr>
-          </w:p>
-        </w:tc>
-        <w:tc>
-          <w:tcPr>
-            <w:tcW w:w="1276" w:type="dxa"/>
-          </w:tcPr>
-          <w:p>
-            <w:pPr>
-              <w:rPr>
-                <w:rFonts w:ascii="Times New Roman" w:hAnsi="Times New Roman" w:cs="Times New Roman"/>
-                <w:b/>
-                <w:color w:val="C00000"/>
-                <w:sz w:val="28"/>
-                <w:szCs w:val="28"/>
-              </w:rPr>
-            </w:pPr>
+            <w:r>
+              <w:rPr>
+                <w:rFonts w:ascii="Times New Roman" w:hAnsi="Times New Roman" w:cs="Times New Roman"/>
+                <w:sz w:val="28"/>
+                <w:szCs w:val="28"/>
+                <w:lang w:val="ru-RU"/>
+              </w:rPr>
+              <w:t>18.09</w:t>
+            </w:r>
+          </w:p>
+        </w:tc>
+        <w:tc>
+          <w:tcPr>
+            <w:tcW w:w="1276" w:type="dxa"/>
+          </w:tcPr>
+          <w:p>
+            <w:pPr>
+              <w:rPr>
+                <w:rFonts w:ascii="Times New Roman" w:hAnsi="Times New Roman" w:cs="Times New Roman"/>
+                <w:sz w:val="28"/>
+                <w:szCs w:val="28"/>
+              </w:rPr>
+            </w:pPr>
+            <w:r>
+              <w:rPr>
+                <w:rFonts w:ascii="Times New Roman" w:hAnsi="Times New Roman" w:cs="Times New Roman"/>
+                <w:sz w:val="28"/>
+                <w:szCs w:val="28"/>
+              </w:rPr>
+              <w:t>23,09</w:t>
+            </w:r>
           </w:p>
         </w:tc>
         <w:tc>

--- a/2027/2 ІПЗ Розклад занять 2026-2027.docx
+++ b/2027/2 ІПЗ Розклад занять 2026-2027.docx
@@ -962,11 +962,11 @@
               <w:rPr>
                 <w:rFonts w:ascii="Times New Roman" w:hAnsi="Times New Roman" w:cs="Times New Roman"/>
                 <w:b/>
-                <w:color w:val="0070C0"/>
-                <w:sz w:val="28"/>
-                <w:szCs w:val="28"/>
-              </w:rPr>
-              <w:t>ПР01</w:t>
+                <w:color w:val="00B050"/>
+                <w:sz w:val="28"/>
+                <w:szCs w:val="28"/>
+              </w:rPr>
+              <w:t>ЛР01</w:t>
             </w:r>
           </w:p>
         </w:tc>
@@ -1432,7 +1432,7 @@
                 <w:sz w:val="28"/>
                 <w:szCs w:val="28"/>
               </w:rPr>
-              <w:t>ПР02</w:t>
+              <w:t>ПР01</w:t>
             </w:r>
           </w:p>
         </w:tc>
@@ -1712,15 +1712,7 @@
                 <w:sz w:val="28"/>
                 <w:szCs w:val="28"/>
               </w:rPr>
-              <w:t>23</w:t>
-            </w:r>
-            <w:r>
-              <w:rPr>
-                <w:rFonts w:ascii="Times New Roman" w:hAnsi="Times New Roman" w:cs="Times New Roman"/>
-                <w:sz w:val="28"/>
-                <w:szCs w:val="28"/>
-              </w:rPr>
-              <w:t>,09</w:t>
+              <w:t>23.09</w:t>
             </w:r>
           </w:p>
         </w:tc>
@@ -1766,23 +1758,54 @@
                 <w:sz w:val="28"/>
                 <w:szCs w:val="28"/>
               </w:rPr>
-              <w:t>23,09</w:t>
-            </w:r>
-          </w:p>
-        </w:tc>
-        <w:tc>
-          <w:tcPr>
-            <w:tcW w:w="1276" w:type="dxa"/>
-          </w:tcPr>
-          <w:p>
-            <w:pPr>
-              <w:rPr>
-                <w:rFonts w:ascii="Times New Roman" w:hAnsi="Times New Roman" w:cs="Times New Roman"/>
-                <w:sz w:val="28"/>
-                <w:szCs w:val="28"/>
-                <w:lang w:val="ru-RU"/>
-              </w:rPr>
-            </w:pPr>
+              <w:t>23.09</w:t>
+            </w:r>
+          </w:p>
+        </w:tc>
+        <w:tc>
+          <w:tcPr>
+            <w:tcW w:w="1276" w:type="dxa"/>
+          </w:tcPr>
+          <w:p>
+            <w:pPr>
+              <w:rPr>
+                <w:rFonts w:ascii="Times New Roman" w:hAnsi="Times New Roman" w:cs="Times New Roman"/>
+                <w:sz w:val="28"/>
+                <w:szCs w:val="28"/>
+                <w:lang w:val="ru-RU"/>
+              </w:rPr>
+            </w:pPr>
+            <w:r>
+              <w:rPr>
+                <w:rFonts w:ascii="Times New Roman" w:hAnsi="Times New Roman" w:cs="Times New Roman"/>
+                <w:sz w:val="28"/>
+                <w:szCs w:val="28"/>
+                <w:lang w:val="ru-RU"/>
+              </w:rPr>
+              <w:t>18.09</w:t>
+            </w:r>
+          </w:p>
+        </w:tc>
+        <w:tc>
+          <w:tcPr>
+            <w:tcW w:w="1276" w:type="dxa"/>
+          </w:tcPr>
+          <w:p>
+            <w:pPr>
+              <w:rPr>
+                <w:rFonts w:ascii="Times New Roman" w:hAnsi="Times New Roman" w:cs="Times New Roman"/>
+                <w:sz w:val="28"/>
+                <w:szCs w:val="28"/>
+              </w:rPr>
+            </w:pPr>
+            <w:r>
+              <w:rPr>
+                <w:rFonts w:ascii="Times New Roman" w:hAnsi="Times New Roman" w:cs="Times New Roman"/>
+                <w:sz w:val="28"/>
+                <w:szCs w:val="28"/>
+              </w:rPr>
+              <w:t>23.</w:t>
+            </w:r>
             <w:bookmarkStart w:id="0" w:name="_GoBack"/>
             <w:bookmarkEnd w:id="0"/>
             <w:r>
@@ -1790,31 +1813,8 @@
                 <w:rFonts w:ascii="Times New Roman" w:hAnsi="Times New Roman" w:cs="Times New Roman"/>
                 <w:sz w:val="28"/>
                 <w:szCs w:val="28"/>
-                <w:lang w:val="ru-RU"/>
-              </w:rPr>
-              <w:t>18.09</w:t>
-            </w:r>
-          </w:p>
-        </w:tc>
-        <w:tc>
-          <w:tcPr>
-            <w:tcW w:w="1276" w:type="dxa"/>
-          </w:tcPr>
-          <w:p>
-            <w:pPr>
-              <w:rPr>
-                <w:rFonts w:ascii="Times New Roman" w:hAnsi="Times New Roman" w:cs="Times New Roman"/>
-                <w:sz w:val="28"/>
-                <w:szCs w:val="28"/>
-              </w:rPr>
-            </w:pPr>
-            <w:r>
-              <w:rPr>
-                <w:rFonts w:ascii="Times New Roman" w:hAnsi="Times New Roman" w:cs="Times New Roman"/>
-                <w:sz w:val="28"/>
-                <w:szCs w:val="28"/>
-              </w:rPr>
-              <w:t>23,09</w:t>
+              </w:rPr>
+              <w:t>09</w:t>
             </w:r>
           </w:p>
         </w:tc>
@@ -1840,7 +1840,7 @@
                 <w:sz w:val="28"/>
                 <w:szCs w:val="28"/>
               </w:rPr>
-              <w:t>ЛР01</w:t>
+              <w:t>ЛР02</w:t>
             </w:r>
           </w:p>
         </w:tc>

--- a/2027/2 ІПЗ Розклад занять 2026-2027.docx
+++ b/2027/2 ІПЗ Розклад занять 2026-2027.docx
@@ -962,11 +962,11 @@
               <w:rPr>
                 <w:rFonts w:ascii="Times New Roman" w:hAnsi="Times New Roman" w:cs="Times New Roman"/>
                 <w:b/>
-                <w:color w:val="00B050"/>
-                <w:sz w:val="28"/>
-                <w:szCs w:val="28"/>
-              </w:rPr>
-              <w:t>ЛР01</w:t>
+                <w:color w:val="0070C0"/>
+                <w:sz w:val="28"/>
+                <w:szCs w:val="28"/>
+              </w:rPr>
+              <w:t>ПР01</w:t>
             </w:r>
           </w:p>
         </w:tc>
@@ -1432,7 +1432,7 @@
                 <w:sz w:val="28"/>
                 <w:szCs w:val="28"/>
               </w:rPr>
-              <w:t>ПР01</w:t>
+              <w:t>ПР02</w:t>
             </w:r>
           </w:p>
         </w:tc>
@@ -1804,23 +1804,14 @@
                 <w:sz w:val="28"/>
                 <w:szCs w:val="28"/>
               </w:rPr>
-              <w:t>23.</w:t>
-            </w:r>
-            <w:bookmarkStart w:id="0" w:name="_GoBack"/>
-            <w:bookmarkEnd w:id="0"/>
-            <w:r>
-              <w:rPr>
-                <w:rFonts w:ascii="Times New Roman" w:hAnsi="Times New Roman" w:cs="Times New Roman"/>
-                <w:sz w:val="28"/>
-                <w:szCs w:val="28"/>
-              </w:rPr>
-              <w:t>09</w:t>
-            </w:r>
-          </w:p>
-        </w:tc>
-        <w:tc>
-          <w:tcPr>
-            <w:tcW w:w="1276" w:type="dxa"/>
+              <w:t>23.09</w:t>
+            </w:r>
+          </w:p>
+        </w:tc>
+        <w:tc>
+          <w:tcPr>
+            <w:tcW w:w="1276" w:type="dxa"/>
+            <w:shd w:val="clear" w:color="auto" w:fill="FFFFFF" w:themeFill="background1"/>
           </w:tcPr>
           <w:p>
             <w:pPr>
@@ -1840,7 +1831,7 @@
                 <w:sz w:val="28"/>
                 <w:szCs w:val="28"/>
               </w:rPr>
-              <w:t>ЛР02</w:t>
+              <w:t>ЛР01</w:t>
             </w:r>
           </w:p>
         </w:tc>
@@ -1904,6 +1895,14 @@
                 <w:szCs w:val="28"/>
               </w:rPr>
             </w:pPr>
+            <w:r>
+              <w:rPr>
+                <w:rFonts w:ascii="Times New Roman" w:hAnsi="Times New Roman" w:cs="Times New Roman"/>
+                <w:sz w:val="28"/>
+                <w:szCs w:val="28"/>
+              </w:rPr>
+              <w:t>28.09</w:t>
+            </w:r>
           </w:p>
         </w:tc>
         <w:tc>
@@ -1933,6 +1932,14 @@
                 <w:szCs w:val="28"/>
               </w:rPr>
             </w:pPr>
+            <w:r>
+              <w:rPr>
+                <w:rFonts w:ascii="Times New Roman" w:hAnsi="Times New Roman" w:cs="Times New Roman"/>
+                <w:sz w:val="28"/>
+                <w:szCs w:val="28"/>
+              </w:rPr>
+              <w:t>28.09</w:t>
+            </w:r>
           </w:p>
         </w:tc>
         <w:tc>
@@ -1961,6 +1968,14 @@
                 <w:szCs w:val="28"/>
               </w:rPr>
             </w:pPr>
+            <w:r>
+              <w:rPr>
+                <w:rFonts w:ascii="Times New Roman" w:hAnsi="Times New Roman" w:cs="Times New Roman"/>
+                <w:sz w:val="28"/>
+                <w:szCs w:val="28"/>
+              </w:rPr>
+              <w:t>28.09</w:t>
+            </w:r>
           </w:p>
         </w:tc>
         <w:tc>
@@ -2055,91 +2070,167 @@
         <w:tc>
           <w:tcPr>
             <w:tcW w:w="1167" w:type="dxa"/>
-            <w:shd w:val="clear" w:color="auto" w:fill="C6D9F1" w:themeFill="text2" w:themeFillTint="33"/>
-          </w:tcPr>
-          <w:p>
-            <w:pPr>
-              <w:rPr>
-                <w:rFonts w:ascii="Times New Roman" w:hAnsi="Times New Roman" w:cs="Times New Roman"/>
-                <w:sz w:val="28"/>
-                <w:szCs w:val="28"/>
-              </w:rPr>
-            </w:pPr>
+            <w:shd w:val="clear" w:color="auto" w:fill="auto"/>
+          </w:tcPr>
+          <w:p>
+            <w:pPr>
+              <w:rPr>
+                <w:rFonts w:ascii="Times New Roman" w:hAnsi="Times New Roman" w:cs="Times New Roman"/>
+                <w:sz w:val="28"/>
+                <w:szCs w:val="28"/>
+              </w:rPr>
+            </w:pPr>
+            <w:r>
+              <w:rPr>
+                <w:rFonts w:ascii="Times New Roman" w:hAnsi="Times New Roman" w:cs="Times New Roman"/>
+                <w:sz w:val="28"/>
+                <w:szCs w:val="28"/>
+                <w:lang w:val="en-US"/>
+              </w:rPr>
+              <w:lastRenderedPageBreak/>
+              <w:t>30</w:t>
+            </w:r>
+            <w:r>
+              <w:rPr>
+                <w:rFonts w:ascii="Times New Roman" w:hAnsi="Times New Roman" w:cs="Times New Roman"/>
+                <w:sz w:val="28"/>
+                <w:szCs w:val="28"/>
+              </w:rPr>
+              <w:t>.09</w:t>
+            </w:r>
           </w:p>
         </w:tc>
         <w:tc>
           <w:tcPr>
             <w:tcW w:w="1077" w:type="dxa"/>
-            <w:shd w:val="clear" w:color="auto" w:fill="C6D9F1" w:themeFill="text2" w:themeFillTint="33"/>
-          </w:tcPr>
-          <w:p>
-            <w:pPr>
-              <w:rPr>
-                <w:rFonts w:ascii="Times New Roman" w:hAnsi="Times New Roman" w:cs="Times New Roman"/>
-                <w:sz w:val="28"/>
-                <w:szCs w:val="28"/>
-              </w:rPr>
-            </w:pPr>
+            <w:shd w:val="clear" w:color="auto" w:fill="auto"/>
+          </w:tcPr>
+          <w:p>
+            <w:pPr>
+              <w:rPr>
+                <w:rFonts w:ascii="Times New Roman" w:hAnsi="Times New Roman" w:cs="Times New Roman"/>
+                <w:sz w:val="28"/>
+                <w:szCs w:val="28"/>
+              </w:rPr>
+            </w:pPr>
+            <w:r>
+              <w:rPr>
+                <w:rFonts w:ascii="Times New Roman" w:hAnsi="Times New Roman" w:cs="Times New Roman"/>
+                <w:sz w:val="28"/>
+                <w:szCs w:val="28"/>
+              </w:rPr>
+              <w:t>02.10</w:t>
+            </w:r>
           </w:p>
         </w:tc>
         <w:tc>
           <w:tcPr>
             <w:tcW w:w="1187" w:type="dxa"/>
-            <w:shd w:val="clear" w:color="auto" w:fill="C6D9F1" w:themeFill="text2" w:themeFillTint="33"/>
-          </w:tcPr>
-          <w:p>
-            <w:pPr>
-              <w:rPr>
-                <w:rFonts w:ascii="Times New Roman" w:hAnsi="Times New Roman" w:cs="Times New Roman"/>
-                <w:sz w:val="28"/>
-                <w:szCs w:val="28"/>
-              </w:rPr>
-            </w:pPr>
+            <w:shd w:val="clear" w:color="auto" w:fill="auto"/>
+          </w:tcPr>
+          <w:p>
+            <w:pPr>
+              <w:rPr>
+                <w:rFonts w:ascii="Times New Roman" w:hAnsi="Times New Roman" w:cs="Times New Roman"/>
+                <w:sz w:val="28"/>
+                <w:szCs w:val="28"/>
+              </w:rPr>
+            </w:pPr>
+            <w:r>
+              <w:rPr>
+                <w:rFonts w:ascii="Times New Roman" w:hAnsi="Times New Roman" w:cs="Times New Roman"/>
+                <w:sz w:val="28"/>
+                <w:szCs w:val="28"/>
+                <w:lang w:val="en-US"/>
+              </w:rPr>
+              <w:t>30</w:t>
+            </w:r>
+            <w:r>
+              <w:rPr>
+                <w:rFonts w:ascii="Times New Roman" w:hAnsi="Times New Roman" w:cs="Times New Roman"/>
+                <w:sz w:val="28"/>
+                <w:szCs w:val="28"/>
+              </w:rPr>
+              <w:t>.09</w:t>
+            </w:r>
           </w:p>
         </w:tc>
         <w:tc>
           <w:tcPr>
             <w:tcW w:w="1247" w:type="dxa"/>
-            <w:shd w:val="clear" w:color="auto" w:fill="C6D9F1" w:themeFill="text2" w:themeFillTint="33"/>
-          </w:tcPr>
-          <w:p>
-            <w:pPr>
-              <w:rPr>
-                <w:rFonts w:ascii="Times New Roman" w:hAnsi="Times New Roman" w:cs="Times New Roman"/>
-                <w:sz w:val="28"/>
-                <w:szCs w:val="28"/>
-              </w:rPr>
-            </w:pPr>
-          </w:p>
-        </w:tc>
-        <w:tc>
-          <w:tcPr>
-            <w:tcW w:w="1276" w:type="dxa"/>
-            <w:shd w:val="clear" w:color="auto" w:fill="C6D9F1" w:themeFill="text2" w:themeFillTint="33"/>
-          </w:tcPr>
-          <w:p>
-            <w:pPr>
-              <w:rPr>
-                <w:rFonts w:ascii="Times New Roman" w:hAnsi="Times New Roman" w:cs="Times New Roman"/>
-                <w:sz w:val="28"/>
-                <w:szCs w:val="28"/>
-              </w:rPr>
-            </w:pPr>
-          </w:p>
-        </w:tc>
-        <w:tc>
-          <w:tcPr>
-            <w:tcW w:w="1276" w:type="dxa"/>
-            <w:shd w:val="clear" w:color="auto" w:fill="C6D9F1" w:themeFill="text2" w:themeFillTint="33"/>
-          </w:tcPr>
-          <w:p>
-            <w:pPr>
-              <w:rPr>
-                <w:rFonts w:ascii="Times New Roman" w:hAnsi="Times New Roman" w:cs="Times New Roman"/>
-                <w:sz w:val="28"/>
-                <w:szCs w:val="28"/>
-              </w:rPr>
-            </w:pPr>
+            <w:shd w:val="clear" w:color="auto" w:fill="auto"/>
+          </w:tcPr>
+          <w:p>
+            <w:pPr>
+              <w:rPr>
+                <w:rFonts w:ascii="Times New Roman" w:hAnsi="Times New Roman" w:cs="Times New Roman"/>
+                <w:sz w:val="28"/>
+                <w:szCs w:val="28"/>
+              </w:rPr>
+            </w:pPr>
+            <w:r>
+              <w:rPr>
+                <w:rFonts w:ascii="Times New Roman" w:hAnsi="Times New Roman" w:cs="Times New Roman"/>
+                <w:sz w:val="28"/>
+                <w:szCs w:val="28"/>
+              </w:rPr>
+              <w:t>02.10</w:t>
+            </w:r>
+          </w:p>
+        </w:tc>
+        <w:tc>
+          <w:tcPr>
+            <w:tcW w:w="1276" w:type="dxa"/>
+            <w:shd w:val="clear" w:color="auto" w:fill="auto"/>
+          </w:tcPr>
+          <w:p>
+            <w:pPr>
+              <w:rPr>
+                <w:rFonts w:ascii="Times New Roman" w:hAnsi="Times New Roman" w:cs="Times New Roman"/>
+                <w:sz w:val="28"/>
+                <w:szCs w:val="28"/>
+              </w:rPr>
+            </w:pPr>
+            <w:r>
+              <w:rPr>
+                <w:rFonts w:ascii="Times New Roman" w:hAnsi="Times New Roman" w:cs="Times New Roman"/>
+                <w:sz w:val="28"/>
+                <w:szCs w:val="28"/>
+                <w:lang w:val="en-US"/>
+              </w:rPr>
+              <w:t>30</w:t>
+            </w:r>
+            <w:r>
+              <w:rPr>
+                <w:rFonts w:ascii="Times New Roman" w:hAnsi="Times New Roman" w:cs="Times New Roman"/>
+                <w:sz w:val="28"/>
+                <w:szCs w:val="28"/>
+              </w:rPr>
+              <w:t>.09</w:t>
+            </w:r>
+          </w:p>
+        </w:tc>
+        <w:tc>
+          <w:tcPr>
+            <w:tcW w:w="1276" w:type="dxa"/>
+            <w:shd w:val="clear" w:color="auto" w:fill="auto"/>
+          </w:tcPr>
+          <w:p>
+            <w:pPr>
+              <w:rPr>
+                <w:rFonts w:ascii="Times New Roman" w:hAnsi="Times New Roman" w:cs="Times New Roman"/>
+                <w:sz w:val="28"/>
+                <w:szCs w:val="28"/>
+              </w:rPr>
+            </w:pPr>
+            <w:r>
+              <w:rPr>
+                <w:rFonts w:ascii="Times New Roman" w:hAnsi="Times New Roman" w:cs="Times New Roman"/>
+                <w:sz w:val="28"/>
+                <w:szCs w:val="28"/>
+              </w:rPr>
+              <w:t>02.10</w:t>
+            </w:r>
           </w:p>
         </w:tc>
         <w:tc>
@@ -2154,6 +2245,7 @@
                 <w:color w:val="0070C0"/>
                 <w:sz w:val="28"/>
                 <w:szCs w:val="28"/>
+                <w:lang w:val="en-US"/>
               </w:rPr>
             </w:pPr>
             <w:r>
@@ -2164,7 +2256,18 @@
                 <w:sz w:val="28"/>
                 <w:szCs w:val="28"/>
               </w:rPr>
-              <w:t>ПР01-2</w:t>
+              <w:t>ПР0</w:t>
+            </w:r>
+            <w:r>
+              <w:rPr>
+                <w:rFonts w:ascii="Times New Roman" w:hAnsi="Times New Roman" w:cs="Times New Roman"/>
+                <w:b/>
+                <w:color w:val="0070C0"/>
+                <w:sz w:val="28"/>
+                <w:szCs w:val="28"/>
+                <w:lang w:val="en-US"/>
+              </w:rPr>
+              <w:t>3</w:t>
             </w:r>
           </w:p>
         </w:tc>
@@ -2209,34 +2312,39 @@
                 <w:sz w:val="28"/>
                 <w:szCs w:val="28"/>
               </w:rPr>
-              <w:t>Застосування стандарту і моделі життєвого циклу</w:t>
+              <w:t>Дослідження засобів UML-моделювання програмних систем</w:t>
             </w:r>
           </w:p>
         </w:tc>
       </w:tr>
       <w:tr>
-        <w:trPr>
-          <w:trHeight w:val="254"/>
-        </w:trPr>
         <w:tc>
           <w:tcPr>
             <w:tcW w:w="1167" w:type="dxa"/>
-            <w:shd w:val="clear" w:color="auto" w:fill="C6D9F1" w:themeFill="text2" w:themeFillTint="33"/>
-          </w:tcPr>
-          <w:p>
-            <w:pPr>
-              <w:rPr>
-                <w:rFonts w:ascii="Times New Roman" w:hAnsi="Times New Roman" w:cs="Times New Roman"/>
-                <w:sz w:val="28"/>
-                <w:szCs w:val="28"/>
-              </w:rPr>
-            </w:pPr>
+            <w:shd w:val="clear" w:color="auto" w:fill="FFFFFF" w:themeFill="background1"/>
+          </w:tcPr>
+          <w:p>
+            <w:pPr>
+              <w:rPr>
+                <w:rFonts w:ascii="Times New Roman" w:hAnsi="Times New Roman" w:cs="Times New Roman"/>
+                <w:sz w:val="28"/>
+                <w:szCs w:val="28"/>
+              </w:rPr>
+            </w:pPr>
+            <w:r>
+              <w:rPr>
+                <w:rFonts w:ascii="Times New Roman" w:hAnsi="Times New Roman" w:cs="Times New Roman"/>
+                <w:sz w:val="28"/>
+                <w:szCs w:val="28"/>
+              </w:rPr>
+              <w:t>02.10</w:t>
+            </w:r>
           </w:p>
         </w:tc>
         <w:tc>
           <w:tcPr>
             <w:tcW w:w="1077" w:type="dxa"/>
-            <w:shd w:val="clear" w:color="auto" w:fill="C6D9F1" w:themeFill="text2" w:themeFillTint="33"/>
+            <w:shd w:val="clear" w:color="auto" w:fill="FFFFFF" w:themeFill="background1"/>
           </w:tcPr>
           <w:p>
             <w:pPr>
@@ -2251,59 +2359,36 @@
         <w:tc>
           <w:tcPr>
             <w:tcW w:w="1187" w:type="dxa"/>
-            <w:shd w:val="clear" w:color="auto" w:fill="C6D9F1" w:themeFill="text2" w:themeFillTint="33"/>
-          </w:tcPr>
-          <w:p>
-            <w:pPr>
-              <w:rPr>
-                <w:rFonts w:ascii="Times New Roman" w:hAnsi="Times New Roman" w:cs="Times New Roman"/>
-                <w:sz w:val="28"/>
-                <w:szCs w:val="28"/>
-              </w:rPr>
-            </w:pPr>
+          </w:tcPr>
+          <w:p>
+            <w:pPr>
+              <w:rPr>
+                <w:rFonts w:ascii="Times New Roman" w:hAnsi="Times New Roman" w:cs="Times New Roman"/>
+                <w:sz w:val="28"/>
+                <w:szCs w:val="28"/>
+              </w:rPr>
+            </w:pPr>
+            <w:r>
+              <w:rPr>
+                <w:rFonts w:ascii="Times New Roman" w:hAnsi="Times New Roman" w:cs="Times New Roman"/>
+                <w:sz w:val="28"/>
+                <w:szCs w:val="28"/>
+              </w:rPr>
+              <w:t>02.10</w:t>
+            </w:r>
           </w:p>
         </w:tc>
         <w:tc>
           <w:tcPr>
             <w:tcW w:w="1247" w:type="dxa"/>
-            <w:shd w:val="clear" w:color="auto" w:fill="C6D9F1" w:themeFill="text2" w:themeFillTint="33"/>
-          </w:tcPr>
-          <w:p>
-            <w:pPr>
-              <w:rPr>
-                <w:rFonts w:ascii="Times New Roman" w:hAnsi="Times New Roman" w:cs="Times New Roman"/>
-                <w:sz w:val="28"/>
-                <w:szCs w:val="28"/>
-              </w:rPr>
-            </w:pPr>
-          </w:p>
-        </w:tc>
-        <w:tc>
-          <w:tcPr>
-            <w:tcW w:w="1276" w:type="dxa"/>
-            <w:shd w:val="clear" w:color="auto" w:fill="C6D9F1" w:themeFill="text2" w:themeFillTint="33"/>
-          </w:tcPr>
-          <w:p>
-            <w:pPr>
-              <w:rPr>
-                <w:rFonts w:ascii="Times New Roman" w:hAnsi="Times New Roman" w:cs="Times New Roman"/>
-                <w:sz w:val="28"/>
-                <w:szCs w:val="28"/>
-              </w:rPr>
-            </w:pPr>
-          </w:p>
-        </w:tc>
-        <w:tc>
-          <w:tcPr>
-            <w:tcW w:w="1276" w:type="dxa"/>
-            <w:shd w:val="clear" w:color="auto" w:fill="C6D9F1" w:themeFill="text2" w:themeFillTint="33"/>
-          </w:tcPr>
-          <w:p>
-            <w:pPr>
-              <w:rPr>
-                <w:rFonts w:ascii="Times New Roman" w:hAnsi="Times New Roman" w:cs="Times New Roman"/>
-                <w:sz w:val="28"/>
-                <w:szCs w:val="28"/>
+          </w:tcPr>
+          <w:p>
+            <w:pPr>
+              <w:rPr>
+                <w:rFonts w:ascii="Times New Roman" w:hAnsi="Times New Roman" w:cs="Times New Roman"/>
+                <w:sz w:val="28"/>
+                <w:szCs w:val="28"/>
+                <w:lang w:val="ru-RU"/>
               </w:rPr>
             </w:pPr>
           </w:p>
@@ -2325,12 +2410,63 @@
             <w:r>
               <w:rPr>
                 <w:rFonts w:ascii="Times New Roman" w:hAnsi="Times New Roman" w:cs="Times New Roman"/>
+                <w:sz w:val="28"/>
+                <w:szCs w:val="28"/>
+              </w:rPr>
+              <w:t>02.10</w:t>
+            </w:r>
+          </w:p>
+        </w:tc>
+        <w:tc>
+          <w:tcPr>
+            <w:tcW w:w="1276" w:type="dxa"/>
+          </w:tcPr>
+          <w:p>
+            <w:pPr>
+              <w:rPr>
+                <w:rFonts w:ascii="Times New Roman" w:hAnsi="Times New Roman" w:cs="Times New Roman"/>
                 <w:b/>
                 <w:color w:val="C00000"/>
                 <w:sz w:val="28"/>
                 <w:szCs w:val="28"/>
               </w:rPr>
-              <w:t>Л04</w:t>
+            </w:pPr>
+          </w:p>
+        </w:tc>
+        <w:tc>
+          <w:tcPr>
+            <w:tcW w:w="1276" w:type="dxa"/>
+          </w:tcPr>
+          <w:p>
+            <w:pPr>
+              <w:rPr>
+                <w:rFonts w:ascii="Times New Roman" w:hAnsi="Times New Roman" w:cs="Times New Roman"/>
+                <w:b/>
+                <w:sz w:val="28"/>
+                <w:szCs w:val="28"/>
+                <w:lang w:val="ru-RU"/>
+              </w:rPr>
+            </w:pPr>
+            <w:r>
+              <w:rPr>
+                <w:rFonts w:ascii="Times New Roman" w:hAnsi="Times New Roman" w:cs="Times New Roman"/>
+                <w:b/>
+                <w:color w:val="C00000"/>
+                <w:sz w:val="28"/>
+                <w:szCs w:val="28"/>
+              </w:rPr>
+              <w:t>Л0</w:t>
+            </w:r>
+            <w:r>
+              <w:rPr>
+                <w:rFonts w:ascii="Times New Roman" w:hAnsi="Times New Roman" w:cs="Times New Roman"/>
+                <w:b/>
+                <w:color w:val="C00000"/>
+                <w:sz w:val="28"/>
+                <w:szCs w:val="28"/>
+                <w:lang w:val="ru-RU"/>
+              </w:rPr>
+              <w:t>5</w:t>
             </w:r>
           </w:p>
         </w:tc>
@@ -2360,49 +2496,49 @@
         <w:tc>
           <w:tcPr>
             <w:tcW w:w="5812" w:type="dxa"/>
-          </w:tcPr>
-          <w:p>
-            <w:pPr>
-              <w:rPr>
-                <w:rFonts w:ascii="Times New Roman" w:hAnsi="Times New Roman" w:cs="Times New Roman"/>
-                <w:sz w:val="28"/>
-                <w:szCs w:val="28"/>
-              </w:rPr>
-            </w:pPr>
-            <w:r>
-              <w:rPr>
-                <w:rFonts w:ascii="Times New Roman" w:hAnsi="Times New Roman" w:cs="Times New Roman"/>
-                <w:sz w:val="28"/>
-                <w:szCs w:val="28"/>
-              </w:rPr>
-              <w:t>Методи, засоби та інструменти програмної інженерії</w:t>
+            <w:vAlign w:val="center"/>
+          </w:tcPr>
+          <w:p>
+            <w:pPr>
+              <w:rPr>
+                <w:rFonts w:ascii="Times New Roman" w:hAnsi="Times New Roman" w:cs="Times New Roman"/>
+                <w:sz w:val="28"/>
+                <w:szCs w:val="28"/>
+              </w:rPr>
+            </w:pPr>
+            <w:r>
+              <w:rPr>
+                <w:rFonts w:ascii="Times New Roman" w:hAnsi="Times New Roman" w:cs="Times New Roman"/>
+                <w:sz w:val="28"/>
+                <w:szCs w:val="28"/>
+              </w:rPr>
+              <w:t>Інженерія вимог та засоби попереднього моделювання, UML моделювання.</w:t>
             </w:r>
           </w:p>
         </w:tc>
       </w:tr>
       <w:tr>
-        <w:trPr>
-          <w:trHeight w:val="338"/>
-        </w:trPr>
         <w:tc>
           <w:tcPr>
             <w:tcW w:w="1167" w:type="dxa"/>
-            <w:shd w:val="clear" w:color="auto" w:fill="FFFFFF" w:themeFill="background1"/>
-          </w:tcPr>
-          <w:p>
-            <w:pPr>
-              <w:rPr>
-                <w:rFonts w:ascii="Times New Roman" w:hAnsi="Times New Roman" w:cs="Times New Roman"/>
-                <w:sz w:val="28"/>
-                <w:szCs w:val="28"/>
-              </w:rPr>
-            </w:pPr>
+            <w:shd w:val="clear" w:color="auto" w:fill="95B3D7" w:themeFill="accent1" w:themeFillTint="99"/>
+          </w:tcPr>
+          <w:p>
+            <w:pPr>
+              <w:rPr>
+                <w:rFonts w:ascii="Times New Roman" w:hAnsi="Times New Roman" w:cs="Times New Roman"/>
+                <w:sz w:val="28"/>
+                <w:szCs w:val="28"/>
+                <w:lang w:val="en-US"/>
+              </w:rPr>
+            </w:pPr>
+            <w:bookmarkStart w:id="0" w:name="_GoBack" w:colFirst="0" w:colLast="7"/>
           </w:p>
         </w:tc>
         <w:tc>
           <w:tcPr>
             <w:tcW w:w="1077" w:type="dxa"/>
-            <w:shd w:val="clear" w:color="auto" w:fill="FFFFFF" w:themeFill="background1"/>
+            <w:shd w:val="clear" w:color="auto" w:fill="95B3D7" w:themeFill="accent1" w:themeFillTint="99"/>
           </w:tcPr>
           <w:p>
             <w:pPr>
@@ -2417,13 +2553,15 @@
         <w:tc>
           <w:tcPr>
             <w:tcW w:w="1187" w:type="dxa"/>
-          </w:tcPr>
-          <w:p>
-            <w:pPr>
-              <w:rPr>
-                <w:rFonts w:ascii="Times New Roman" w:hAnsi="Times New Roman" w:cs="Times New Roman"/>
-                <w:sz w:val="28"/>
-                <w:szCs w:val="28"/>
+            <w:shd w:val="clear" w:color="auto" w:fill="95B3D7" w:themeFill="accent1" w:themeFillTint="99"/>
+          </w:tcPr>
+          <w:p>
+            <w:pPr>
+              <w:rPr>
+                <w:rFonts w:ascii="Times New Roman" w:hAnsi="Times New Roman" w:cs="Times New Roman"/>
+                <w:sz w:val="28"/>
+                <w:szCs w:val="28"/>
+                <w:lang w:val="en-US"/>
               </w:rPr>
             </w:pPr>
           </w:p>
@@ -2431,48 +2569,53 @@
         <w:tc>
           <w:tcPr>
             <w:tcW w:w="1247" w:type="dxa"/>
-          </w:tcPr>
-          <w:p>
-            <w:pPr>
-              <w:rPr>
-                <w:rFonts w:ascii="Times New Roman" w:hAnsi="Times New Roman" w:cs="Times New Roman"/>
-                <w:sz w:val="28"/>
-                <w:szCs w:val="28"/>
-              </w:rPr>
-            </w:pPr>
-          </w:p>
-        </w:tc>
-        <w:tc>
-          <w:tcPr>
-            <w:tcW w:w="1276" w:type="dxa"/>
-          </w:tcPr>
-          <w:p>
-            <w:pPr>
-              <w:rPr>
-                <w:rFonts w:ascii="Times New Roman" w:hAnsi="Times New Roman" w:cs="Times New Roman"/>
-                <w:sz w:val="28"/>
-                <w:szCs w:val="28"/>
-              </w:rPr>
-            </w:pPr>
-          </w:p>
-        </w:tc>
-        <w:tc>
-          <w:tcPr>
-            <w:tcW w:w="1276" w:type="dxa"/>
-          </w:tcPr>
-          <w:p>
-            <w:pPr>
-              <w:rPr>
-                <w:rFonts w:ascii="Times New Roman" w:hAnsi="Times New Roman" w:cs="Times New Roman"/>
-                <w:sz w:val="28"/>
-                <w:szCs w:val="28"/>
-              </w:rPr>
-            </w:pPr>
-          </w:p>
-        </w:tc>
-        <w:tc>
-          <w:tcPr>
-            <w:tcW w:w="1276" w:type="dxa"/>
+            <w:shd w:val="clear" w:color="auto" w:fill="95B3D7" w:themeFill="accent1" w:themeFillTint="99"/>
+          </w:tcPr>
+          <w:p>
+            <w:pPr>
+              <w:rPr>
+                <w:rFonts w:ascii="Times New Roman" w:hAnsi="Times New Roman" w:cs="Times New Roman"/>
+                <w:sz w:val="28"/>
+                <w:szCs w:val="28"/>
+              </w:rPr>
+            </w:pPr>
+          </w:p>
+        </w:tc>
+        <w:tc>
+          <w:tcPr>
+            <w:tcW w:w="1276" w:type="dxa"/>
+            <w:shd w:val="clear" w:color="auto" w:fill="95B3D7" w:themeFill="accent1" w:themeFillTint="99"/>
+          </w:tcPr>
+          <w:p>
+            <w:pPr>
+              <w:rPr>
+                <w:rFonts w:ascii="Times New Roman" w:hAnsi="Times New Roman" w:cs="Times New Roman"/>
+                <w:sz w:val="28"/>
+                <w:szCs w:val="28"/>
+                <w:lang w:val="en-US"/>
+              </w:rPr>
+            </w:pPr>
+          </w:p>
+        </w:tc>
+        <w:tc>
+          <w:tcPr>
+            <w:tcW w:w="1276" w:type="dxa"/>
+            <w:shd w:val="clear" w:color="auto" w:fill="95B3D7" w:themeFill="accent1" w:themeFillTint="99"/>
+          </w:tcPr>
+          <w:p>
+            <w:pPr>
+              <w:rPr>
+                <w:rFonts w:ascii="Times New Roman" w:hAnsi="Times New Roman" w:cs="Times New Roman"/>
+                <w:sz w:val="28"/>
+                <w:szCs w:val="28"/>
+              </w:rPr>
+            </w:pPr>
+          </w:p>
+        </w:tc>
+        <w:tc>
+          <w:tcPr>
+            <w:tcW w:w="1276" w:type="dxa"/>
+            <w:shd w:val="clear" w:color="auto" w:fill="95B3D7" w:themeFill="accent1" w:themeFillTint="99"/>
           </w:tcPr>
           <w:p>
             <w:pPr>
@@ -2489,184 +2632,7 @@
         <w:tc>
           <w:tcPr>
             <w:tcW w:w="879" w:type="dxa"/>
-          </w:tcPr>
-          <w:p>
-            <w:pPr>
-              <w:tabs>
-                <w:tab w:val="left" w:pos="407"/>
-              </w:tabs>
-              <w:rPr>
-                <w:rFonts w:ascii="Times New Roman" w:hAnsi="Times New Roman" w:cs="Times New Roman"/>
-                <w:sz w:val="28"/>
-                <w:szCs w:val="28"/>
-              </w:rPr>
-            </w:pPr>
-          </w:p>
-        </w:tc>
-        <w:tc>
-          <w:tcPr>
-            <w:tcW w:w="5812" w:type="dxa"/>
-          </w:tcPr>
-          <w:p>
-            <w:pPr>
-              <w:rPr>
-                <w:rFonts w:ascii="Times New Roman" w:hAnsi="Times New Roman" w:cs="Times New Roman"/>
-                <w:b/>
-                <w:sz w:val="28"/>
-                <w:szCs w:val="28"/>
-              </w:rPr>
-            </w:pPr>
-            <w:r>
-              <w:rPr>
-                <w:rFonts w:ascii="Times New Roman" w:hAnsi="Times New Roman" w:cs="Times New Roman"/>
-                <w:b/>
-                <w:sz w:val="28"/>
-                <w:szCs w:val="28"/>
-              </w:rPr>
-              <w:t xml:space="preserve">Письмове опитування  за посиланням (1) </w:t>
-            </w:r>
-            <w:r>
-              <w:rPr>
-                <w:rFonts w:ascii="Times New Roman" w:hAnsi="Times New Roman" w:cs="Times New Roman"/>
-                <w:b/>
-                <w:color w:val="FF0000"/>
-                <w:sz w:val="28"/>
-                <w:szCs w:val="28"/>
-              </w:rPr>
-              <w:t>https://docs.google.com/forms/d/e/1FAIpQLSfUdkbOsRfr2T0aO2B7LQtwh189_Yubxr4BTXMj_3sFPNlv7Q/viewform?usp=sf_link</w:t>
-            </w:r>
-          </w:p>
-        </w:tc>
-      </w:tr>
-      <w:tr>
-        <w:tc>
-          <w:tcPr>
-            <w:tcW w:w="1167" w:type="dxa"/>
-            <w:shd w:val="clear" w:color="auto" w:fill="FFFFFF" w:themeFill="background1"/>
-          </w:tcPr>
-          <w:p>
-            <w:pPr>
-              <w:rPr>
-                <w:rFonts w:ascii="Times New Roman" w:hAnsi="Times New Roman" w:cs="Times New Roman"/>
-                <w:sz w:val="28"/>
-                <w:szCs w:val="28"/>
-              </w:rPr>
-            </w:pPr>
-          </w:p>
-        </w:tc>
-        <w:tc>
-          <w:tcPr>
-            <w:tcW w:w="1077" w:type="dxa"/>
-            <w:shd w:val="clear" w:color="auto" w:fill="FFFFFF" w:themeFill="background1"/>
-          </w:tcPr>
-          <w:p>
-            <w:pPr>
-              <w:rPr>
-                <w:rFonts w:ascii="Times New Roman" w:hAnsi="Times New Roman" w:cs="Times New Roman"/>
-                <w:sz w:val="28"/>
-                <w:szCs w:val="28"/>
-              </w:rPr>
-            </w:pPr>
-          </w:p>
-        </w:tc>
-        <w:tc>
-          <w:tcPr>
-            <w:tcW w:w="1187" w:type="dxa"/>
-          </w:tcPr>
-          <w:p>
-            <w:pPr>
-              <w:rPr>
-                <w:rFonts w:ascii="Times New Roman" w:hAnsi="Times New Roman" w:cs="Times New Roman"/>
-                <w:sz w:val="28"/>
-                <w:szCs w:val="28"/>
-                <w:lang w:val="ru-RU"/>
-              </w:rPr>
-            </w:pPr>
-          </w:p>
-        </w:tc>
-        <w:tc>
-          <w:tcPr>
-            <w:tcW w:w="1247" w:type="dxa"/>
-          </w:tcPr>
-          <w:p>
-            <w:pPr>
-              <w:rPr>
-                <w:rFonts w:ascii="Times New Roman" w:hAnsi="Times New Roman" w:cs="Times New Roman"/>
-                <w:sz w:val="28"/>
-                <w:szCs w:val="28"/>
-                <w:lang w:val="ru-RU"/>
-              </w:rPr>
-            </w:pPr>
-          </w:p>
-        </w:tc>
-        <w:tc>
-          <w:tcPr>
-            <w:tcW w:w="1276" w:type="dxa"/>
-          </w:tcPr>
-          <w:p>
-            <w:pPr>
-              <w:rPr>
-                <w:rFonts w:ascii="Times New Roman" w:hAnsi="Times New Roman" w:cs="Times New Roman"/>
-                <w:sz w:val="28"/>
-                <w:szCs w:val="28"/>
-              </w:rPr>
-            </w:pPr>
-          </w:p>
-        </w:tc>
-        <w:tc>
-          <w:tcPr>
-            <w:tcW w:w="1276" w:type="dxa"/>
-          </w:tcPr>
-          <w:p>
-            <w:pPr>
-              <w:rPr>
-                <w:rFonts w:ascii="Times New Roman" w:hAnsi="Times New Roman" w:cs="Times New Roman"/>
-                <w:sz w:val="28"/>
-                <w:szCs w:val="28"/>
-              </w:rPr>
-            </w:pPr>
-          </w:p>
-        </w:tc>
-        <w:tc>
-          <w:tcPr>
-            <w:tcW w:w="1276" w:type="dxa"/>
-          </w:tcPr>
-          <w:p>
-            <w:pPr>
-              <w:rPr>
-                <w:rFonts w:ascii="Times New Roman" w:hAnsi="Times New Roman" w:cs="Times New Roman"/>
-                <w:b/>
-                <w:color w:val="002060"/>
-                <w:sz w:val="28"/>
-                <w:szCs w:val="28"/>
-              </w:rPr>
-            </w:pPr>
-            <w:r>
-              <w:rPr>
-                <w:rFonts w:ascii="Times New Roman" w:hAnsi="Times New Roman" w:cs="Times New Roman"/>
-                <w:b/>
-                <w:color w:val="943634" w:themeColor="accent2" w:themeShade="BF"/>
-                <w:sz w:val="28"/>
-                <w:szCs w:val="28"/>
-              </w:rPr>
-              <w:t>ПР0</w:t>
-            </w:r>
-            <w:r>
-              <w:rPr>
-                <w:rFonts w:ascii="Times New Roman" w:hAnsi="Times New Roman" w:cs="Times New Roman"/>
-                <w:b/>
-                <w:color w:val="943634" w:themeColor="accent2" w:themeShade="BF"/>
-                <w:sz w:val="28"/>
-                <w:szCs w:val="28"/>
-                <w:lang w:val="ru-RU"/>
-              </w:rPr>
-              <w:t>2</w:t>
-            </w:r>
-          </w:p>
-        </w:tc>
-        <w:tc>
-          <w:tcPr>
-            <w:tcW w:w="879" w:type="dxa"/>
+            <w:shd w:val="clear" w:color="auto" w:fill="95B3D7" w:themeFill="accent1" w:themeFillTint="99"/>
           </w:tcPr>
           <w:p>
             <w:pPr>
@@ -2699,47 +2665,18 @@
                 <w:szCs w:val="28"/>
               </w:rPr>
             </w:pPr>
-            <w:r>
-              <w:rPr>
-                <w:rFonts w:ascii="Times New Roman" w:hAnsi="Times New Roman" w:cs="Times New Roman"/>
-                <w:sz w:val="28"/>
-                <w:szCs w:val="28"/>
-              </w:rPr>
-              <w:t xml:space="preserve">Ознайомлення із засобами моделюванням програмного забезпечення за допомогою </w:t>
-            </w:r>
-            <w:r>
-              <w:rPr>
-                <w:rFonts w:ascii="Times New Roman" w:hAnsi="Times New Roman" w:cs="Times New Roman"/>
-                <w:sz w:val="28"/>
-                <w:szCs w:val="28"/>
-                <w:lang w:val="en-US"/>
-              </w:rPr>
-              <w:t>UML</w:t>
-            </w:r>
-            <w:r>
-              <w:rPr>
-                <w:rFonts w:ascii="Times New Roman" w:hAnsi="Times New Roman" w:cs="Times New Roman"/>
-                <w:sz w:val="28"/>
-                <w:szCs w:val="28"/>
-              </w:rPr>
-              <w:t>-діаграм</w:t>
-            </w:r>
-            <w:r>
-              <w:rPr>
-                <w:rFonts w:ascii="Times New Roman" w:hAnsi="Times New Roman" w:cs="Times New Roman"/>
-                <w:sz w:val="24"/>
-                <w:szCs w:val="24"/>
-              </w:rPr>
-              <w:t>.</w:t>
-            </w:r>
           </w:p>
         </w:tc>
       </w:tr>
+      <w:bookmarkEnd w:id="0"/>
       <w:tr>
+        <w:trPr>
+          <w:trHeight w:val="254"/>
+        </w:trPr>
         <w:tc>
           <w:tcPr>
             <w:tcW w:w="1167" w:type="dxa"/>
-            <w:shd w:val="clear" w:color="auto" w:fill="FFFFFF" w:themeFill="background1"/>
+            <w:shd w:val="clear" w:color="auto" w:fill="auto"/>
           </w:tcPr>
           <w:p>
             <w:pPr>
@@ -2754,7 +2691,7 @@
         <w:tc>
           <w:tcPr>
             <w:tcW w:w="1077" w:type="dxa"/>
-            <w:shd w:val="clear" w:color="auto" w:fill="FFFFFF" w:themeFill="background1"/>
+            <w:shd w:val="clear" w:color="auto" w:fill="auto"/>
           </w:tcPr>
           <w:p>
             <w:pPr>
@@ -2769,14 +2706,14 @@
         <w:tc>
           <w:tcPr>
             <w:tcW w:w="1187" w:type="dxa"/>
-          </w:tcPr>
-          <w:p>
-            <w:pPr>
-              <w:rPr>
-                <w:rFonts w:ascii="Times New Roman" w:hAnsi="Times New Roman" w:cs="Times New Roman"/>
-                <w:sz w:val="28"/>
-                <w:szCs w:val="28"/>
-                <w:lang w:val="ru-RU"/>
+            <w:shd w:val="clear" w:color="auto" w:fill="auto"/>
+          </w:tcPr>
+          <w:p>
+            <w:pPr>
+              <w:rPr>
+                <w:rFonts w:ascii="Times New Roman" w:hAnsi="Times New Roman" w:cs="Times New Roman"/>
+                <w:sz w:val="28"/>
+                <w:szCs w:val="28"/>
               </w:rPr>
             </w:pPr>
           </w:p>
@@ -2784,14 +2721,44 @@
         <w:tc>
           <w:tcPr>
             <w:tcW w:w="1247" w:type="dxa"/>
-          </w:tcPr>
-          <w:p>
-            <w:pPr>
-              <w:rPr>
-                <w:rFonts w:ascii="Times New Roman" w:hAnsi="Times New Roman" w:cs="Times New Roman"/>
-                <w:sz w:val="28"/>
-                <w:szCs w:val="28"/>
-                <w:lang w:val="ru-RU"/>
+            <w:shd w:val="clear" w:color="auto" w:fill="auto"/>
+          </w:tcPr>
+          <w:p>
+            <w:pPr>
+              <w:rPr>
+                <w:rFonts w:ascii="Times New Roman" w:hAnsi="Times New Roman" w:cs="Times New Roman"/>
+                <w:sz w:val="28"/>
+                <w:szCs w:val="28"/>
+              </w:rPr>
+            </w:pPr>
+          </w:p>
+        </w:tc>
+        <w:tc>
+          <w:tcPr>
+            <w:tcW w:w="1276" w:type="dxa"/>
+            <w:shd w:val="clear" w:color="auto" w:fill="auto"/>
+          </w:tcPr>
+          <w:p>
+            <w:pPr>
+              <w:rPr>
+                <w:rFonts w:ascii="Times New Roman" w:hAnsi="Times New Roman" w:cs="Times New Roman"/>
+                <w:sz w:val="28"/>
+                <w:szCs w:val="28"/>
+              </w:rPr>
+            </w:pPr>
+          </w:p>
+        </w:tc>
+        <w:tc>
+          <w:tcPr>
+            <w:tcW w:w="1276" w:type="dxa"/>
+            <w:shd w:val="clear" w:color="auto" w:fill="auto"/>
+          </w:tcPr>
+          <w:p>
+            <w:pPr>
+              <w:rPr>
+                <w:rFonts w:ascii="Times New Roman" w:hAnsi="Times New Roman" w:cs="Times New Roman"/>
+                <w:sz w:val="28"/>
+                <w:szCs w:val="28"/>
               </w:rPr>
             </w:pPr>
           </w:p>
@@ -2810,14 +2777,7 @@
                 <w:szCs w:val="28"/>
               </w:rPr>
             </w:pPr>
-          </w:p>
-        </w:tc>
-        <w:tc>
-          <w:tcPr>
-            <w:tcW w:w="1276" w:type="dxa"/>
-          </w:tcPr>
-          <w:p>
-            <w:pPr>
+            <w:r>
               <w:rPr>
                 <w:rFonts w:ascii="Times New Roman" w:hAnsi="Times New Roman" w:cs="Times New Roman"/>
                 <w:b/>
@@ -2825,31 +2785,7 @@
                 <w:sz w:val="28"/>
                 <w:szCs w:val="28"/>
               </w:rPr>
-            </w:pPr>
-          </w:p>
-        </w:tc>
-        <w:tc>
-          <w:tcPr>
-            <w:tcW w:w="1276" w:type="dxa"/>
-          </w:tcPr>
-          <w:p>
-            <w:pPr>
-              <w:rPr>
-                <w:rFonts w:ascii="Times New Roman" w:hAnsi="Times New Roman" w:cs="Times New Roman"/>
-                <w:b/>
-                <w:sz w:val="28"/>
-                <w:szCs w:val="28"/>
-              </w:rPr>
-            </w:pPr>
-            <w:r>
-              <w:rPr>
-                <w:rFonts w:ascii="Times New Roman" w:hAnsi="Times New Roman" w:cs="Times New Roman"/>
-                <w:b/>
-                <w:color w:val="C00000"/>
-                <w:sz w:val="28"/>
-                <w:szCs w:val="28"/>
-              </w:rPr>
-              <w:t>Л05</w:t>
+              <w:t>Л06</w:t>
             </w:r>
           </w:p>
         </w:tc>
@@ -2890,42 +2826,375 @@
             </w:pPr>
             <w:r>
               <w:rPr>
-                <w:rFonts w:ascii="Times New Roman" w:eastAsia="Calibri" w:hAnsi="Times New Roman" w:cs="Times New Roman"/>
-                <w:bCs/>
-                <w:sz w:val="28"/>
-                <w:szCs w:val="28"/>
-              </w:rPr>
-              <w:t>Засоби попереднього моделювання</w:t>
-            </w:r>
-            <w:r>
-              <w:rPr>
-                <w:bCs/>
-                <w:sz w:val="28"/>
-                <w:szCs w:val="28"/>
-              </w:rPr>
-              <w:t xml:space="preserve"> (</w:t>
-            </w:r>
-            <w:r>
-              <w:rPr>
-                <w:rFonts w:ascii="Times New Roman" w:hAnsi="Times New Roman" w:cs="Times New Roman"/>
-                <w:sz w:val="28"/>
-                <w:szCs w:val="28"/>
-                <w:lang w:val="en-US"/>
-              </w:rPr>
-              <w:t>UML</w:t>
-            </w:r>
-            <w:r>
-              <w:rPr>
-                <w:rFonts w:ascii="Times New Roman" w:hAnsi="Times New Roman" w:cs="Times New Roman"/>
-                <w:sz w:val="28"/>
-                <w:szCs w:val="28"/>
-              </w:rPr>
-              <w:t xml:space="preserve"> моделювання)</w:t>
+                <w:rFonts w:ascii="Times New Roman" w:hAnsi="Times New Roman" w:cs="Times New Roman"/>
+                <w:sz w:val="28"/>
+                <w:szCs w:val="28"/>
+              </w:rPr>
+              <w:t>Методи, засоби та інструменти програмної інженерії</w:t>
             </w:r>
           </w:p>
         </w:tc>
       </w:tr>
       <w:tr>
+        <w:trPr>
+          <w:trHeight w:val="338"/>
+        </w:trPr>
+        <w:tc>
+          <w:tcPr>
+            <w:tcW w:w="1167" w:type="dxa"/>
+            <w:shd w:val="clear" w:color="auto" w:fill="FFFFFF" w:themeFill="background1"/>
+          </w:tcPr>
+          <w:p>
+            <w:pPr>
+              <w:rPr>
+                <w:rFonts w:ascii="Times New Roman" w:hAnsi="Times New Roman" w:cs="Times New Roman"/>
+                <w:sz w:val="28"/>
+                <w:szCs w:val="28"/>
+              </w:rPr>
+            </w:pPr>
+          </w:p>
+        </w:tc>
+        <w:tc>
+          <w:tcPr>
+            <w:tcW w:w="1077" w:type="dxa"/>
+            <w:shd w:val="clear" w:color="auto" w:fill="FFFFFF" w:themeFill="background1"/>
+          </w:tcPr>
+          <w:p>
+            <w:pPr>
+              <w:rPr>
+                <w:rFonts w:ascii="Times New Roman" w:hAnsi="Times New Roman" w:cs="Times New Roman"/>
+                <w:sz w:val="28"/>
+                <w:szCs w:val="28"/>
+              </w:rPr>
+            </w:pPr>
+          </w:p>
+        </w:tc>
+        <w:tc>
+          <w:tcPr>
+            <w:tcW w:w="1187" w:type="dxa"/>
+          </w:tcPr>
+          <w:p>
+            <w:pPr>
+              <w:rPr>
+                <w:rFonts w:ascii="Times New Roman" w:hAnsi="Times New Roman" w:cs="Times New Roman"/>
+                <w:sz w:val="28"/>
+                <w:szCs w:val="28"/>
+              </w:rPr>
+            </w:pPr>
+          </w:p>
+        </w:tc>
+        <w:tc>
+          <w:tcPr>
+            <w:tcW w:w="1247" w:type="dxa"/>
+          </w:tcPr>
+          <w:p>
+            <w:pPr>
+              <w:rPr>
+                <w:rFonts w:ascii="Times New Roman" w:hAnsi="Times New Roman" w:cs="Times New Roman"/>
+                <w:sz w:val="28"/>
+                <w:szCs w:val="28"/>
+              </w:rPr>
+            </w:pPr>
+          </w:p>
+        </w:tc>
+        <w:tc>
+          <w:tcPr>
+            <w:tcW w:w="1276" w:type="dxa"/>
+          </w:tcPr>
+          <w:p>
+            <w:pPr>
+              <w:rPr>
+                <w:rFonts w:ascii="Times New Roman" w:hAnsi="Times New Roman" w:cs="Times New Roman"/>
+                <w:sz w:val="28"/>
+                <w:szCs w:val="28"/>
+              </w:rPr>
+            </w:pPr>
+          </w:p>
+        </w:tc>
+        <w:tc>
+          <w:tcPr>
+            <w:tcW w:w="1276" w:type="dxa"/>
+          </w:tcPr>
+          <w:p>
+            <w:pPr>
+              <w:rPr>
+                <w:rFonts w:ascii="Times New Roman" w:hAnsi="Times New Roman" w:cs="Times New Roman"/>
+                <w:sz w:val="28"/>
+                <w:szCs w:val="28"/>
+              </w:rPr>
+            </w:pPr>
+          </w:p>
+        </w:tc>
+        <w:tc>
+          <w:tcPr>
+            <w:tcW w:w="1276" w:type="dxa"/>
+          </w:tcPr>
+          <w:p>
+            <w:pPr>
+              <w:rPr>
+                <w:rFonts w:ascii="Times New Roman" w:hAnsi="Times New Roman" w:cs="Times New Roman"/>
+                <w:b/>
+                <w:color w:val="0070C0"/>
+                <w:sz w:val="28"/>
+                <w:szCs w:val="28"/>
+              </w:rPr>
+            </w:pPr>
+          </w:p>
+        </w:tc>
+        <w:tc>
+          <w:tcPr>
+            <w:tcW w:w="879" w:type="dxa"/>
+          </w:tcPr>
+          <w:p>
+            <w:pPr>
+              <w:tabs>
+                <w:tab w:val="left" w:pos="407"/>
+              </w:tabs>
+              <w:rPr>
+                <w:rFonts w:ascii="Times New Roman" w:hAnsi="Times New Roman" w:cs="Times New Roman"/>
+                <w:sz w:val="28"/>
+                <w:szCs w:val="28"/>
+              </w:rPr>
+            </w:pPr>
+          </w:p>
+        </w:tc>
+        <w:tc>
+          <w:tcPr>
+            <w:tcW w:w="5812" w:type="dxa"/>
+          </w:tcPr>
+          <w:p>
+            <w:pPr>
+              <w:rPr>
+                <w:rFonts w:ascii="Times New Roman" w:hAnsi="Times New Roman" w:cs="Times New Roman"/>
+                <w:b/>
+                <w:sz w:val="28"/>
+                <w:szCs w:val="28"/>
+              </w:rPr>
+            </w:pPr>
+            <w:r>
+              <w:rPr>
+                <w:rFonts w:ascii="Times New Roman" w:hAnsi="Times New Roman" w:cs="Times New Roman"/>
+                <w:b/>
+                <w:sz w:val="28"/>
+                <w:szCs w:val="28"/>
+              </w:rPr>
+              <w:t xml:space="preserve">Письмове опитування  за посиланням (1) </w:t>
+            </w:r>
+            <w:r>
+              <w:rPr>
+                <w:rFonts w:ascii="Times New Roman" w:hAnsi="Times New Roman" w:cs="Times New Roman"/>
+                <w:b/>
+                <w:color w:val="FF0000"/>
+                <w:sz w:val="28"/>
+                <w:szCs w:val="28"/>
+              </w:rPr>
+              <w:t>https://docs.google.com/forms/d/e/1FAIpQLSfUdkbOsRfr2T0aO2B7LQtwh189_Yubxr4BTXMj_3sFPNlv7Q/viewform?usp=sf_link</w:t>
+            </w:r>
+          </w:p>
+        </w:tc>
+      </w:tr>
+      <w:tr>
+        <w:tc>
+          <w:tcPr>
+            <w:tcW w:w="1167" w:type="dxa"/>
+            <w:shd w:val="clear" w:color="auto" w:fill="EAF1DD" w:themeFill="accent3" w:themeFillTint="33"/>
+          </w:tcPr>
+          <w:p>
+            <w:pPr>
+              <w:rPr>
+                <w:rFonts w:ascii="Times New Roman" w:hAnsi="Times New Roman" w:cs="Times New Roman"/>
+                <w:sz w:val="28"/>
+                <w:szCs w:val="28"/>
+              </w:rPr>
+            </w:pPr>
+          </w:p>
+        </w:tc>
+        <w:tc>
+          <w:tcPr>
+            <w:tcW w:w="1077" w:type="dxa"/>
+            <w:shd w:val="clear" w:color="auto" w:fill="EAF1DD" w:themeFill="accent3" w:themeFillTint="33"/>
+          </w:tcPr>
+          <w:p>
+            <w:pPr>
+              <w:rPr>
+                <w:rFonts w:ascii="Times New Roman" w:hAnsi="Times New Roman" w:cs="Times New Roman"/>
+                <w:sz w:val="28"/>
+                <w:szCs w:val="28"/>
+              </w:rPr>
+            </w:pPr>
+          </w:p>
+        </w:tc>
+        <w:tc>
+          <w:tcPr>
+            <w:tcW w:w="1187" w:type="dxa"/>
+            <w:shd w:val="clear" w:color="auto" w:fill="EAF1DD" w:themeFill="accent3" w:themeFillTint="33"/>
+          </w:tcPr>
+          <w:p>
+            <w:pPr>
+              <w:rPr>
+                <w:rFonts w:ascii="Times New Roman" w:hAnsi="Times New Roman" w:cs="Times New Roman"/>
+                <w:sz w:val="28"/>
+                <w:szCs w:val="28"/>
+                <w:lang w:val="ru-RU"/>
+              </w:rPr>
+            </w:pPr>
+          </w:p>
+        </w:tc>
+        <w:tc>
+          <w:tcPr>
+            <w:tcW w:w="1247" w:type="dxa"/>
+            <w:shd w:val="clear" w:color="auto" w:fill="EAF1DD" w:themeFill="accent3" w:themeFillTint="33"/>
+          </w:tcPr>
+          <w:p>
+            <w:pPr>
+              <w:rPr>
+                <w:rFonts w:ascii="Times New Roman" w:hAnsi="Times New Roman" w:cs="Times New Roman"/>
+                <w:sz w:val="28"/>
+                <w:szCs w:val="28"/>
+                <w:lang w:val="ru-RU"/>
+              </w:rPr>
+            </w:pPr>
+          </w:p>
+        </w:tc>
+        <w:tc>
+          <w:tcPr>
+            <w:tcW w:w="1276" w:type="dxa"/>
+            <w:shd w:val="clear" w:color="auto" w:fill="EAF1DD" w:themeFill="accent3" w:themeFillTint="33"/>
+          </w:tcPr>
+          <w:p>
+            <w:pPr>
+              <w:rPr>
+                <w:rFonts w:ascii="Times New Roman" w:hAnsi="Times New Roman" w:cs="Times New Roman"/>
+                <w:sz w:val="28"/>
+                <w:szCs w:val="28"/>
+              </w:rPr>
+            </w:pPr>
+          </w:p>
+        </w:tc>
+        <w:tc>
+          <w:tcPr>
+            <w:tcW w:w="1276" w:type="dxa"/>
+            <w:shd w:val="clear" w:color="auto" w:fill="EAF1DD" w:themeFill="accent3" w:themeFillTint="33"/>
+          </w:tcPr>
+          <w:p>
+            <w:pPr>
+              <w:rPr>
+                <w:rFonts w:ascii="Times New Roman" w:hAnsi="Times New Roman" w:cs="Times New Roman"/>
+                <w:sz w:val="28"/>
+                <w:szCs w:val="28"/>
+              </w:rPr>
+            </w:pPr>
+          </w:p>
+        </w:tc>
+        <w:tc>
+          <w:tcPr>
+            <w:tcW w:w="1276" w:type="dxa"/>
+          </w:tcPr>
+          <w:p>
+            <w:pPr>
+              <w:rPr>
+                <w:rFonts w:ascii="Times New Roman" w:hAnsi="Times New Roman" w:cs="Times New Roman"/>
+                <w:b/>
+                <w:color w:val="002060"/>
+                <w:sz w:val="28"/>
+                <w:szCs w:val="28"/>
+              </w:rPr>
+            </w:pPr>
+            <w:r>
+              <w:rPr>
+                <w:rFonts w:ascii="Times New Roman" w:hAnsi="Times New Roman" w:cs="Times New Roman"/>
+                <w:b/>
+                <w:color w:val="943634" w:themeColor="accent2" w:themeShade="BF"/>
+                <w:sz w:val="28"/>
+                <w:szCs w:val="28"/>
+              </w:rPr>
+              <w:t>ПР0</w:t>
+            </w:r>
+            <w:r>
+              <w:rPr>
+                <w:rFonts w:ascii="Times New Roman" w:hAnsi="Times New Roman" w:cs="Times New Roman"/>
+                <w:b/>
+                <w:color w:val="943634" w:themeColor="accent2" w:themeShade="BF"/>
+                <w:sz w:val="28"/>
+                <w:szCs w:val="28"/>
+                <w:lang w:val="ru-RU"/>
+              </w:rPr>
+              <w:t>2</w:t>
+            </w:r>
+          </w:p>
+        </w:tc>
+        <w:tc>
+          <w:tcPr>
+            <w:tcW w:w="879" w:type="dxa"/>
+          </w:tcPr>
+          <w:p>
+            <w:pPr>
+              <w:pStyle w:val="a4"/>
+              <w:numPr>
+                <w:ilvl w:val="0"/>
+                <w:numId w:val="1"/>
+              </w:numPr>
+              <w:tabs>
+                <w:tab w:val="left" w:pos="407"/>
+              </w:tabs>
+              <w:ind w:left="34" w:firstLine="0"/>
+              <w:rPr>
+                <w:rFonts w:ascii="Times New Roman" w:hAnsi="Times New Roman" w:cs="Times New Roman"/>
+                <w:sz w:val="28"/>
+                <w:szCs w:val="28"/>
+              </w:rPr>
+            </w:pPr>
+          </w:p>
+        </w:tc>
+        <w:tc>
+          <w:tcPr>
+            <w:tcW w:w="5812" w:type="dxa"/>
+          </w:tcPr>
+          <w:p>
+            <w:pPr>
+              <w:rPr>
+                <w:rFonts w:ascii="Times New Roman" w:hAnsi="Times New Roman" w:cs="Times New Roman"/>
+                <w:sz w:val="28"/>
+                <w:szCs w:val="28"/>
+              </w:rPr>
+            </w:pPr>
+            <w:r>
+              <w:rPr>
+                <w:rFonts w:ascii="Times New Roman" w:hAnsi="Times New Roman" w:cs="Times New Roman"/>
+                <w:sz w:val="28"/>
+                <w:szCs w:val="28"/>
+              </w:rPr>
+              <w:t xml:space="preserve">Ознайомлення із засобами моделюванням програмного забезпечення за допомогою </w:t>
+            </w:r>
+            <w:r>
+              <w:rPr>
+                <w:rFonts w:ascii="Times New Roman" w:hAnsi="Times New Roman" w:cs="Times New Roman"/>
+                <w:sz w:val="28"/>
+                <w:szCs w:val="28"/>
+                <w:lang w:val="en-US"/>
+              </w:rPr>
+              <w:t>UML</w:t>
+            </w:r>
+            <w:r>
+              <w:rPr>
+                <w:rFonts w:ascii="Times New Roman" w:hAnsi="Times New Roman" w:cs="Times New Roman"/>
+                <w:sz w:val="28"/>
+                <w:szCs w:val="28"/>
+              </w:rPr>
+              <w:t>-діаграм</w:t>
+            </w:r>
+            <w:r>
+              <w:rPr>
+                <w:rFonts w:ascii="Times New Roman" w:hAnsi="Times New Roman" w:cs="Times New Roman"/>
+                <w:sz w:val="24"/>
+                <w:szCs w:val="24"/>
+              </w:rPr>
+              <w:t>.</w:t>
+            </w:r>
+          </w:p>
+        </w:tc>
+      </w:tr>
+      <w:tr>
         <w:tc>
           <w:tcPr>
             <w:tcW w:w="1167" w:type="dxa"/>
@@ -3036,13 +3305,14 @@
                 <w:color w:val="C00000"/>
                 <w:sz w:val="28"/>
                 <w:szCs w:val="28"/>
-              </w:rPr>
-            </w:pPr>
-            <w:r>
-              <w:rPr>
-                <w:rFonts w:ascii="Times New Roman" w:hAnsi="Times New Roman" w:cs="Times New Roman"/>
-                <w:b/>
-                <w:color w:val="0070C0"/>
+                <w:lang w:val="en-US"/>
+              </w:rPr>
+            </w:pPr>
+            <w:r>
+              <w:rPr>
+                <w:rFonts w:ascii="Times New Roman" w:hAnsi="Times New Roman" w:cs="Times New Roman"/>
+                <w:b/>
+                <w:color w:val="00B050"/>
                 <w:sz w:val="28"/>
                 <w:szCs w:val="28"/>
                 <w:lang w:val="ru-RU"/>
@@ -3053,11 +3323,22 @@
               <w:rPr>
                 <w:rFonts w:ascii="Times New Roman" w:hAnsi="Times New Roman" w:cs="Times New Roman"/>
                 <w:b/>
-                <w:color w:val="0070C0"/>
-                <w:sz w:val="28"/>
-                <w:szCs w:val="28"/>
-              </w:rPr>
-              <w:t>Р01</w:t>
+                <w:color w:val="00B050"/>
+                <w:sz w:val="28"/>
+                <w:szCs w:val="28"/>
+              </w:rPr>
+              <w:t>Р0</w:t>
+            </w:r>
+            <w:r>
+              <w:rPr>
+                <w:rFonts w:ascii="Times New Roman" w:hAnsi="Times New Roman" w:cs="Times New Roman"/>
+                <w:b/>
+                <w:color w:val="00B050"/>
+                <w:sz w:val="28"/>
+                <w:szCs w:val="28"/>
+                <w:lang w:val="en-US"/>
+              </w:rPr>
+              <w:t>2</w:t>
             </w:r>
           </w:p>
         </w:tc>

--- a/2027/2 ІПЗ Розклад занять 2026-2027.docx
+++ b/2027/2 ІПЗ Розклад занять 2026-2027.docx
@@ -1981,6 +1981,7 @@
         <w:tc>
           <w:tcPr>
             <w:tcW w:w="1276" w:type="dxa"/>
+            <w:shd w:val="clear" w:color="auto" w:fill="auto"/>
           </w:tcPr>
           <w:p>
             <w:pPr>
@@ -2096,7 +2097,23 @@
                 <w:sz w:val="28"/>
                 <w:szCs w:val="28"/>
               </w:rPr>
-              <w:t>.09</w:t>
+              <w:t>.</w:t>
+            </w:r>
+            <w:commentRangeStart w:id="0"/>
+            <w:r>
+              <w:rPr>
+                <w:rFonts w:ascii="Times New Roman" w:hAnsi="Times New Roman" w:cs="Times New Roman"/>
+                <w:sz w:val="28"/>
+                <w:szCs w:val="28"/>
+              </w:rPr>
+              <w:t>09</w:t>
+            </w:r>
+            <w:commentRangeEnd w:id="0"/>
+            <w:r>
+              <w:rPr>
+                <w:rStyle w:val="a7"/>
+              </w:rPr>
+              <w:commentReference w:id="0"/>
             </w:r>
           </w:p>
         </w:tc>
@@ -2512,7 +2529,7 @@
                 <w:sz w:val="28"/>
                 <w:szCs w:val="28"/>
               </w:rPr>
-              <w:t>Інженерія вимог та засоби попереднього моделювання, UML моделювання.</w:t>
+              <w:t>Інженерія вимог та засоби попереднього моделювання. UML моделювання.</w:t>
             </w:r>
           </w:p>
         </w:tc>
@@ -2521,24 +2538,32 @@
         <w:tc>
           <w:tcPr>
             <w:tcW w:w="1167" w:type="dxa"/>
-            <w:shd w:val="clear" w:color="auto" w:fill="95B3D7" w:themeFill="accent1" w:themeFillTint="99"/>
-          </w:tcPr>
-          <w:p>
-            <w:pPr>
-              <w:rPr>
-                <w:rFonts w:ascii="Times New Roman" w:hAnsi="Times New Roman" w:cs="Times New Roman"/>
-                <w:sz w:val="28"/>
-                <w:szCs w:val="28"/>
-                <w:lang w:val="en-US"/>
-              </w:rPr>
-            </w:pPr>
-            <w:bookmarkStart w:id="0" w:name="_GoBack" w:colFirst="0" w:colLast="7"/>
+            <w:shd w:val="clear" w:color="auto" w:fill="auto"/>
+          </w:tcPr>
+          <w:p>
+            <w:pPr>
+              <w:rPr>
+                <w:rFonts w:ascii="Times New Roman" w:hAnsi="Times New Roman" w:cs="Times New Roman"/>
+                <w:sz w:val="28"/>
+                <w:szCs w:val="28"/>
+                <w:lang w:val="ru-RU"/>
+              </w:rPr>
+            </w:pPr>
+            <w:r>
+              <w:rPr>
+                <w:rFonts w:ascii="Times New Roman" w:hAnsi="Times New Roman" w:cs="Times New Roman"/>
+                <w:sz w:val="28"/>
+                <w:szCs w:val="28"/>
+                <w:lang w:val="ru-RU"/>
+              </w:rPr>
+              <w:t>12.10</w:t>
+            </w:r>
           </w:p>
         </w:tc>
         <w:tc>
           <w:tcPr>
             <w:tcW w:w="1077" w:type="dxa"/>
-            <w:shd w:val="clear" w:color="auto" w:fill="95B3D7" w:themeFill="accent1" w:themeFillTint="99"/>
+            <w:shd w:val="clear" w:color="auto" w:fill="auto"/>
           </w:tcPr>
           <w:p>
             <w:pPr>
@@ -2553,69 +2578,87 @@
         <w:tc>
           <w:tcPr>
             <w:tcW w:w="1187" w:type="dxa"/>
-            <w:shd w:val="clear" w:color="auto" w:fill="95B3D7" w:themeFill="accent1" w:themeFillTint="99"/>
-          </w:tcPr>
-          <w:p>
-            <w:pPr>
-              <w:rPr>
-                <w:rFonts w:ascii="Times New Roman" w:hAnsi="Times New Roman" w:cs="Times New Roman"/>
-                <w:sz w:val="28"/>
-                <w:szCs w:val="28"/>
-                <w:lang w:val="en-US"/>
-              </w:rPr>
-            </w:pPr>
+            <w:shd w:val="clear" w:color="auto" w:fill="auto"/>
+          </w:tcPr>
+          <w:p>
+            <w:pPr>
+              <w:rPr>
+                <w:rFonts w:ascii="Times New Roman" w:hAnsi="Times New Roman" w:cs="Times New Roman"/>
+                <w:sz w:val="28"/>
+                <w:szCs w:val="28"/>
+                <w:lang w:val="ru-RU"/>
+              </w:rPr>
+            </w:pPr>
+            <w:r>
+              <w:rPr>
+                <w:rFonts w:ascii="Times New Roman" w:hAnsi="Times New Roman" w:cs="Times New Roman"/>
+                <w:sz w:val="28"/>
+                <w:szCs w:val="28"/>
+                <w:lang w:val="ru-RU"/>
+              </w:rPr>
+              <w:t>12.10</w:t>
+            </w:r>
           </w:p>
         </w:tc>
         <w:tc>
           <w:tcPr>
             <w:tcW w:w="1247" w:type="dxa"/>
-            <w:shd w:val="clear" w:color="auto" w:fill="95B3D7" w:themeFill="accent1" w:themeFillTint="99"/>
-          </w:tcPr>
-          <w:p>
-            <w:pPr>
-              <w:rPr>
-                <w:rFonts w:ascii="Times New Roman" w:hAnsi="Times New Roman" w:cs="Times New Roman"/>
-                <w:sz w:val="28"/>
-                <w:szCs w:val="28"/>
-              </w:rPr>
-            </w:pPr>
-          </w:p>
-        </w:tc>
-        <w:tc>
-          <w:tcPr>
-            <w:tcW w:w="1276" w:type="dxa"/>
-            <w:shd w:val="clear" w:color="auto" w:fill="95B3D7" w:themeFill="accent1" w:themeFillTint="99"/>
-          </w:tcPr>
-          <w:p>
-            <w:pPr>
-              <w:rPr>
-                <w:rFonts w:ascii="Times New Roman" w:hAnsi="Times New Roman" w:cs="Times New Roman"/>
-                <w:sz w:val="28"/>
-                <w:szCs w:val="28"/>
-                <w:lang w:val="en-US"/>
-              </w:rPr>
-            </w:pPr>
-          </w:p>
-        </w:tc>
-        <w:tc>
-          <w:tcPr>
-            <w:tcW w:w="1276" w:type="dxa"/>
-            <w:shd w:val="clear" w:color="auto" w:fill="95B3D7" w:themeFill="accent1" w:themeFillTint="99"/>
-          </w:tcPr>
-          <w:p>
-            <w:pPr>
-              <w:rPr>
-                <w:rFonts w:ascii="Times New Roman" w:hAnsi="Times New Roman" w:cs="Times New Roman"/>
-                <w:sz w:val="28"/>
-                <w:szCs w:val="28"/>
-              </w:rPr>
-            </w:pPr>
-          </w:p>
-        </w:tc>
-        <w:tc>
-          <w:tcPr>
-            <w:tcW w:w="1276" w:type="dxa"/>
-            <w:shd w:val="clear" w:color="auto" w:fill="95B3D7" w:themeFill="accent1" w:themeFillTint="99"/>
+            <w:shd w:val="clear" w:color="auto" w:fill="auto"/>
+          </w:tcPr>
+          <w:p>
+            <w:pPr>
+              <w:rPr>
+                <w:rFonts w:ascii="Times New Roman" w:hAnsi="Times New Roman" w:cs="Times New Roman"/>
+                <w:sz w:val="28"/>
+                <w:szCs w:val="28"/>
+              </w:rPr>
+            </w:pPr>
+          </w:p>
+        </w:tc>
+        <w:tc>
+          <w:tcPr>
+            <w:tcW w:w="1276" w:type="dxa"/>
+            <w:shd w:val="clear" w:color="auto" w:fill="auto"/>
+          </w:tcPr>
+          <w:p>
+            <w:pPr>
+              <w:rPr>
+                <w:rFonts w:ascii="Times New Roman" w:hAnsi="Times New Roman" w:cs="Times New Roman"/>
+                <w:sz w:val="28"/>
+                <w:szCs w:val="28"/>
+                <w:lang w:val="ru-RU"/>
+              </w:rPr>
+            </w:pPr>
+            <w:r>
+              <w:rPr>
+                <w:rFonts w:ascii="Times New Roman" w:hAnsi="Times New Roman" w:cs="Times New Roman"/>
+                <w:sz w:val="28"/>
+                <w:szCs w:val="28"/>
+                <w:lang w:val="ru-RU"/>
+              </w:rPr>
+              <w:t>12.10</w:t>
+            </w:r>
+          </w:p>
+        </w:tc>
+        <w:tc>
+          <w:tcPr>
+            <w:tcW w:w="1276" w:type="dxa"/>
+            <w:shd w:val="clear" w:color="auto" w:fill="auto"/>
+          </w:tcPr>
+          <w:p>
+            <w:pPr>
+              <w:rPr>
+                <w:rFonts w:ascii="Times New Roman" w:hAnsi="Times New Roman" w:cs="Times New Roman"/>
+                <w:sz w:val="28"/>
+                <w:szCs w:val="28"/>
+              </w:rPr>
+            </w:pPr>
+          </w:p>
+        </w:tc>
+        <w:tc>
+          <w:tcPr>
+            <w:tcW w:w="1276" w:type="dxa"/>
+            <w:shd w:val="clear" w:color="auto" w:fill="auto"/>
           </w:tcPr>
           <w:p>
             <w:pPr>
@@ -2627,12 +2670,22 @@
                 <w:szCs w:val="28"/>
               </w:rPr>
             </w:pPr>
+            <w:r>
+              <w:rPr>
+                <w:rFonts w:ascii="Times New Roman" w:hAnsi="Times New Roman" w:cs="Times New Roman"/>
+                <w:b/>
+                <w:color w:val="C00000"/>
+                <w:sz w:val="28"/>
+                <w:szCs w:val="28"/>
+              </w:rPr>
+              <w:t>Л06</w:t>
+            </w:r>
           </w:p>
         </w:tc>
         <w:tc>
           <w:tcPr>
             <w:tcW w:w="879" w:type="dxa"/>
-            <w:shd w:val="clear" w:color="auto" w:fill="95B3D7" w:themeFill="accent1" w:themeFillTint="99"/>
+            <w:shd w:val="clear" w:color="auto" w:fill="auto"/>
           </w:tcPr>
           <w:p>
             <w:pPr>
@@ -2656,19 +2709,37 @@
         <w:tc>
           <w:tcPr>
             <w:tcW w:w="5812" w:type="dxa"/>
-          </w:tcPr>
-          <w:p>
-            <w:pPr>
-              <w:rPr>
-                <w:rFonts w:ascii="Times New Roman" w:hAnsi="Times New Roman" w:cs="Times New Roman"/>
-                <w:sz w:val="28"/>
-                <w:szCs w:val="28"/>
-              </w:rPr>
-            </w:pPr>
+            <w:shd w:val="clear" w:color="auto" w:fill="auto"/>
+          </w:tcPr>
+          <w:p>
+            <w:pPr>
+              <w:rPr>
+                <w:rFonts w:ascii="Times New Roman" w:hAnsi="Times New Roman" w:cs="Times New Roman"/>
+                <w:sz w:val="28"/>
+                <w:szCs w:val="28"/>
+                <w:lang w:val="ru-RU"/>
+              </w:rPr>
+            </w:pPr>
+            <w:r>
+              <w:rPr>
+                <w:rFonts w:ascii="Times New Roman" w:hAnsi="Times New Roman" w:cs="Times New Roman"/>
+                <w:sz w:val="28"/>
+                <w:szCs w:val="28"/>
+              </w:rPr>
+              <w:t>Види UML діаграм та способи їх використання</w:t>
+            </w:r>
+            <w:r>
+              <w:rPr>
+                <w:rFonts w:ascii="Times New Roman" w:hAnsi="Times New Roman" w:cs="Times New Roman"/>
+                <w:sz w:val="28"/>
+                <w:szCs w:val="28"/>
+                <w:lang w:val="ru-RU"/>
+              </w:rPr>
+              <w:t xml:space="preserve"> </w:t>
+            </w:r>
           </w:p>
         </w:tc>
       </w:tr>
-      <w:bookmarkEnd w:id="0"/>
       <w:tr>
         <w:trPr>
           <w:trHeight w:val="254"/>
@@ -2686,6 +2757,14 @@
                 <w:szCs w:val="28"/>
               </w:rPr>
             </w:pPr>
+            <w:r>
+              <w:rPr>
+                <w:rFonts w:ascii="Times New Roman" w:hAnsi="Times New Roman" w:cs="Times New Roman"/>
+                <w:sz w:val="28"/>
+                <w:szCs w:val="28"/>
+              </w:rPr>
+              <w:t>14.10</w:t>
+            </w:r>
           </w:p>
         </w:tc>
         <w:tc>
@@ -2716,6 +2795,14 @@
                 <w:szCs w:val="28"/>
               </w:rPr>
             </w:pPr>
+            <w:r>
+              <w:rPr>
+                <w:rFonts w:ascii="Times New Roman" w:hAnsi="Times New Roman" w:cs="Times New Roman"/>
+                <w:sz w:val="28"/>
+                <w:szCs w:val="28"/>
+              </w:rPr>
+              <w:t>14.10</w:t>
+            </w:r>
           </w:p>
         </w:tc>
         <w:tc>
@@ -2746,6 +2833,14 @@
                 <w:szCs w:val="28"/>
               </w:rPr>
             </w:pPr>
+            <w:r>
+              <w:rPr>
+                <w:rFonts w:ascii="Times New Roman" w:hAnsi="Times New Roman" w:cs="Times New Roman"/>
+                <w:sz w:val="28"/>
+                <w:szCs w:val="28"/>
+              </w:rPr>
+              <w:t>14.10</w:t>
+            </w:r>
           </w:p>
         </w:tc>
         <w:tc>
@@ -2785,7 +2880,7 @@
                 <w:sz w:val="28"/>
                 <w:szCs w:val="28"/>
               </w:rPr>
-              <w:t>Л06</w:t>
+              <w:t>Л07</w:t>
             </w:r>
           </w:p>
         </w:tc>
@@ -2824,302 +2919,219 @@
                 <w:szCs w:val="28"/>
               </w:rPr>
             </w:pPr>
-            <w:r>
-              <w:rPr>
-                <w:rFonts w:ascii="Times New Roman" w:hAnsi="Times New Roman" w:cs="Times New Roman"/>
-                <w:sz w:val="28"/>
-                <w:szCs w:val="28"/>
-              </w:rPr>
-              <w:t>Методи, засоби та інструменти програмної інженерії</w:t>
+            <w:proofErr w:type="spellStart"/>
+            <w:r>
+              <w:rPr>
+                <w:rFonts w:ascii="Times New Roman" w:hAnsi="Times New Roman" w:cs="Times New Roman"/>
+                <w:sz w:val="28"/>
+                <w:szCs w:val="28"/>
+              </w:rPr>
+              <w:t>Проєктування</w:t>
+            </w:r>
+            <w:proofErr w:type="spellEnd"/>
+            <w:r>
+              <w:rPr>
+                <w:rFonts w:ascii="Times New Roman" w:hAnsi="Times New Roman" w:cs="Times New Roman"/>
+                <w:sz w:val="28"/>
+                <w:szCs w:val="28"/>
+              </w:rPr>
+              <w:t xml:space="preserve"> архітектури ПЗ та UML</w:t>
             </w:r>
           </w:p>
         </w:tc>
       </w:tr>
       <w:tr>
         <w:trPr>
-          <w:trHeight w:val="338"/>
+          <w:trHeight w:val="254"/>
         </w:trPr>
         <w:tc>
           <w:tcPr>
             <w:tcW w:w="1167" w:type="dxa"/>
-            <w:shd w:val="clear" w:color="auto" w:fill="FFFFFF" w:themeFill="background1"/>
-          </w:tcPr>
-          <w:p>
-            <w:pPr>
-              <w:rPr>
-                <w:rFonts w:ascii="Times New Roman" w:hAnsi="Times New Roman" w:cs="Times New Roman"/>
-                <w:sz w:val="28"/>
-                <w:szCs w:val="28"/>
-              </w:rPr>
-            </w:pPr>
+            <w:shd w:val="clear" w:color="auto" w:fill="auto"/>
+          </w:tcPr>
+          <w:p>
+            <w:pPr>
+              <w:rPr>
+                <w:rFonts w:ascii="Times New Roman" w:hAnsi="Times New Roman" w:cs="Times New Roman"/>
+                <w:sz w:val="28"/>
+                <w:szCs w:val="28"/>
+              </w:rPr>
+            </w:pPr>
+            <w:r>
+              <w:rPr>
+                <w:rFonts w:ascii="Times New Roman" w:hAnsi="Times New Roman" w:cs="Times New Roman"/>
+                <w:sz w:val="28"/>
+                <w:szCs w:val="28"/>
+                <w:lang w:val="en-US"/>
+              </w:rPr>
+              <w:t>16</w:t>
+            </w:r>
+            <w:r>
+              <w:rPr>
+                <w:rFonts w:ascii="Times New Roman" w:hAnsi="Times New Roman" w:cs="Times New Roman"/>
+                <w:sz w:val="28"/>
+                <w:szCs w:val="28"/>
+              </w:rPr>
+              <w:t>.10</w:t>
+            </w:r>
           </w:p>
         </w:tc>
         <w:tc>
           <w:tcPr>
             <w:tcW w:w="1077" w:type="dxa"/>
-            <w:shd w:val="clear" w:color="auto" w:fill="FFFFFF" w:themeFill="background1"/>
-          </w:tcPr>
-          <w:p>
-            <w:pPr>
-              <w:rPr>
-                <w:rFonts w:ascii="Times New Roman" w:hAnsi="Times New Roman" w:cs="Times New Roman"/>
-                <w:sz w:val="28"/>
-                <w:szCs w:val="28"/>
-              </w:rPr>
-            </w:pPr>
+            <w:shd w:val="clear" w:color="auto" w:fill="auto"/>
+          </w:tcPr>
+          <w:p>
+            <w:pPr>
+              <w:rPr>
+                <w:rFonts w:ascii="Times New Roman" w:hAnsi="Times New Roman" w:cs="Times New Roman"/>
+                <w:sz w:val="28"/>
+                <w:szCs w:val="28"/>
+              </w:rPr>
+            </w:pPr>
+            <w:r>
+              <w:rPr>
+                <w:rFonts w:ascii="Times New Roman" w:hAnsi="Times New Roman" w:cs="Times New Roman"/>
+                <w:sz w:val="28"/>
+                <w:szCs w:val="28"/>
+              </w:rPr>
+              <w:t>26.10</w:t>
+            </w:r>
           </w:p>
         </w:tc>
         <w:tc>
           <w:tcPr>
             <w:tcW w:w="1187" w:type="dxa"/>
-          </w:tcPr>
-          <w:p>
-            <w:pPr>
-              <w:rPr>
-                <w:rFonts w:ascii="Times New Roman" w:hAnsi="Times New Roman" w:cs="Times New Roman"/>
-                <w:sz w:val="28"/>
-                <w:szCs w:val="28"/>
-              </w:rPr>
-            </w:pPr>
+            <w:shd w:val="clear" w:color="auto" w:fill="auto"/>
+          </w:tcPr>
+          <w:p>
+            <w:pPr>
+              <w:rPr>
+                <w:rFonts w:ascii="Times New Roman" w:hAnsi="Times New Roman" w:cs="Times New Roman"/>
+                <w:sz w:val="28"/>
+                <w:szCs w:val="28"/>
+              </w:rPr>
+            </w:pPr>
+            <w:r>
+              <w:rPr>
+                <w:rFonts w:ascii="Times New Roman" w:hAnsi="Times New Roman" w:cs="Times New Roman"/>
+                <w:sz w:val="28"/>
+                <w:szCs w:val="28"/>
+                <w:lang w:val="en-US"/>
+              </w:rPr>
+              <w:t>16</w:t>
+            </w:r>
+            <w:r>
+              <w:rPr>
+                <w:rFonts w:ascii="Times New Roman" w:hAnsi="Times New Roman" w:cs="Times New Roman"/>
+                <w:sz w:val="28"/>
+                <w:szCs w:val="28"/>
+              </w:rPr>
+              <w:t>.10</w:t>
+            </w:r>
           </w:p>
         </w:tc>
         <w:tc>
           <w:tcPr>
             <w:tcW w:w="1247" w:type="dxa"/>
-          </w:tcPr>
-          <w:p>
-            <w:pPr>
-              <w:rPr>
-                <w:rFonts w:ascii="Times New Roman" w:hAnsi="Times New Roman" w:cs="Times New Roman"/>
-                <w:sz w:val="28"/>
-                <w:szCs w:val="28"/>
-              </w:rPr>
-            </w:pPr>
-          </w:p>
-        </w:tc>
-        <w:tc>
-          <w:tcPr>
-            <w:tcW w:w="1276" w:type="dxa"/>
-          </w:tcPr>
-          <w:p>
-            <w:pPr>
-              <w:rPr>
-                <w:rFonts w:ascii="Times New Roman" w:hAnsi="Times New Roman" w:cs="Times New Roman"/>
-                <w:sz w:val="28"/>
-                <w:szCs w:val="28"/>
-              </w:rPr>
-            </w:pPr>
-          </w:p>
-        </w:tc>
-        <w:tc>
-          <w:tcPr>
-            <w:tcW w:w="1276" w:type="dxa"/>
-          </w:tcPr>
-          <w:p>
-            <w:pPr>
-              <w:rPr>
-                <w:rFonts w:ascii="Times New Roman" w:hAnsi="Times New Roman" w:cs="Times New Roman"/>
-                <w:sz w:val="28"/>
-                <w:szCs w:val="28"/>
-              </w:rPr>
-            </w:pPr>
-          </w:p>
-        </w:tc>
-        <w:tc>
-          <w:tcPr>
-            <w:tcW w:w="1276" w:type="dxa"/>
-          </w:tcPr>
-          <w:p>
-            <w:pPr>
-              <w:rPr>
-                <w:rFonts w:ascii="Times New Roman" w:hAnsi="Times New Roman" w:cs="Times New Roman"/>
-                <w:b/>
-                <w:color w:val="0070C0"/>
-                <w:sz w:val="28"/>
-                <w:szCs w:val="28"/>
-              </w:rPr>
-            </w:pPr>
-          </w:p>
-        </w:tc>
-        <w:tc>
-          <w:tcPr>
-            <w:tcW w:w="879" w:type="dxa"/>
-          </w:tcPr>
-          <w:p>
-            <w:pPr>
-              <w:tabs>
-                <w:tab w:val="left" w:pos="407"/>
-              </w:tabs>
-              <w:rPr>
-                <w:rFonts w:ascii="Times New Roman" w:hAnsi="Times New Roman" w:cs="Times New Roman"/>
-                <w:sz w:val="28"/>
-                <w:szCs w:val="28"/>
-              </w:rPr>
-            </w:pPr>
-          </w:p>
-        </w:tc>
-        <w:tc>
-          <w:tcPr>
-            <w:tcW w:w="5812" w:type="dxa"/>
-          </w:tcPr>
-          <w:p>
-            <w:pPr>
-              <w:rPr>
-                <w:rFonts w:ascii="Times New Roman" w:hAnsi="Times New Roman" w:cs="Times New Roman"/>
-                <w:b/>
-                <w:sz w:val="28"/>
-                <w:szCs w:val="28"/>
-              </w:rPr>
-            </w:pPr>
-            <w:r>
-              <w:rPr>
-                <w:rFonts w:ascii="Times New Roman" w:hAnsi="Times New Roman" w:cs="Times New Roman"/>
-                <w:b/>
-                <w:sz w:val="28"/>
-                <w:szCs w:val="28"/>
-              </w:rPr>
-              <w:t xml:space="preserve">Письмове опитування  за посиланням (1) </w:t>
-            </w:r>
-            <w:r>
-              <w:rPr>
-                <w:rFonts w:ascii="Times New Roman" w:hAnsi="Times New Roman" w:cs="Times New Roman"/>
-                <w:b/>
-                <w:color w:val="FF0000"/>
-                <w:sz w:val="28"/>
-                <w:szCs w:val="28"/>
-              </w:rPr>
-              <w:t>https://docs.google.com/forms/d/e/1FAIpQLSfUdkbOsRfr2T0aO2B7LQtwh189_Yubxr4BTXMj_3sFPNlv7Q/viewform?usp=sf_link</w:t>
-            </w:r>
-          </w:p>
-        </w:tc>
-      </w:tr>
-      <w:tr>
-        <w:tc>
-          <w:tcPr>
-            <w:tcW w:w="1167" w:type="dxa"/>
-            <w:shd w:val="clear" w:color="auto" w:fill="EAF1DD" w:themeFill="accent3" w:themeFillTint="33"/>
-          </w:tcPr>
-          <w:p>
-            <w:pPr>
-              <w:rPr>
-                <w:rFonts w:ascii="Times New Roman" w:hAnsi="Times New Roman" w:cs="Times New Roman"/>
-                <w:sz w:val="28"/>
-                <w:szCs w:val="28"/>
-              </w:rPr>
-            </w:pPr>
-          </w:p>
-        </w:tc>
-        <w:tc>
-          <w:tcPr>
-            <w:tcW w:w="1077" w:type="dxa"/>
-            <w:shd w:val="clear" w:color="auto" w:fill="EAF1DD" w:themeFill="accent3" w:themeFillTint="33"/>
-          </w:tcPr>
-          <w:p>
-            <w:pPr>
-              <w:rPr>
-                <w:rFonts w:ascii="Times New Roman" w:hAnsi="Times New Roman" w:cs="Times New Roman"/>
-                <w:sz w:val="28"/>
-                <w:szCs w:val="28"/>
-              </w:rPr>
-            </w:pPr>
-          </w:p>
-        </w:tc>
-        <w:tc>
-          <w:tcPr>
-            <w:tcW w:w="1187" w:type="dxa"/>
-            <w:shd w:val="clear" w:color="auto" w:fill="EAF1DD" w:themeFill="accent3" w:themeFillTint="33"/>
-          </w:tcPr>
-          <w:p>
-            <w:pPr>
-              <w:rPr>
-                <w:rFonts w:ascii="Times New Roman" w:hAnsi="Times New Roman" w:cs="Times New Roman"/>
-                <w:sz w:val="28"/>
-                <w:szCs w:val="28"/>
-                <w:lang w:val="ru-RU"/>
-              </w:rPr>
-            </w:pPr>
-          </w:p>
-        </w:tc>
-        <w:tc>
-          <w:tcPr>
-            <w:tcW w:w="1247" w:type="dxa"/>
-            <w:shd w:val="clear" w:color="auto" w:fill="EAF1DD" w:themeFill="accent3" w:themeFillTint="33"/>
-          </w:tcPr>
-          <w:p>
-            <w:pPr>
-              <w:rPr>
-                <w:rFonts w:ascii="Times New Roman" w:hAnsi="Times New Roman" w:cs="Times New Roman"/>
-                <w:sz w:val="28"/>
-                <w:szCs w:val="28"/>
-                <w:lang w:val="ru-RU"/>
-              </w:rPr>
-            </w:pPr>
-          </w:p>
-        </w:tc>
-        <w:tc>
-          <w:tcPr>
-            <w:tcW w:w="1276" w:type="dxa"/>
-            <w:shd w:val="clear" w:color="auto" w:fill="EAF1DD" w:themeFill="accent3" w:themeFillTint="33"/>
-          </w:tcPr>
-          <w:p>
-            <w:pPr>
-              <w:rPr>
-                <w:rFonts w:ascii="Times New Roman" w:hAnsi="Times New Roman" w:cs="Times New Roman"/>
-                <w:sz w:val="28"/>
-                <w:szCs w:val="28"/>
-              </w:rPr>
-            </w:pPr>
-          </w:p>
-        </w:tc>
-        <w:tc>
-          <w:tcPr>
-            <w:tcW w:w="1276" w:type="dxa"/>
-            <w:shd w:val="clear" w:color="auto" w:fill="EAF1DD" w:themeFill="accent3" w:themeFillTint="33"/>
-          </w:tcPr>
-          <w:p>
-            <w:pPr>
-              <w:rPr>
-                <w:rFonts w:ascii="Times New Roman" w:hAnsi="Times New Roman" w:cs="Times New Roman"/>
-                <w:sz w:val="28"/>
-                <w:szCs w:val="28"/>
-              </w:rPr>
-            </w:pPr>
-          </w:p>
-        </w:tc>
-        <w:tc>
-          <w:tcPr>
-            <w:tcW w:w="1276" w:type="dxa"/>
-          </w:tcPr>
-          <w:p>
-            <w:pPr>
-              <w:rPr>
-                <w:rFonts w:ascii="Times New Roman" w:hAnsi="Times New Roman" w:cs="Times New Roman"/>
-                <w:b/>
-                <w:color w:val="002060"/>
-                <w:sz w:val="28"/>
-                <w:szCs w:val="28"/>
-              </w:rPr>
-            </w:pPr>
-            <w:r>
-              <w:rPr>
-                <w:rFonts w:ascii="Times New Roman" w:hAnsi="Times New Roman" w:cs="Times New Roman"/>
-                <w:b/>
-                <w:color w:val="943634" w:themeColor="accent2" w:themeShade="BF"/>
-                <w:sz w:val="28"/>
-                <w:szCs w:val="28"/>
-              </w:rPr>
-              <w:t>ПР0</w:t>
-            </w:r>
-            <w:r>
-              <w:rPr>
-                <w:rFonts w:ascii="Times New Roman" w:hAnsi="Times New Roman" w:cs="Times New Roman"/>
-                <w:b/>
-                <w:color w:val="943634" w:themeColor="accent2" w:themeShade="BF"/>
-                <w:sz w:val="28"/>
-                <w:szCs w:val="28"/>
-                <w:lang w:val="ru-RU"/>
-              </w:rPr>
-              <w:t>2</w:t>
+            <w:shd w:val="clear" w:color="auto" w:fill="auto"/>
+          </w:tcPr>
+          <w:p>
+            <w:pPr>
+              <w:rPr>
+                <w:rFonts w:ascii="Times New Roman" w:hAnsi="Times New Roman" w:cs="Times New Roman"/>
+                <w:sz w:val="28"/>
+                <w:szCs w:val="28"/>
+              </w:rPr>
+            </w:pPr>
+            <w:r>
+              <w:rPr>
+                <w:rFonts w:ascii="Times New Roman" w:hAnsi="Times New Roman" w:cs="Times New Roman"/>
+                <w:sz w:val="28"/>
+                <w:szCs w:val="28"/>
+              </w:rPr>
+              <w:t>26.10</w:t>
+            </w:r>
+          </w:p>
+        </w:tc>
+        <w:tc>
+          <w:tcPr>
+            <w:tcW w:w="1276" w:type="dxa"/>
+            <w:shd w:val="clear" w:color="auto" w:fill="auto"/>
+          </w:tcPr>
+          <w:p>
+            <w:pPr>
+              <w:rPr>
+                <w:rFonts w:ascii="Times New Roman" w:hAnsi="Times New Roman" w:cs="Times New Roman"/>
+                <w:sz w:val="28"/>
+                <w:szCs w:val="28"/>
+              </w:rPr>
+            </w:pPr>
+            <w:r>
+              <w:rPr>
+                <w:rFonts w:ascii="Times New Roman" w:hAnsi="Times New Roman" w:cs="Times New Roman"/>
+                <w:sz w:val="28"/>
+                <w:szCs w:val="28"/>
+                <w:lang w:val="en-US"/>
+              </w:rPr>
+              <w:t>16</w:t>
+            </w:r>
+            <w:r>
+              <w:rPr>
+                <w:rFonts w:ascii="Times New Roman" w:hAnsi="Times New Roman" w:cs="Times New Roman"/>
+                <w:sz w:val="28"/>
+                <w:szCs w:val="28"/>
+              </w:rPr>
+              <w:t>.10</w:t>
+            </w:r>
+          </w:p>
+        </w:tc>
+        <w:tc>
+          <w:tcPr>
+            <w:tcW w:w="1276" w:type="dxa"/>
+            <w:shd w:val="clear" w:color="auto" w:fill="auto"/>
+          </w:tcPr>
+          <w:p>
+            <w:pPr>
+              <w:rPr>
+                <w:rFonts w:ascii="Times New Roman" w:hAnsi="Times New Roman" w:cs="Times New Roman"/>
+                <w:sz w:val="28"/>
+                <w:szCs w:val="28"/>
+              </w:rPr>
+            </w:pPr>
+            <w:r>
+              <w:rPr>
+                <w:rFonts w:ascii="Times New Roman" w:hAnsi="Times New Roman" w:cs="Times New Roman"/>
+                <w:sz w:val="28"/>
+                <w:szCs w:val="28"/>
+              </w:rPr>
+              <w:t>26.10</w:t>
+            </w:r>
+          </w:p>
+        </w:tc>
+        <w:tc>
+          <w:tcPr>
+            <w:tcW w:w="1276" w:type="dxa"/>
+          </w:tcPr>
+          <w:p>
+            <w:pPr>
+              <w:rPr>
+                <w:rFonts w:ascii="Times New Roman" w:hAnsi="Times New Roman" w:cs="Times New Roman"/>
+                <w:b/>
+                <w:color w:val="C00000"/>
+                <w:sz w:val="28"/>
+                <w:szCs w:val="28"/>
+              </w:rPr>
+            </w:pPr>
+            <w:r>
+              <w:rPr>
+                <w:rFonts w:ascii="Times New Roman" w:hAnsi="Times New Roman" w:cs="Times New Roman"/>
+                <w:b/>
+                <w:color w:val="00B050"/>
+                <w:sz w:val="28"/>
+                <w:szCs w:val="28"/>
+              </w:rPr>
+              <w:t>ЛР02</w:t>
             </w:r>
           </w:p>
         </w:tc>
@@ -3164,37 +3176,209 @@
                 <w:sz w:val="28"/>
                 <w:szCs w:val="28"/>
               </w:rPr>
-              <w:t xml:space="preserve">Ознайомлення із засобами моделюванням програмного забезпечення за допомогою </w:t>
-            </w:r>
-            <w:r>
-              <w:rPr>
-                <w:rFonts w:ascii="Times New Roman" w:hAnsi="Times New Roman" w:cs="Times New Roman"/>
-                <w:sz w:val="28"/>
-                <w:szCs w:val="28"/>
-                <w:lang w:val="en-US"/>
-              </w:rPr>
-              <w:t>UML</w:t>
-            </w:r>
-            <w:r>
-              <w:rPr>
-                <w:rFonts w:ascii="Times New Roman" w:hAnsi="Times New Roman" w:cs="Times New Roman"/>
-                <w:sz w:val="28"/>
-                <w:szCs w:val="28"/>
-              </w:rPr>
-              <w:t>-діаграм</w:t>
-            </w:r>
-            <w:r>
-              <w:rPr>
-                <w:rFonts w:ascii="Times New Roman" w:hAnsi="Times New Roman" w:cs="Times New Roman"/>
-                <w:sz w:val="24"/>
-                <w:szCs w:val="24"/>
-              </w:rPr>
-              <w:t>.</w:t>
+              <w:t>Моделювання статичної структури програмної системи засобами діаграм класів</w:t>
             </w:r>
           </w:p>
         </w:tc>
       </w:tr>
       <w:tr>
+        <w:trPr>
+          <w:trHeight w:val="338"/>
+        </w:trPr>
+        <w:tc>
+          <w:tcPr>
+            <w:tcW w:w="1167" w:type="dxa"/>
+            <w:shd w:val="clear" w:color="auto" w:fill="FFFFFF" w:themeFill="background1"/>
+          </w:tcPr>
+          <w:p>
+            <w:pPr>
+              <w:rPr>
+                <w:rFonts w:ascii="Times New Roman" w:hAnsi="Times New Roman" w:cs="Times New Roman"/>
+                <w:sz w:val="28"/>
+                <w:szCs w:val="28"/>
+              </w:rPr>
+            </w:pPr>
+          </w:p>
+        </w:tc>
+        <w:tc>
+          <w:tcPr>
+            <w:tcW w:w="1077" w:type="dxa"/>
+            <w:shd w:val="clear" w:color="auto" w:fill="FFFFFF" w:themeFill="background1"/>
+          </w:tcPr>
+          <w:p>
+            <w:pPr>
+              <w:rPr>
+                <w:rFonts w:ascii="Times New Roman" w:hAnsi="Times New Roman" w:cs="Times New Roman"/>
+                <w:sz w:val="28"/>
+                <w:szCs w:val="28"/>
+              </w:rPr>
+            </w:pPr>
+            <w:r>
+              <w:rPr>
+                <w:rFonts w:ascii="Times New Roman" w:hAnsi="Times New Roman" w:cs="Times New Roman"/>
+                <w:sz w:val="28"/>
+                <w:szCs w:val="28"/>
+              </w:rPr>
+              <w:t>26.10</w:t>
+            </w:r>
+          </w:p>
+        </w:tc>
+        <w:tc>
+          <w:tcPr>
+            <w:tcW w:w="1187" w:type="dxa"/>
+          </w:tcPr>
+          <w:p>
+            <w:pPr>
+              <w:rPr>
+                <w:rFonts w:ascii="Times New Roman" w:hAnsi="Times New Roman" w:cs="Times New Roman"/>
+                <w:sz w:val="28"/>
+                <w:szCs w:val="28"/>
+              </w:rPr>
+            </w:pPr>
+          </w:p>
+        </w:tc>
+        <w:tc>
+          <w:tcPr>
+            <w:tcW w:w="1247" w:type="dxa"/>
+          </w:tcPr>
+          <w:p>
+            <w:pPr>
+              <w:rPr>
+                <w:rFonts w:ascii="Times New Roman" w:hAnsi="Times New Roman" w:cs="Times New Roman"/>
+                <w:sz w:val="28"/>
+                <w:szCs w:val="28"/>
+              </w:rPr>
+            </w:pPr>
+            <w:r>
+              <w:rPr>
+                <w:rFonts w:ascii="Times New Roman" w:hAnsi="Times New Roman" w:cs="Times New Roman"/>
+                <w:sz w:val="28"/>
+                <w:szCs w:val="28"/>
+              </w:rPr>
+              <w:t>26.10</w:t>
+            </w:r>
+          </w:p>
+        </w:tc>
+        <w:tc>
+          <w:tcPr>
+            <w:tcW w:w="1276" w:type="dxa"/>
+          </w:tcPr>
+          <w:p>
+            <w:pPr>
+              <w:rPr>
+                <w:rFonts w:ascii="Times New Roman" w:hAnsi="Times New Roman" w:cs="Times New Roman"/>
+                <w:sz w:val="28"/>
+                <w:szCs w:val="28"/>
+              </w:rPr>
+            </w:pPr>
+          </w:p>
+        </w:tc>
+        <w:tc>
+          <w:tcPr>
+            <w:tcW w:w="1276" w:type="dxa"/>
+          </w:tcPr>
+          <w:p>
+            <w:pPr>
+              <w:rPr>
+                <w:rFonts w:ascii="Times New Roman" w:hAnsi="Times New Roman" w:cs="Times New Roman"/>
+                <w:sz w:val="28"/>
+                <w:szCs w:val="28"/>
+              </w:rPr>
+            </w:pPr>
+            <w:r>
+              <w:rPr>
+                <w:rFonts w:ascii="Times New Roman" w:hAnsi="Times New Roman" w:cs="Times New Roman"/>
+                <w:sz w:val="28"/>
+                <w:szCs w:val="28"/>
+              </w:rPr>
+              <w:t>26.10</w:t>
+            </w:r>
+          </w:p>
+        </w:tc>
+        <w:tc>
+          <w:tcPr>
+            <w:tcW w:w="1276" w:type="dxa"/>
+          </w:tcPr>
+          <w:p>
+            <w:pPr>
+              <w:rPr>
+                <w:rFonts w:ascii="Times New Roman" w:hAnsi="Times New Roman" w:cs="Times New Roman"/>
+                <w:b/>
+                <w:color w:val="0070C0"/>
+                <w:sz w:val="28"/>
+                <w:szCs w:val="28"/>
+              </w:rPr>
+            </w:pPr>
+          </w:p>
+        </w:tc>
+        <w:tc>
+          <w:tcPr>
+            <w:tcW w:w="879" w:type="dxa"/>
+          </w:tcPr>
+          <w:p>
+            <w:pPr>
+              <w:tabs>
+                <w:tab w:val="left" w:pos="407"/>
+              </w:tabs>
+              <w:rPr>
+                <w:rFonts w:ascii="Times New Roman" w:hAnsi="Times New Roman" w:cs="Times New Roman"/>
+                <w:sz w:val="28"/>
+                <w:szCs w:val="28"/>
+              </w:rPr>
+            </w:pPr>
+          </w:p>
+        </w:tc>
+        <w:tc>
+          <w:tcPr>
+            <w:tcW w:w="5812" w:type="dxa"/>
+          </w:tcPr>
+          <w:p>
+            <w:pPr>
+              <w:rPr>
+                <w:rFonts w:ascii="Times New Roman" w:hAnsi="Times New Roman" w:cs="Times New Roman"/>
+                <w:b/>
+                <w:sz w:val="28"/>
+                <w:szCs w:val="28"/>
+              </w:rPr>
+            </w:pPr>
+            <w:r>
+              <w:rPr>
+                <w:rFonts w:ascii="Times New Roman" w:hAnsi="Times New Roman" w:cs="Times New Roman"/>
+                <w:b/>
+                <w:sz w:val="28"/>
+                <w:szCs w:val="28"/>
+              </w:rPr>
+              <w:t>Письмове опитування  за посиланням (</w:t>
+            </w:r>
+            <w:r>
+              <w:t>ОПІ-3курс Тест 1</w:t>
+            </w:r>
+            <w:r>
+              <w:rPr>
+                <w:rFonts w:ascii="Times New Roman" w:hAnsi="Times New Roman" w:cs="Times New Roman"/>
+                <w:b/>
+                <w:sz w:val="28"/>
+                <w:szCs w:val="28"/>
+              </w:rPr>
+              <w:t xml:space="preserve">) </w:t>
+            </w:r>
+            <w:r>
+              <w:rPr>
+                <w:rFonts w:ascii="Times New Roman" w:hAnsi="Times New Roman" w:cs="Times New Roman"/>
+                <w:b/>
+                <w:color w:val="FF0000"/>
+                <w:sz w:val="28"/>
+                <w:szCs w:val="28"/>
+              </w:rPr>
+              <w:t>https://docs.google.com/forms/d/e/1FAIpQLSfUdkbOsRfr2T0aO2B7LQtwh189_Yubxr4BTXMj_3sFPNlv7Q/viewform?usp=sf_link</w:t>
+            </w:r>
+          </w:p>
+        </w:tc>
+      </w:tr>
+      <w:tr>
+        <w:trPr>
+          <w:trHeight w:val="772"/>
+        </w:trPr>
         <w:tc>
           <w:tcPr>
             <w:tcW w:w="1167" w:type="dxa"/>
@@ -3204,11 +3388,27 @@
             <w:pPr>
               <w:rPr>
                 <w:rFonts w:ascii="Times New Roman" w:hAnsi="Times New Roman" w:cs="Times New Roman"/>
-                <w:b/>
-                <w:sz w:val="28"/>
-                <w:szCs w:val="28"/>
-              </w:rPr>
-            </w:pPr>
+                <w:sz w:val="28"/>
+                <w:szCs w:val="28"/>
+              </w:rPr>
+            </w:pPr>
+            <w:r>
+              <w:rPr>
+                <w:rFonts w:ascii="Times New Roman" w:hAnsi="Times New Roman" w:cs="Times New Roman"/>
+                <w:sz w:val="28"/>
+                <w:szCs w:val="28"/>
+                <w:lang w:val="en-US"/>
+              </w:rPr>
+              <w:t>17</w:t>
+            </w:r>
+            <w:r>
+              <w:rPr>
+                <w:rFonts w:ascii="Times New Roman" w:hAnsi="Times New Roman" w:cs="Times New Roman"/>
+                <w:sz w:val="28"/>
+                <w:szCs w:val="28"/>
+              </w:rPr>
+              <w:t>.10</w:t>
+            </w:r>
           </w:p>
         </w:tc>
         <w:tc>
@@ -3222,7 +3422,6 @@
                 <w:rFonts w:ascii="Times New Roman" w:hAnsi="Times New Roman" w:cs="Times New Roman"/>
                 <w:sz w:val="28"/>
                 <w:szCs w:val="28"/>
-                <w:lang w:val="ru-RU"/>
               </w:rPr>
             </w:pPr>
           </w:p>
@@ -3238,9 +3437,25 @@
                 <w:rFonts w:ascii="Times New Roman" w:hAnsi="Times New Roman" w:cs="Times New Roman"/>
                 <w:sz w:val="28"/>
                 <w:szCs w:val="28"/>
-                <w:lang w:val="ru-RU"/>
-              </w:rPr>
-            </w:pPr>
+              </w:rPr>
+            </w:pPr>
+            <w:r>
+              <w:rPr>
+                <w:rFonts w:ascii="Times New Roman" w:hAnsi="Times New Roman" w:cs="Times New Roman"/>
+                <w:sz w:val="28"/>
+                <w:szCs w:val="28"/>
+                <w:lang w:val="en-US"/>
+              </w:rPr>
+              <w:t>17</w:t>
+            </w:r>
+            <w:r>
+              <w:rPr>
+                <w:rFonts w:ascii="Times New Roman" w:hAnsi="Times New Roman" w:cs="Times New Roman"/>
+                <w:sz w:val="28"/>
+                <w:szCs w:val="28"/>
+              </w:rPr>
+              <w:t>.10</w:t>
+            </w:r>
           </w:p>
         </w:tc>
         <w:tc>
@@ -3254,41 +3469,53 @@
                 <w:rFonts w:ascii="Times New Roman" w:hAnsi="Times New Roman" w:cs="Times New Roman"/>
                 <w:sz w:val="28"/>
                 <w:szCs w:val="28"/>
-                <w:lang w:val="ru-RU"/>
-              </w:rPr>
-            </w:pPr>
-          </w:p>
-        </w:tc>
-        <w:tc>
-          <w:tcPr>
-            <w:tcW w:w="1276" w:type="dxa"/>
-          </w:tcPr>
-          <w:p>
-            <w:pPr>
-              <w:rPr>
-                <w:rFonts w:ascii="Times New Roman" w:hAnsi="Times New Roman" w:cs="Times New Roman"/>
-                <w:b/>
-                <w:color w:val="0070C0"/>
-                <w:sz w:val="28"/>
-                <w:szCs w:val="28"/>
-                <w:lang w:val="ru-RU"/>
-              </w:rPr>
-            </w:pPr>
-          </w:p>
-        </w:tc>
-        <w:tc>
-          <w:tcPr>
-            <w:tcW w:w="1276" w:type="dxa"/>
-          </w:tcPr>
-          <w:p>
-            <w:pPr>
-              <w:rPr>
-                <w:rFonts w:ascii="Times New Roman" w:hAnsi="Times New Roman" w:cs="Times New Roman"/>
-                <w:b/>
-                <w:color w:val="0070C0"/>
-                <w:sz w:val="28"/>
-                <w:szCs w:val="28"/>
-                <w:lang w:val="ru-RU"/>
+              </w:rPr>
+            </w:pPr>
+          </w:p>
+        </w:tc>
+        <w:tc>
+          <w:tcPr>
+            <w:tcW w:w="1276" w:type="dxa"/>
+            <w:shd w:val="clear" w:color="auto" w:fill="auto"/>
+          </w:tcPr>
+          <w:p>
+            <w:pPr>
+              <w:rPr>
+                <w:rFonts w:ascii="Times New Roman" w:hAnsi="Times New Roman" w:cs="Times New Roman"/>
+                <w:sz w:val="28"/>
+                <w:szCs w:val="28"/>
+              </w:rPr>
+            </w:pPr>
+            <w:r>
+              <w:rPr>
+                <w:rFonts w:ascii="Times New Roman" w:hAnsi="Times New Roman" w:cs="Times New Roman"/>
+                <w:sz w:val="28"/>
+                <w:szCs w:val="28"/>
+                <w:lang w:val="en-US"/>
+              </w:rPr>
+              <w:t>17</w:t>
+            </w:r>
+            <w:r>
+              <w:rPr>
+                <w:rFonts w:ascii="Times New Roman" w:hAnsi="Times New Roman" w:cs="Times New Roman"/>
+                <w:sz w:val="28"/>
+                <w:szCs w:val="28"/>
+              </w:rPr>
+              <w:t>.10</w:t>
+            </w:r>
+          </w:p>
+        </w:tc>
+        <w:tc>
+          <w:tcPr>
+            <w:tcW w:w="1276" w:type="dxa"/>
+            <w:shd w:val="clear" w:color="auto" w:fill="auto"/>
+          </w:tcPr>
+          <w:p>
+            <w:pPr>
+              <w:rPr>
+                <w:rFonts w:ascii="Times New Roman" w:hAnsi="Times New Roman" w:cs="Times New Roman"/>
+                <w:sz w:val="28"/>
+                <w:szCs w:val="28"/>
               </w:rPr>
             </w:pPr>
           </w:p>
@@ -3312,33 +3539,22 @@
               <w:rPr>
                 <w:rFonts w:ascii="Times New Roman" w:hAnsi="Times New Roman" w:cs="Times New Roman"/>
                 <w:b/>
-                <w:color w:val="00B050"/>
-                <w:sz w:val="28"/>
-                <w:szCs w:val="28"/>
-                <w:lang w:val="ru-RU"/>
-              </w:rPr>
-              <w:t>Л</w:t>
-            </w:r>
-            <w:r>
-              <w:rPr>
-                <w:rFonts w:ascii="Times New Roman" w:hAnsi="Times New Roman" w:cs="Times New Roman"/>
-                <w:b/>
-                <w:color w:val="00B050"/>
-                <w:sz w:val="28"/>
-                <w:szCs w:val="28"/>
-              </w:rPr>
-              <w:t>Р0</w:t>
-            </w:r>
-            <w:r>
-              <w:rPr>
-                <w:rFonts w:ascii="Times New Roman" w:hAnsi="Times New Roman" w:cs="Times New Roman"/>
-                <w:b/>
-                <w:color w:val="00B050"/>
+                <w:color w:val="C00000"/>
+                <w:sz w:val="28"/>
+                <w:szCs w:val="28"/>
+              </w:rPr>
+              <w:t>Л0</w:t>
+            </w:r>
+            <w:r>
+              <w:rPr>
+                <w:rFonts w:ascii="Times New Roman" w:hAnsi="Times New Roman" w:cs="Times New Roman"/>
+                <w:b/>
+                <w:color w:val="C00000"/>
                 <w:sz w:val="28"/>
                 <w:szCs w:val="28"/>
                 <w:lang w:val="en-US"/>
               </w:rPr>
-              <w:t>2</w:t>
+              <w:t>8</w:t>
             </w:r>
           </w:p>
         </w:tc>
@@ -3372,25 +3588,19 @@
           <w:p>
             <w:pPr>
               <w:rPr>
-                <w:rFonts w:ascii="Times New Roman" w:eastAsia="Calibri" w:hAnsi="Times New Roman" w:cs="Times New Roman"/>
-                <w:bCs/>
-                <w:sz w:val="28"/>
-                <w:szCs w:val="28"/>
-                <w:highlight w:val="yellow"/>
-              </w:rPr>
-            </w:pPr>
-            <w:bookmarkStart w:id="1" w:name="_Toc467866589"/>
-            <w:bookmarkStart w:id="2" w:name="_Toc468314416"/>
-            <w:r>
-              <w:rPr>
-                <w:rFonts w:ascii="Times New Roman" w:hAnsi="Times New Roman" w:cs="Times New Roman"/>
-                <w:sz w:val="28"/>
-                <w:szCs w:val="28"/>
-              </w:rPr>
-              <w:t>Побудова діаграм варіантів / випадків використання або прецедентів</w:t>
-            </w:r>
-            <w:bookmarkEnd w:id="1"/>
-            <w:bookmarkEnd w:id="2"/>
+                <w:rFonts w:ascii="Times New Roman" w:hAnsi="Times New Roman" w:cs="Times New Roman"/>
+                <w:sz w:val="28"/>
+                <w:szCs w:val="28"/>
+              </w:rPr>
+            </w:pPr>
+            <w:r>
+              <w:rPr>
+                <w:rFonts w:ascii="Times New Roman" w:hAnsi="Times New Roman" w:cs="Times New Roman"/>
+                <w:sz w:val="28"/>
+                <w:szCs w:val="28"/>
+              </w:rPr>
+              <w:t>Визначення вимог до програмних систем. Схема процесу розроблення вимог</w:t>
+            </w:r>
           </w:p>
         </w:tc>
       </w:tr>
@@ -3398,113 +3608,160 @@
         <w:tc>
           <w:tcPr>
             <w:tcW w:w="1167" w:type="dxa"/>
-            <w:shd w:val="clear" w:color="auto" w:fill="FFFFFF" w:themeFill="background1"/>
-          </w:tcPr>
-          <w:p>
-            <w:pPr>
-              <w:rPr>
-                <w:rFonts w:ascii="Times New Roman" w:hAnsi="Times New Roman" w:cs="Times New Roman"/>
-                <w:sz w:val="28"/>
-                <w:szCs w:val="28"/>
-                <w:lang w:val="ru-RU"/>
-              </w:rPr>
-            </w:pPr>
+            <w:shd w:val="clear" w:color="auto" w:fill="auto"/>
+          </w:tcPr>
+          <w:p>
+            <w:pPr>
+              <w:rPr>
+                <w:rFonts w:ascii="Times New Roman" w:hAnsi="Times New Roman" w:cs="Times New Roman"/>
+                <w:sz w:val="28"/>
+                <w:szCs w:val="28"/>
+              </w:rPr>
+            </w:pPr>
+            <w:r>
+              <w:rPr>
+                <w:rFonts w:ascii="Times New Roman" w:hAnsi="Times New Roman" w:cs="Times New Roman"/>
+                <w:sz w:val="28"/>
+                <w:szCs w:val="28"/>
+              </w:rPr>
+              <w:t>26.10</w:t>
+            </w:r>
           </w:p>
         </w:tc>
         <w:tc>
           <w:tcPr>
             <w:tcW w:w="1077" w:type="dxa"/>
-            <w:shd w:val="clear" w:color="auto" w:fill="FFFFFF" w:themeFill="background1"/>
-          </w:tcPr>
-          <w:p>
-            <w:pPr>
-              <w:rPr>
-                <w:rFonts w:ascii="Times New Roman" w:hAnsi="Times New Roman" w:cs="Times New Roman"/>
-                <w:sz w:val="28"/>
-                <w:szCs w:val="28"/>
-                <w:lang w:val="ru-RU"/>
-              </w:rPr>
-            </w:pPr>
+            <w:shd w:val="clear" w:color="auto" w:fill="auto"/>
+          </w:tcPr>
+          <w:p>
+            <w:pPr>
+              <w:rPr>
+                <w:rFonts w:ascii="Times New Roman" w:hAnsi="Times New Roman" w:cs="Times New Roman"/>
+                <w:sz w:val="28"/>
+                <w:szCs w:val="28"/>
+              </w:rPr>
+            </w:pPr>
+            <w:r>
+              <w:rPr>
+                <w:rFonts w:ascii="Times New Roman" w:hAnsi="Times New Roman" w:cs="Times New Roman"/>
+                <w:sz w:val="28"/>
+                <w:szCs w:val="28"/>
+              </w:rPr>
+              <w:t>30.10</w:t>
+            </w:r>
           </w:p>
         </w:tc>
         <w:tc>
           <w:tcPr>
             <w:tcW w:w="1187" w:type="dxa"/>
-          </w:tcPr>
-          <w:p>
-            <w:pPr>
-              <w:rPr>
-                <w:rFonts w:ascii="Times New Roman" w:hAnsi="Times New Roman" w:cs="Times New Roman"/>
-                <w:sz w:val="28"/>
-                <w:szCs w:val="28"/>
-                <w:lang w:val="ru-RU"/>
-              </w:rPr>
-            </w:pPr>
+            <w:shd w:val="clear" w:color="auto" w:fill="auto"/>
+          </w:tcPr>
+          <w:p>
+            <w:pPr>
+              <w:rPr>
+                <w:rFonts w:ascii="Times New Roman" w:hAnsi="Times New Roman" w:cs="Times New Roman"/>
+                <w:sz w:val="28"/>
+                <w:szCs w:val="28"/>
+              </w:rPr>
+            </w:pPr>
+            <w:r>
+              <w:rPr>
+                <w:rFonts w:ascii="Times New Roman" w:hAnsi="Times New Roman" w:cs="Times New Roman"/>
+                <w:sz w:val="28"/>
+                <w:szCs w:val="28"/>
+              </w:rPr>
+              <w:t>26.10</w:t>
+            </w:r>
           </w:p>
         </w:tc>
         <w:tc>
           <w:tcPr>
             <w:tcW w:w="1247" w:type="dxa"/>
-          </w:tcPr>
-          <w:p>
-            <w:pPr>
-              <w:rPr>
-                <w:rFonts w:ascii="Times New Roman" w:hAnsi="Times New Roman" w:cs="Times New Roman"/>
-                <w:sz w:val="28"/>
-                <w:szCs w:val="28"/>
-                <w:lang w:val="ru-RU"/>
-              </w:rPr>
-            </w:pPr>
-          </w:p>
-        </w:tc>
-        <w:tc>
-          <w:tcPr>
-            <w:tcW w:w="1276" w:type="dxa"/>
-          </w:tcPr>
-          <w:p>
-            <w:pPr>
-              <w:rPr>
-                <w:rFonts w:ascii="Times New Roman" w:hAnsi="Times New Roman" w:cs="Times New Roman"/>
-                <w:sz w:val="28"/>
-                <w:szCs w:val="28"/>
-                <w:lang w:val="ru-RU"/>
-              </w:rPr>
-            </w:pPr>
-          </w:p>
-        </w:tc>
-        <w:tc>
-          <w:tcPr>
-            <w:tcW w:w="1276" w:type="dxa"/>
-          </w:tcPr>
-          <w:p>
-            <w:pPr>
-              <w:rPr>
-                <w:rFonts w:ascii="Times New Roman" w:hAnsi="Times New Roman" w:cs="Times New Roman"/>
-                <w:sz w:val="28"/>
-                <w:szCs w:val="28"/>
-                <w:lang w:val="ru-RU"/>
-              </w:rPr>
-            </w:pPr>
-          </w:p>
-        </w:tc>
-        <w:tc>
-          <w:tcPr>
-            <w:tcW w:w="1276" w:type="dxa"/>
-          </w:tcPr>
-          <w:p>
-            <w:pPr>
-              <w:rPr>
-                <w:rFonts w:ascii="Times New Roman" w:hAnsi="Times New Roman" w:cs="Times New Roman"/>
-                <w:b/>
-                <w:sz w:val="28"/>
-                <w:szCs w:val="28"/>
-              </w:rPr>
-            </w:pPr>
-            <w:r>
-              <w:rPr>
-                <w:rFonts w:ascii="Times New Roman" w:hAnsi="Times New Roman" w:cs="Times New Roman"/>
-                <w:b/>
-                <w:color w:val="0070C0"/>
+            <w:shd w:val="clear" w:color="auto" w:fill="auto"/>
+          </w:tcPr>
+          <w:p>
+            <w:pPr>
+              <w:rPr>
+                <w:rFonts w:ascii="Times New Roman" w:hAnsi="Times New Roman" w:cs="Times New Roman"/>
+                <w:sz w:val="28"/>
+                <w:szCs w:val="28"/>
+              </w:rPr>
+            </w:pPr>
+            <w:r>
+              <w:rPr>
+                <w:rFonts w:ascii="Times New Roman" w:hAnsi="Times New Roman" w:cs="Times New Roman"/>
+                <w:sz w:val="28"/>
+                <w:szCs w:val="28"/>
+              </w:rPr>
+              <w:t>30.10</w:t>
+            </w:r>
+          </w:p>
+        </w:tc>
+        <w:tc>
+          <w:tcPr>
+            <w:tcW w:w="1276" w:type="dxa"/>
+            <w:shd w:val="clear" w:color="auto" w:fill="auto"/>
+          </w:tcPr>
+          <w:p>
+            <w:pPr>
+              <w:rPr>
+                <w:rFonts w:ascii="Times New Roman" w:hAnsi="Times New Roman" w:cs="Times New Roman"/>
+                <w:sz w:val="28"/>
+                <w:szCs w:val="28"/>
+              </w:rPr>
+            </w:pPr>
+            <w:r>
+              <w:rPr>
+                <w:rFonts w:ascii="Times New Roman" w:hAnsi="Times New Roman" w:cs="Times New Roman"/>
+                <w:sz w:val="28"/>
+                <w:szCs w:val="28"/>
+              </w:rPr>
+              <w:t>26.10</w:t>
+            </w:r>
+          </w:p>
+        </w:tc>
+        <w:tc>
+          <w:tcPr>
+            <w:tcW w:w="1276" w:type="dxa"/>
+            <w:shd w:val="clear" w:color="auto" w:fill="auto"/>
+          </w:tcPr>
+          <w:p>
+            <w:pPr>
+              <w:rPr>
+                <w:rFonts w:ascii="Times New Roman" w:hAnsi="Times New Roman" w:cs="Times New Roman"/>
+                <w:sz w:val="28"/>
+                <w:szCs w:val="28"/>
+              </w:rPr>
+            </w:pPr>
+            <w:r>
+              <w:rPr>
+                <w:rFonts w:ascii="Times New Roman" w:hAnsi="Times New Roman" w:cs="Times New Roman"/>
+                <w:sz w:val="28"/>
+                <w:szCs w:val="28"/>
+              </w:rPr>
+              <w:t>30.10</w:t>
+            </w:r>
+          </w:p>
+        </w:tc>
+        <w:tc>
+          <w:tcPr>
+            <w:tcW w:w="1276" w:type="dxa"/>
+          </w:tcPr>
+          <w:p>
+            <w:pPr>
+              <w:rPr>
+                <w:rFonts w:ascii="Times New Roman" w:hAnsi="Times New Roman" w:cs="Times New Roman"/>
+                <w:b/>
+                <w:color w:val="002060"/>
+                <w:sz w:val="28"/>
+                <w:szCs w:val="28"/>
+              </w:rPr>
+            </w:pPr>
+            <w:r>
+              <w:rPr>
+                <w:rFonts w:ascii="Times New Roman" w:hAnsi="Times New Roman" w:cs="Times New Roman"/>
+                <w:b/>
+                <w:color w:val="00B050"/>
                 <w:sz w:val="28"/>
                 <w:szCs w:val="28"/>
                 <w:lang w:val="ru-RU"/>
@@ -3515,11 +3772,22 @@
               <w:rPr>
                 <w:rFonts w:ascii="Times New Roman" w:hAnsi="Times New Roman" w:cs="Times New Roman"/>
                 <w:b/>
-                <w:color w:val="0070C0"/>
-                <w:sz w:val="28"/>
-                <w:szCs w:val="28"/>
-              </w:rPr>
-              <w:t>Р02</w:t>
+                <w:color w:val="00B050"/>
+                <w:sz w:val="28"/>
+                <w:szCs w:val="28"/>
+              </w:rPr>
+              <w:t>Р0</w:t>
+            </w:r>
+            <w:r>
+              <w:rPr>
+                <w:rFonts w:ascii="Times New Roman" w:hAnsi="Times New Roman" w:cs="Times New Roman"/>
+                <w:b/>
+                <w:color w:val="00B050"/>
+                <w:sz w:val="28"/>
+                <w:szCs w:val="28"/>
+                <w:lang w:val="ru-RU"/>
+              </w:rPr>
+              <w:t>3</w:t>
             </w:r>
           </w:p>
         </w:tc>
@@ -3564,7 +3832,7 @@
                 <w:sz w:val="28"/>
                 <w:szCs w:val="28"/>
               </w:rPr>
-              <w:t>Побудова діаграм класів</w:t>
+              <w:t>Моделювання взаємодії компонентів програмної системи засобами діаграм послідовності</w:t>
             </w:r>
           </w:p>
         </w:tc>
@@ -3573,29 +3841,40 @@
         <w:tc>
           <w:tcPr>
             <w:tcW w:w="1167" w:type="dxa"/>
-            <w:shd w:val="clear" w:color="auto" w:fill="FFFFFF" w:themeFill="background1"/>
-          </w:tcPr>
-          <w:p>
-            <w:pPr>
-              <w:rPr>
-                <w:rFonts w:ascii="Times New Roman" w:hAnsi="Times New Roman" w:cs="Times New Roman"/>
-                <w:sz w:val="28"/>
-                <w:szCs w:val="28"/>
-              </w:rPr>
-            </w:pPr>
+            <w:shd w:val="clear" w:color="auto" w:fill="auto"/>
+          </w:tcPr>
+          <w:p>
+            <w:pPr>
+              <w:rPr>
+                <w:rFonts w:ascii="Times New Roman" w:hAnsi="Times New Roman" w:cs="Times New Roman"/>
+                <w:sz w:val="28"/>
+                <w:szCs w:val="28"/>
+                <w:lang w:val="en-US"/>
+              </w:rPr>
+            </w:pPr>
+            <w:r>
+              <w:rPr>
+                <w:rFonts w:ascii="Times New Roman" w:hAnsi="Times New Roman" w:cs="Times New Roman"/>
+                <w:sz w:val="28"/>
+                <w:szCs w:val="28"/>
+                <w:lang w:val="en-US"/>
+              </w:rPr>
+              <w:t>28.10</w:t>
+            </w:r>
           </w:p>
         </w:tc>
         <w:tc>
           <w:tcPr>
             <w:tcW w:w="1077" w:type="dxa"/>
-            <w:shd w:val="clear" w:color="auto" w:fill="FFFFFF" w:themeFill="background1"/>
-          </w:tcPr>
-          <w:p>
-            <w:pPr>
-              <w:rPr>
-                <w:rFonts w:ascii="Times New Roman" w:hAnsi="Times New Roman" w:cs="Times New Roman"/>
-                <w:sz w:val="28"/>
-                <w:szCs w:val="28"/>
+            <w:shd w:val="clear" w:color="auto" w:fill="auto"/>
+          </w:tcPr>
+          <w:p>
+            <w:pPr>
+              <w:rPr>
+                <w:rFonts w:ascii="Times New Roman" w:hAnsi="Times New Roman" w:cs="Times New Roman"/>
+                <w:sz w:val="28"/>
+                <w:szCs w:val="28"/>
+                <w:lang w:val="ru-RU"/>
               </w:rPr>
             </w:pPr>
           </w:p>
@@ -3603,6 +3882,7 @@
         <w:tc>
           <w:tcPr>
             <w:tcW w:w="1187" w:type="dxa"/>
+            <w:shd w:val="clear" w:color="auto" w:fill="auto"/>
           </w:tcPr>
           <w:p>
             <w:pPr>
@@ -3618,65 +3898,25 @@
         <w:tc>
           <w:tcPr>
             <w:tcW w:w="1247" w:type="dxa"/>
-          </w:tcPr>
-          <w:p>
-            <w:pPr>
-              <w:rPr>
-                <w:rFonts w:ascii="Times New Roman" w:hAnsi="Times New Roman" w:cs="Times New Roman"/>
-                <w:sz w:val="28"/>
-                <w:szCs w:val="28"/>
-                <w:lang w:val="ru-RU"/>
-              </w:rPr>
-            </w:pPr>
-          </w:p>
-        </w:tc>
-        <w:tc>
-          <w:tcPr>
-            <w:tcW w:w="1276" w:type="dxa"/>
-          </w:tcPr>
-          <w:p>
-            <w:pPr>
-              <w:rPr>
-                <w:rFonts w:ascii="Times New Roman" w:hAnsi="Times New Roman" w:cs="Times New Roman"/>
-                <w:b/>
-                <w:sz w:val="28"/>
-                <w:szCs w:val="28"/>
-                <w:lang w:val="ru-RU"/>
-              </w:rPr>
-            </w:pPr>
-          </w:p>
-        </w:tc>
-        <w:tc>
-          <w:tcPr>
-            <w:tcW w:w="1276" w:type="dxa"/>
-          </w:tcPr>
-          <w:p>
-            <w:pPr>
-              <w:rPr>
-                <w:rFonts w:ascii="Times New Roman" w:hAnsi="Times New Roman" w:cs="Times New Roman"/>
-                <w:b/>
-                <w:sz w:val="28"/>
-                <w:szCs w:val="28"/>
-                <w:lang w:val="ru-RU"/>
-              </w:rPr>
-            </w:pPr>
-          </w:p>
-        </w:tc>
-        <w:tc>
-          <w:tcPr>
-            <w:tcW w:w="1276" w:type="dxa"/>
-          </w:tcPr>
-          <w:p>
-            <w:pPr>
-              <w:rPr>
-                <w:rFonts w:ascii="Times New Roman" w:hAnsi="Times New Roman" w:cs="Times New Roman"/>
-                <w:b/>
-                <w:sz w:val="28"/>
-                <w:szCs w:val="28"/>
-                <w:lang w:val="ru-RU"/>
-              </w:rPr>
-            </w:pPr>
-            <w:r>
+            <w:shd w:val="clear" w:color="auto" w:fill="auto"/>
+          </w:tcPr>
+          <w:p>
+            <w:pPr>
+              <w:rPr>
+                <w:rFonts w:ascii="Times New Roman" w:hAnsi="Times New Roman" w:cs="Times New Roman"/>
+                <w:sz w:val="28"/>
+                <w:szCs w:val="28"/>
+                <w:lang w:val="ru-RU"/>
+              </w:rPr>
+            </w:pPr>
+          </w:p>
+        </w:tc>
+        <w:tc>
+          <w:tcPr>
+            <w:tcW w:w="1276" w:type="dxa"/>
+          </w:tcPr>
+          <w:p>
+            <w:pPr>
               <w:rPr>
                 <w:rFonts w:ascii="Times New Roman" w:hAnsi="Times New Roman" w:cs="Times New Roman"/>
                 <w:b/>
@@ -3685,18 +3925,41 @@
                 <w:szCs w:val="28"/>
                 <w:lang w:val="ru-RU"/>
               </w:rPr>
-              <w:t>Л</w:t>
-            </w:r>
-            <w:r>
+            </w:pPr>
+          </w:p>
+        </w:tc>
+        <w:tc>
+          <w:tcPr>
+            <w:tcW w:w="1276" w:type="dxa"/>
+          </w:tcPr>
+          <w:p>
+            <w:pPr>
               <w:rPr>
                 <w:rFonts w:ascii="Times New Roman" w:hAnsi="Times New Roman" w:cs="Times New Roman"/>
                 <w:b/>
                 <w:color w:val="0070C0"/>
                 <w:sz w:val="28"/>
                 <w:szCs w:val="28"/>
-              </w:rPr>
-              <w:t>Р0</w:t>
-            </w:r>
+                <w:lang w:val="ru-RU"/>
+              </w:rPr>
+            </w:pPr>
+          </w:p>
+        </w:tc>
+        <w:tc>
+          <w:tcPr>
+            <w:tcW w:w="1276" w:type="dxa"/>
+          </w:tcPr>
+          <w:p>
+            <w:pPr>
+              <w:rPr>
+                <w:rFonts w:ascii="Times New Roman" w:hAnsi="Times New Roman" w:cs="Times New Roman"/>
+                <w:b/>
+                <w:color w:val="C00000"/>
+                <w:sz w:val="28"/>
+                <w:szCs w:val="28"/>
+                <w:lang w:val="ru-RU"/>
+              </w:rPr>
+            </w:pPr>
             <w:r>
               <w:rPr>
                 <w:rFonts w:ascii="Times New Roman" w:hAnsi="Times New Roman" w:cs="Times New Roman"/>
@@ -3704,9 +3967,19 @@
                 <w:color w:val="0070C0"/>
                 <w:sz w:val="28"/>
                 <w:szCs w:val="28"/>
-                <w:lang w:val="ru-RU"/>
-              </w:rPr>
-              <w:t>3</w:t>
+              </w:rPr>
+              <w:t>ПР0</w:t>
+            </w:r>
+            <w:r>
+              <w:rPr>
+                <w:rFonts w:ascii="Times New Roman" w:hAnsi="Times New Roman" w:cs="Times New Roman"/>
+                <w:b/>
+                <w:color w:val="0070C0"/>
+                <w:sz w:val="28"/>
+                <w:szCs w:val="28"/>
+                <w:lang w:val="ru-RU"/>
+              </w:rPr>
+              <w:t>4</w:t>
             </w:r>
           </w:p>
         </w:tc>
@@ -3740,18 +4013,20 @@
           <w:p>
             <w:pPr>
               <w:rPr>
-                <w:rFonts w:ascii="Times New Roman" w:hAnsi="Times New Roman" w:cs="Times New Roman"/>
-                <w:sz w:val="28"/>
-                <w:szCs w:val="28"/>
-              </w:rPr>
-            </w:pPr>
-            <w:r>
-              <w:rPr>
-                <w:rFonts w:ascii="Times New Roman" w:hAnsi="Times New Roman" w:cs="Times New Roman"/>
-                <w:sz w:val="28"/>
-                <w:szCs w:val="28"/>
-              </w:rPr>
-              <w:t>Побудова діаграм послідовностей та діаграм кооперації</w:t>
+                <w:rFonts w:ascii="Times New Roman" w:eastAsia="Calibri" w:hAnsi="Times New Roman" w:cs="Times New Roman"/>
+                <w:bCs/>
+                <w:sz w:val="28"/>
+                <w:szCs w:val="28"/>
+                <w:highlight w:val="yellow"/>
+              </w:rPr>
+            </w:pPr>
+            <w:r>
+              <w:rPr>
+                <w:rFonts w:ascii="Times New Roman" w:hAnsi="Times New Roman" w:cs="Times New Roman"/>
+                <w:sz w:val="28"/>
+                <w:szCs w:val="28"/>
+              </w:rPr>
+              <w:t>Моделювання станів програмної системи та узгодження діаграм варіантів використання, класів і послідовності</w:t>
             </w:r>
           </w:p>
         </w:tc>
@@ -3760,6 +4035,552 @@
         <w:tc>
           <w:tcPr>
             <w:tcW w:w="1167" w:type="dxa"/>
+            <w:shd w:val="clear" w:color="auto" w:fill="FFFF00"/>
+          </w:tcPr>
+          <w:p>
+            <w:pPr>
+              <w:rPr>
+                <w:rFonts w:ascii="Times New Roman" w:hAnsi="Times New Roman" w:cs="Times New Roman"/>
+                <w:sz w:val="28"/>
+                <w:szCs w:val="28"/>
+                <w:lang w:val="en-US"/>
+              </w:rPr>
+            </w:pPr>
+            <w:bookmarkStart w:id="1" w:name="_GoBack" w:colFirst="0" w:colLast="7"/>
+            <w:r>
+              <w:rPr>
+                <w:rFonts w:ascii="Times New Roman" w:hAnsi="Times New Roman" w:cs="Times New Roman"/>
+                <w:sz w:val="28"/>
+                <w:szCs w:val="28"/>
+                <w:lang w:val="en-US"/>
+              </w:rPr>
+              <w:t>30.10</w:t>
+            </w:r>
+          </w:p>
+        </w:tc>
+        <w:tc>
+          <w:tcPr>
+            <w:tcW w:w="1077" w:type="dxa"/>
+            <w:shd w:val="clear" w:color="auto" w:fill="FFFF00"/>
+          </w:tcPr>
+          <w:p>
+            <w:pPr>
+              <w:rPr>
+                <w:rFonts w:ascii="Times New Roman" w:hAnsi="Times New Roman" w:cs="Times New Roman"/>
+                <w:sz w:val="28"/>
+                <w:szCs w:val="28"/>
+              </w:rPr>
+            </w:pPr>
+          </w:p>
+        </w:tc>
+        <w:tc>
+          <w:tcPr>
+            <w:tcW w:w="1187" w:type="dxa"/>
+            <w:shd w:val="clear" w:color="auto" w:fill="FFFF00"/>
+          </w:tcPr>
+          <w:p>
+            <w:pPr>
+              <w:rPr>
+                <w:rFonts w:ascii="Times New Roman" w:hAnsi="Times New Roman" w:cs="Times New Roman"/>
+                <w:sz w:val="28"/>
+                <w:szCs w:val="28"/>
+              </w:rPr>
+            </w:pPr>
+          </w:p>
+        </w:tc>
+        <w:tc>
+          <w:tcPr>
+            <w:tcW w:w="1247" w:type="dxa"/>
+            <w:shd w:val="clear" w:color="auto" w:fill="FFFF00"/>
+          </w:tcPr>
+          <w:p>
+            <w:pPr>
+              <w:rPr>
+                <w:rFonts w:ascii="Times New Roman" w:hAnsi="Times New Roman" w:cs="Times New Roman"/>
+                <w:sz w:val="28"/>
+                <w:szCs w:val="28"/>
+              </w:rPr>
+            </w:pPr>
+          </w:p>
+        </w:tc>
+        <w:tc>
+          <w:tcPr>
+            <w:tcW w:w="1276" w:type="dxa"/>
+            <w:shd w:val="clear" w:color="auto" w:fill="FFFF00"/>
+          </w:tcPr>
+          <w:p>
+            <w:pPr>
+              <w:rPr>
+                <w:rFonts w:ascii="Times New Roman" w:hAnsi="Times New Roman" w:cs="Times New Roman"/>
+                <w:b/>
+                <w:sz w:val="28"/>
+                <w:szCs w:val="28"/>
+              </w:rPr>
+            </w:pPr>
+          </w:p>
+        </w:tc>
+        <w:tc>
+          <w:tcPr>
+            <w:tcW w:w="1276" w:type="dxa"/>
+            <w:shd w:val="clear" w:color="auto" w:fill="FFFF00"/>
+          </w:tcPr>
+          <w:p>
+            <w:pPr>
+              <w:rPr>
+                <w:rFonts w:ascii="Times New Roman" w:hAnsi="Times New Roman" w:cs="Times New Roman"/>
+                <w:b/>
+                <w:sz w:val="28"/>
+                <w:szCs w:val="28"/>
+              </w:rPr>
+            </w:pPr>
+          </w:p>
+        </w:tc>
+        <w:tc>
+          <w:tcPr>
+            <w:tcW w:w="1276" w:type="dxa"/>
+            <w:shd w:val="clear" w:color="auto" w:fill="FFFF00"/>
+          </w:tcPr>
+          <w:p>
+            <w:pPr>
+              <w:rPr>
+                <w:rFonts w:ascii="Times New Roman" w:hAnsi="Times New Roman" w:cs="Times New Roman"/>
+                <w:b/>
+                <w:color w:val="0070C0"/>
+                <w:sz w:val="28"/>
+                <w:szCs w:val="28"/>
+              </w:rPr>
+            </w:pPr>
+          </w:p>
+        </w:tc>
+        <w:tc>
+          <w:tcPr>
+            <w:tcW w:w="879" w:type="dxa"/>
+            <w:shd w:val="clear" w:color="auto" w:fill="FFFF00"/>
+          </w:tcPr>
+          <w:p>
+            <w:pPr>
+              <w:pStyle w:val="a4"/>
+              <w:tabs>
+                <w:tab w:val="left" w:pos="407"/>
+              </w:tabs>
+              <w:ind w:left="34"/>
+              <w:rPr>
+                <w:rFonts w:ascii="Times New Roman" w:hAnsi="Times New Roman" w:cs="Times New Roman"/>
+                <w:sz w:val="28"/>
+                <w:szCs w:val="28"/>
+              </w:rPr>
+            </w:pPr>
+          </w:p>
+        </w:tc>
+        <w:tc>
+          <w:tcPr>
+            <w:tcW w:w="5812" w:type="dxa"/>
+          </w:tcPr>
+          <w:p>
+            <w:pPr>
+              <w:pStyle w:val="Default"/>
+              <w:jc w:val="both"/>
+              <w:rPr>
+                <w:b/>
+                <w:sz w:val="28"/>
+                <w:szCs w:val="28"/>
+              </w:rPr>
+            </w:pPr>
+            <w:r>
+              <w:rPr>
+                <w:b/>
+                <w:sz w:val="28"/>
+                <w:szCs w:val="28"/>
+              </w:rPr>
+              <w:t>Поточне опитування.(2)</w:t>
+            </w:r>
+            <w:r>
+              <w:t xml:space="preserve"> ОПІ-3 курс UML</w:t>
+            </w:r>
+          </w:p>
+          <w:p>
+            <w:pPr>
+              <w:pStyle w:val="Default"/>
+              <w:jc w:val="both"/>
+              <w:rPr>
+                <w:sz w:val="28"/>
+                <w:szCs w:val="28"/>
+              </w:rPr>
+            </w:pPr>
+            <w:r>
+              <w:rPr>
+                <w:b/>
+                <w:color w:val="0070C0"/>
+                <w:sz w:val="28"/>
+                <w:szCs w:val="28"/>
+                <w:lang w:val="en-US"/>
+              </w:rPr>
+              <w:t>https</w:t>
+            </w:r>
+            <w:r>
+              <w:rPr>
+                <w:b/>
+                <w:color w:val="0070C0"/>
+                <w:sz w:val="28"/>
+                <w:szCs w:val="28"/>
+              </w:rPr>
+              <w:t>://</w:t>
+            </w:r>
+            <w:r>
+              <w:rPr>
+                <w:b/>
+                <w:color w:val="0070C0"/>
+                <w:sz w:val="28"/>
+                <w:szCs w:val="28"/>
+                <w:lang w:val="en-US"/>
+              </w:rPr>
+              <w:t>docs</w:t>
+            </w:r>
+            <w:r>
+              <w:rPr>
+                <w:b/>
+                <w:color w:val="0070C0"/>
+                <w:sz w:val="28"/>
+                <w:szCs w:val="28"/>
+              </w:rPr>
+              <w:t>.</w:t>
+            </w:r>
+            <w:r>
+              <w:rPr>
+                <w:b/>
+                <w:color w:val="0070C0"/>
+                <w:sz w:val="28"/>
+                <w:szCs w:val="28"/>
+                <w:lang w:val="en-US"/>
+              </w:rPr>
+              <w:t>google</w:t>
+            </w:r>
+            <w:r>
+              <w:rPr>
+                <w:b/>
+                <w:color w:val="0070C0"/>
+                <w:sz w:val="28"/>
+                <w:szCs w:val="28"/>
+              </w:rPr>
+              <w:t>.</w:t>
+            </w:r>
+            <w:r>
+              <w:rPr>
+                <w:b/>
+                <w:color w:val="0070C0"/>
+                <w:sz w:val="28"/>
+                <w:szCs w:val="28"/>
+                <w:lang w:val="en-US"/>
+              </w:rPr>
+              <w:t>com</w:t>
+            </w:r>
+            <w:r>
+              <w:rPr>
+                <w:b/>
+                <w:color w:val="0070C0"/>
+                <w:sz w:val="28"/>
+                <w:szCs w:val="28"/>
+              </w:rPr>
+              <w:t>/</w:t>
+            </w:r>
+            <w:r>
+              <w:rPr>
+                <w:b/>
+                <w:color w:val="0070C0"/>
+                <w:sz w:val="28"/>
+                <w:szCs w:val="28"/>
+                <w:lang w:val="en-US"/>
+              </w:rPr>
+              <w:t>forms</w:t>
+            </w:r>
+            <w:r>
+              <w:rPr>
+                <w:b/>
+                <w:color w:val="0070C0"/>
+                <w:sz w:val="28"/>
+                <w:szCs w:val="28"/>
+              </w:rPr>
+              <w:t>/</w:t>
+            </w:r>
+            <w:r>
+              <w:rPr>
+                <w:b/>
+                <w:color w:val="0070C0"/>
+                <w:sz w:val="28"/>
+                <w:szCs w:val="28"/>
+                <w:lang w:val="en-US"/>
+              </w:rPr>
+              <w:t>d</w:t>
+            </w:r>
+            <w:r>
+              <w:rPr>
+                <w:b/>
+                <w:color w:val="0070C0"/>
+                <w:sz w:val="28"/>
+                <w:szCs w:val="28"/>
+              </w:rPr>
+              <w:t>/</w:t>
+            </w:r>
+            <w:r>
+              <w:rPr>
+                <w:b/>
+                <w:color w:val="0070C0"/>
+                <w:sz w:val="28"/>
+                <w:szCs w:val="28"/>
+                <w:lang w:val="en-US"/>
+              </w:rPr>
+              <w:t>e</w:t>
+            </w:r>
+            <w:r>
+              <w:rPr>
+                <w:b/>
+                <w:color w:val="0070C0"/>
+                <w:sz w:val="28"/>
+                <w:szCs w:val="28"/>
+              </w:rPr>
+              <w:t>/1</w:t>
+            </w:r>
+            <w:proofErr w:type="spellStart"/>
+            <w:r>
+              <w:rPr>
+                <w:b/>
+                <w:color w:val="0070C0"/>
+                <w:sz w:val="28"/>
+                <w:szCs w:val="28"/>
+                <w:lang w:val="en-US"/>
+              </w:rPr>
+              <w:t>FAIpQLSfFpxDzpYdp</w:t>
+            </w:r>
+            <w:proofErr w:type="spellEnd"/>
+            <w:r>
+              <w:rPr>
+                <w:b/>
+                <w:color w:val="0070C0"/>
+                <w:sz w:val="28"/>
+                <w:szCs w:val="28"/>
+              </w:rPr>
+              <w:t>6</w:t>
+            </w:r>
+            <w:r>
+              <w:rPr>
+                <w:b/>
+                <w:color w:val="0070C0"/>
+                <w:sz w:val="28"/>
+                <w:szCs w:val="28"/>
+                <w:lang w:val="en-US"/>
+              </w:rPr>
+              <w:t>u</w:t>
+            </w:r>
+            <w:r>
+              <w:rPr>
+                <w:b/>
+                <w:color w:val="0070C0"/>
+                <w:sz w:val="28"/>
+                <w:szCs w:val="28"/>
+              </w:rPr>
+              <w:t>1</w:t>
+            </w:r>
+            <w:proofErr w:type="spellStart"/>
+            <w:r>
+              <w:rPr>
+                <w:b/>
+                <w:color w:val="0070C0"/>
+                <w:sz w:val="28"/>
+                <w:szCs w:val="28"/>
+                <w:lang w:val="en-US"/>
+              </w:rPr>
+              <w:t>ZKkPt</w:t>
+            </w:r>
+            <w:proofErr w:type="spellEnd"/>
+            <w:r>
+              <w:rPr>
+                <w:b/>
+                <w:color w:val="0070C0"/>
+                <w:sz w:val="28"/>
+                <w:szCs w:val="28"/>
+              </w:rPr>
+              <w:t>16</w:t>
+            </w:r>
+            <w:r>
+              <w:rPr>
+                <w:b/>
+                <w:color w:val="0070C0"/>
+                <w:sz w:val="28"/>
+                <w:szCs w:val="28"/>
+                <w:lang w:val="en-US"/>
+              </w:rPr>
+              <w:t>b</w:t>
+            </w:r>
+            <w:r>
+              <w:rPr>
+                <w:b/>
+                <w:color w:val="0070C0"/>
+                <w:sz w:val="28"/>
+                <w:szCs w:val="28"/>
+              </w:rPr>
+              <w:t>-</w:t>
+            </w:r>
+            <w:r>
+              <w:rPr>
+                <w:b/>
+                <w:color w:val="0070C0"/>
+                <w:sz w:val="28"/>
+                <w:szCs w:val="28"/>
+                <w:lang w:val="en-US"/>
+              </w:rPr>
+              <w:t>m</w:t>
+            </w:r>
+            <w:r>
+              <w:rPr>
+                <w:b/>
+                <w:color w:val="0070C0"/>
+                <w:sz w:val="28"/>
+                <w:szCs w:val="28"/>
+              </w:rPr>
+              <w:t>_1</w:t>
+            </w:r>
+            <w:proofErr w:type="spellStart"/>
+            <w:r>
+              <w:rPr>
+                <w:b/>
+                <w:color w:val="0070C0"/>
+                <w:sz w:val="28"/>
+                <w:szCs w:val="28"/>
+                <w:lang w:val="en-US"/>
+              </w:rPr>
+              <w:t>hdQy</w:t>
+            </w:r>
+            <w:proofErr w:type="spellEnd"/>
+            <w:r>
+              <w:rPr>
+                <w:b/>
+                <w:color w:val="0070C0"/>
+                <w:sz w:val="28"/>
+                <w:szCs w:val="28"/>
+              </w:rPr>
+              <w:t>2</w:t>
+            </w:r>
+            <w:proofErr w:type="spellStart"/>
+            <w:r>
+              <w:rPr>
+                <w:b/>
+                <w:color w:val="0070C0"/>
+                <w:sz w:val="28"/>
+                <w:szCs w:val="28"/>
+                <w:lang w:val="en-US"/>
+              </w:rPr>
+              <w:t>VJsN</w:t>
+            </w:r>
+            <w:proofErr w:type="spellEnd"/>
+            <w:r>
+              <w:rPr>
+                <w:b/>
+                <w:color w:val="0070C0"/>
+                <w:sz w:val="28"/>
+                <w:szCs w:val="28"/>
+              </w:rPr>
+              <w:t>21</w:t>
+            </w:r>
+            <w:proofErr w:type="spellStart"/>
+            <w:r>
+              <w:rPr>
+                <w:b/>
+                <w:color w:val="0070C0"/>
+                <w:sz w:val="28"/>
+                <w:szCs w:val="28"/>
+                <w:lang w:val="en-US"/>
+              </w:rPr>
+              <w:t>LyxgKUNngGNg</w:t>
+            </w:r>
+            <w:proofErr w:type="spellEnd"/>
+            <w:r>
+              <w:rPr>
+                <w:b/>
+                <w:color w:val="0070C0"/>
+                <w:sz w:val="28"/>
+                <w:szCs w:val="28"/>
+              </w:rPr>
+              <w:t>/</w:t>
+            </w:r>
+            <w:proofErr w:type="spellStart"/>
+            <w:r>
+              <w:rPr>
+                <w:b/>
+                <w:color w:val="0070C0"/>
+                <w:sz w:val="28"/>
+                <w:szCs w:val="28"/>
+                <w:lang w:val="en-US"/>
+              </w:rPr>
+              <w:t>viewform</w:t>
+            </w:r>
+            <w:proofErr w:type="spellEnd"/>
+            <w:r>
+              <w:rPr>
+                <w:b/>
+                <w:color w:val="0070C0"/>
+                <w:sz w:val="28"/>
+                <w:szCs w:val="28"/>
+              </w:rPr>
+              <w:t>?</w:t>
+            </w:r>
+            <w:proofErr w:type="spellStart"/>
+            <w:r>
+              <w:rPr>
+                <w:b/>
+                <w:color w:val="0070C0"/>
+                <w:sz w:val="28"/>
+                <w:szCs w:val="28"/>
+                <w:lang w:val="en-US"/>
+              </w:rPr>
+              <w:t>usp</w:t>
+            </w:r>
+            <w:proofErr w:type="spellEnd"/>
+            <w:r>
+              <w:rPr>
+                <w:b/>
+                <w:color w:val="0070C0"/>
+                <w:sz w:val="28"/>
+                <w:szCs w:val="28"/>
+              </w:rPr>
+              <w:t>=</w:t>
+            </w:r>
+            <w:r>
+              <w:rPr>
+                <w:b/>
+                <w:color w:val="0070C0"/>
+                <w:sz w:val="28"/>
+                <w:szCs w:val="28"/>
+                <w:lang w:val="en-US"/>
+              </w:rPr>
+              <w:t>sf</w:t>
+            </w:r>
+            <w:r>
+              <w:rPr>
+                <w:b/>
+                <w:color w:val="0070C0"/>
+                <w:sz w:val="28"/>
+                <w:szCs w:val="28"/>
+              </w:rPr>
+              <w:t>_</w:t>
+            </w:r>
+            <w:r>
+              <w:rPr>
+                <w:b/>
+                <w:color w:val="0070C0"/>
+                <w:sz w:val="28"/>
+                <w:szCs w:val="28"/>
+                <w:lang w:val="en-US"/>
+              </w:rPr>
+              <w:t>link</w:t>
+            </w:r>
+          </w:p>
+        </w:tc>
+      </w:tr>
+      <w:bookmarkEnd w:id="1"/>
+      <w:tr>
+        <w:tc>
+          <w:tcPr>
+            <w:tcW w:w="1167" w:type="dxa"/>
             <w:shd w:val="clear" w:color="auto" w:fill="FFFFFF" w:themeFill="background1"/>
           </w:tcPr>
           <w:p>
@@ -3768,8 +4589,18 @@
                 <w:rFonts w:ascii="Times New Roman" w:hAnsi="Times New Roman" w:cs="Times New Roman"/>
                 <w:sz w:val="28"/>
                 <w:szCs w:val="28"/>
-              </w:rPr>
-            </w:pPr>
+                <w:lang w:val="ru-RU"/>
+              </w:rPr>
+            </w:pPr>
+            <w:r>
+              <w:rPr>
+                <w:rFonts w:ascii="Times New Roman" w:hAnsi="Times New Roman" w:cs="Times New Roman"/>
+                <w:sz w:val="28"/>
+                <w:szCs w:val="28"/>
+                <w:lang w:val="en-US"/>
+              </w:rPr>
+              <w:t>30.10</w:t>
+            </w:r>
           </w:p>
         </w:tc>
         <w:tc>
@@ -3783,6 +4614,8 @@
                 <w:rFonts w:ascii="Times New Roman" w:hAnsi="Times New Roman" w:cs="Times New Roman"/>
                 <w:sz w:val="28"/>
                 <w:szCs w:val="28"/>
+                <w:highlight w:val="yellow"/>
+                <w:lang w:val="ru-RU"/>
               </w:rPr>
             </w:pPr>
           </w:p>
@@ -3797,6 +4630,8 @@
                 <w:rFonts w:ascii="Times New Roman" w:hAnsi="Times New Roman" w:cs="Times New Roman"/>
                 <w:sz w:val="28"/>
                 <w:szCs w:val="28"/>
+                <w:highlight w:val="yellow"/>
+                <w:lang w:val="ru-RU"/>
               </w:rPr>
             </w:pPr>
           </w:p>
@@ -3811,73 +4646,58 @@
                 <w:rFonts w:ascii="Times New Roman" w:hAnsi="Times New Roman" w:cs="Times New Roman"/>
                 <w:sz w:val="28"/>
                 <w:szCs w:val="28"/>
-              </w:rPr>
-            </w:pPr>
-          </w:p>
-        </w:tc>
-        <w:tc>
-          <w:tcPr>
-            <w:tcW w:w="1276" w:type="dxa"/>
-          </w:tcPr>
-          <w:p>
-            <w:pPr>
-              <w:rPr>
-                <w:rFonts w:ascii="Times New Roman" w:hAnsi="Times New Roman" w:cs="Times New Roman"/>
-                <w:sz w:val="28"/>
-                <w:szCs w:val="28"/>
-              </w:rPr>
-            </w:pPr>
-          </w:p>
-        </w:tc>
-        <w:tc>
-          <w:tcPr>
-            <w:tcW w:w="1276" w:type="dxa"/>
-          </w:tcPr>
-          <w:p>
-            <w:pPr>
-              <w:rPr>
-                <w:rFonts w:ascii="Times New Roman" w:hAnsi="Times New Roman" w:cs="Times New Roman"/>
-                <w:sz w:val="28"/>
-                <w:szCs w:val="28"/>
-              </w:rPr>
-            </w:pPr>
-          </w:p>
-        </w:tc>
-        <w:tc>
-          <w:tcPr>
-            <w:tcW w:w="1276" w:type="dxa"/>
-          </w:tcPr>
-          <w:p>
-            <w:pPr>
-              <w:rPr>
-                <w:rFonts w:ascii="Times New Roman" w:hAnsi="Times New Roman" w:cs="Times New Roman"/>
-                <w:b/>
-                <w:sz w:val="28"/>
-                <w:szCs w:val="28"/>
-                <w:lang w:val="ru-RU"/>
-              </w:rPr>
-            </w:pPr>
-            <w:r>
-              <w:rPr>
-                <w:rFonts w:ascii="Times New Roman" w:hAnsi="Times New Roman" w:cs="Times New Roman"/>
-                <w:b/>
-                <w:color w:val="943634" w:themeColor="accent2" w:themeShade="BF"/>
-                <w:sz w:val="28"/>
-                <w:szCs w:val="28"/>
-              </w:rPr>
-              <w:t>ПР0</w:t>
-            </w:r>
-            <w:r>
-              <w:rPr>
-                <w:rFonts w:ascii="Times New Roman" w:hAnsi="Times New Roman" w:cs="Times New Roman"/>
-                <w:b/>
-                <w:color w:val="943634" w:themeColor="accent2" w:themeShade="BF"/>
-                <w:sz w:val="28"/>
-                <w:szCs w:val="28"/>
-                <w:lang w:val="ru-RU"/>
-              </w:rPr>
-              <w:t>3</w:t>
-            </w:r>
+                <w:highlight w:val="yellow"/>
+                <w:lang w:val="ru-RU"/>
+              </w:rPr>
+            </w:pPr>
+          </w:p>
+        </w:tc>
+        <w:tc>
+          <w:tcPr>
+            <w:tcW w:w="1276" w:type="dxa"/>
+          </w:tcPr>
+          <w:p>
+            <w:pPr>
+              <w:rPr>
+                <w:rFonts w:ascii="Times New Roman" w:hAnsi="Times New Roman" w:cs="Times New Roman"/>
+                <w:sz w:val="28"/>
+                <w:szCs w:val="28"/>
+                <w:highlight w:val="yellow"/>
+                <w:lang w:val="ru-RU"/>
+              </w:rPr>
+            </w:pPr>
+          </w:p>
+        </w:tc>
+        <w:tc>
+          <w:tcPr>
+            <w:tcW w:w="1276" w:type="dxa"/>
+          </w:tcPr>
+          <w:p>
+            <w:pPr>
+              <w:rPr>
+                <w:rFonts w:ascii="Times New Roman" w:hAnsi="Times New Roman" w:cs="Times New Roman"/>
+                <w:sz w:val="28"/>
+                <w:szCs w:val="28"/>
+                <w:highlight w:val="yellow"/>
+                <w:lang w:val="ru-RU"/>
+              </w:rPr>
+            </w:pPr>
+          </w:p>
+        </w:tc>
+        <w:tc>
+          <w:tcPr>
+            <w:tcW w:w="1276" w:type="dxa"/>
+          </w:tcPr>
+          <w:p>
+            <w:pPr>
+              <w:rPr>
+                <w:rFonts w:ascii="Times New Roman" w:hAnsi="Times New Roman" w:cs="Times New Roman"/>
+                <w:b/>
+                <w:sz w:val="28"/>
+                <w:szCs w:val="28"/>
+                <w:highlight w:val="yellow"/>
+              </w:rPr>
+            </w:pPr>
           </w:p>
         </w:tc>
         <w:tc>
@@ -3915,32 +4735,6 @@
                 <w:szCs w:val="28"/>
               </w:rPr>
             </w:pPr>
-            <w:r>
-              <w:rPr>
-                <w:rFonts w:ascii="Times New Roman" w:hAnsi="Times New Roman" w:cs="Times New Roman"/>
-                <w:sz w:val="28"/>
-                <w:szCs w:val="28"/>
-              </w:rPr>
-              <w:t>Узгодження діаграм прецедентів, класів та послідовностей.</w:t>
-            </w:r>
-            <w:r>
-              <w:rPr>
-                <w:rFonts w:ascii="Times New Roman" w:hAnsi="Times New Roman" w:cs="Times New Roman"/>
-                <w:b/>
-                <w:color w:val="4F6228" w:themeColor="accent3" w:themeShade="80"/>
-                <w:sz w:val="28"/>
-                <w:szCs w:val="28"/>
-              </w:rPr>
-              <w:t xml:space="preserve"> </w:t>
-            </w:r>
-            <w:r>
-              <w:rPr>
-                <w:rFonts w:ascii="Times New Roman" w:hAnsi="Times New Roman" w:cs="Times New Roman"/>
-                <w:sz w:val="28"/>
-                <w:szCs w:val="28"/>
-              </w:rPr>
-              <w:t>Діаграма станів</w:t>
-            </w:r>
           </w:p>
         </w:tc>
       </w:tr>
@@ -3985,6 +4779,7 @@
                 <w:rFonts w:ascii="Times New Roman" w:hAnsi="Times New Roman" w:cs="Times New Roman"/>
                 <w:sz w:val="28"/>
                 <w:szCs w:val="28"/>
+                <w:lang w:val="ru-RU"/>
               </w:rPr>
             </w:pPr>
           </w:p>
@@ -3999,608 +4794,57 @@
                 <w:rFonts w:ascii="Times New Roman" w:hAnsi="Times New Roman" w:cs="Times New Roman"/>
                 <w:sz w:val="28"/>
                 <w:szCs w:val="28"/>
-              </w:rPr>
-            </w:pPr>
-          </w:p>
-        </w:tc>
-        <w:tc>
-          <w:tcPr>
-            <w:tcW w:w="1276" w:type="dxa"/>
-          </w:tcPr>
-          <w:p>
-            <w:pPr>
-              <w:rPr>
-                <w:rFonts w:ascii="Times New Roman" w:hAnsi="Times New Roman" w:cs="Times New Roman"/>
-                <w:b/>
-                <w:sz w:val="28"/>
-                <w:szCs w:val="28"/>
-              </w:rPr>
-            </w:pPr>
-          </w:p>
-        </w:tc>
-        <w:tc>
-          <w:tcPr>
-            <w:tcW w:w="1276" w:type="dxa"/>
-          </w:tcPr>
-          <w:p>
-            <w:pPr>
-              <w:rPr>
-                <w:rFonts w:ascii="Times New Roman" w:hAnsi="Times New Roman" w:cs="Times New Roman"/>
-                <w:b/>
-                <w:sz w:val="28"/>
-                <w:szCs w:val="28"/>
-              </w:rPr>
-            </w:pPr>
-          </w:p>
-        </w:tc>
-        <w:tc>
-          <w:tcPr>
-            <w:tcW w:w="1276" w:type="dxa"/>
-          </w:tcPr>
-          <w:p>
-            <w:pPr>
-              <w:rPr>
-                <w:rFonts w:ascii="Times New Roman" w:hAnsi="Times New Roman" w:cs="Times New Roman"/>
-                <w:b/>
-                <w:color w:val="0070C0"/>
-                <w:sz w:val="28"/>
-                <w:szCs w:val="28"/>
-              </w:rPr>
-            </w:pPr>
-          </w:p>
-        </w:tc>
-        <w:tc>
-          <w:tcPr>
-            <w:tcW w:w="879" w:type="dxa"/>
-          </w:tcPr>
-          <w:p>
-            <w:pPr>
-              <w:pStyle w:val="a4"/>
-              <w:tabs>
-                <w:tab w:val="left" w:pos="407"/>
-              </w:tabs>
-              <w:ind w:left="34"/>
-              <w:rPr>
-                <w:rFonts w:ascii="Times New Roman" w:hAnsi="Times New Roman" w:cs="Times New Roman"/>
-                <w:sz w:val="28"/>
-                <w:szCs w:val="28"/>
-              </w:rPr>
-            </w:pPr>
-          </w:p>
-        </w:tc>
-        <w:tc>
-          <w:tcPr>
-            <w:tcW w:w="5812" w:type="dxa"/>
-          </w:tcPr>
-          <w:p>
-            <w:pPr>
-              <w:pStyle w:val="Default"/>
-              <w:jc w:val="both"/>
-              <w:rPr>
-                <w:b/>
-                <w:sz w:val="28"/>
-                <w:szCs w:val="28"/>
-              </w:rPr>
-            </w:pPr>
-            <w:r>
-              <w:rPr>
-                <w:b/>
-                <w:sz w:val="28"/>
-                <w:szCs w:val="28"/>
-              </w:rPr>
-              <w:t>Поточне опитування.(2)</w:t>
-            </w:r>
-            <w:r>
-              <w:t xml:space="preserve"> ОПІ-3 курс UML</w:t>
-            </w:r>
-          </w:p>
-          <w:p>
-            <w:pPr>
-              <w:pStyle w:val="Default"/>
-              <w:jc w:val="both"/>
-              <w:rPr>
-                <w:sz w:val="28"/>
-                <w:szCs w:val="28"/>
-              </w:rPr>
-            </w:pPr>
-            <w:r>
-              <w:rPr>
-                <w:b/>
-                <w:color w:val="0070C0"/>
-                <w:sz w:val="28"/>
-                <w:szCs w:val="28"/>
-                <w:lang w:val="en-US"/>
-              </w:rPr>
-              <w:t>https</w:t>
-            </w:r>
-            <w:r>
-              <w:rPr>
-                <w:b/>
-                <w:color w:val="0070C0"/>
-                <w:sz w:val="28"/>
-                <w:szCs w:val="28"/>
-              </w:rPr>
-              <w:t>://</w:t>
-            </w:r>
-            <w:r>
-              <w:rPr>
-                <w:b/>
-                <w:color w:val="0070C0"/>
-                <w:sz w:val="28"/>
-                <w:szCs w:val="28"/>
-                <w:lang w:val="en-US"/>
-              </w:rPr>
-              <w:t>docs</w:t>
-            </w:r>
-            <w:r>
-              <w:rPr>
-                <w:b/>
-                <w:color w:val="0070C0"/>
-                <w:sz w:val="28"/>
-                <w:szCs w:val="28"/>
-              </w:rPr>
-              <w:t>.</w:t>
-            </w:r>
-            <w:r>
-              <w:rPr>
-                <w:b/>
-                <w:color w:val="0070C0"/>
-                <w:sz w:val="28"/>
-                <w:szCs w:val="28"/>
-                <w:lang w:val="en-US"/>
-              </w:rPr>
-              <w:t>google</w:t>
-            </w:r>
-            <w:r>
-              <w:rPr>
-                <w:b/>
-                <w:color w:val="0070C0"/>
-                <w:sz w:val="28"/>
-                <w:szCs w:val="28"/>
-              </w:rPr>
-              <w:t>.</w:t>
-            </w:r>
-            <w:r>
-              <w:rPr>
-                <w:b/>
-                <w:color w:val="0070C0"/>
-                <w:sz w:val="28"/>
-                <w:szCs w:val="28"/>
-                <w:lang w:val="en-US"/>
-              </w:rPr>
-              <w:t>com</w:t>
-            </w:r>
-            <w:r>
-              <w:rPr>
-                <w:b/>
-                <w:color w:val="0070C0"/>
-                <w:sz w:val="28"/>
-                <w:szCs w:val="28"/>
-              </w:rPr>
-              <w:t>/</w:t>
-            </w:r>
-            <w:r>
-              <w:rPr>
-                <w:b/>
-                <w:color w:val="0070C0"/>
-                <w:sz w:val="28"/>
-                <w:szCs w:val="28"/>
-                <w:lang w:val="en-US"/>
-              </w:rPr>
-              <w:t>forms</w:t>
-            </w:r>
-            <w:r>
-              <w:rPr>
-                <w:b/>
-                <w:color w:val="0070C0"/>
-                <w:sz w:val="28"/>
-                <w:szCs w:val="28"/>
-              </w:rPr>
-              <w:t>/</w:t>
-            </w:r>
-            <w:r>
-              <w:rPr>
-                <w:b/>
-                <w:color w:val="0070C0"/>
-                <w:sz w:val="28"/>
-                <w:szCs w:val="28"/>
-                <w:lang w:val="en-US"/>
-              </w:rPr>
-              <w:t>d</w:t>
-            </w:r>
-            <w:r>
-              <w:rPr>
-                <w:b/>
-                <w:color w:val="0070C0"/>
-                <w:sz w:val="28"/>
-                <w:szCs w:val="28"/>
-              </w:rPr>
-              <w:t>/</w:t>
-            </w:r>
-            <w:r>
-              <w:rPr>
-                <w:b/>
-                <w:color w:val="0070C0"/>
-                <w:sz w:val="28"/>
-                <w:szCs w:val="28"/>
-                <w:lang w:val="en-US"/>
-              </w:rPr>
-              <w:t>e</w:t>
-            </w:r>
-            <w:r>
-              <w:rPr>
-                <w:b/>
-                <w:color w:val="0070C0"/>
-                <w:sz w:val="28"/>
-                <w:szCs w:val="28"/>
-              </w:rPr>
-              <w:t>/1</w:t>
-            </w:r>
-            <w:proofErr w:type="spellStart"/>
-            <w:r>
-              <w:rPr>
-                <w:b/>
-                <w:color w:val="0070C0"/>
-                <w:sz w:val="28"/>
-                <w:szCs w:val="28"/>
-                <w:lang w:val="en-US"/>
-              </w:rPr>
-              <w:t>FAIpQLSfFpxDzpYdp</w:t>
-            </w:r>
-            <w:proofErr w:type="spellEnd"/>
-            <w:r>
-              <w:rPr>
-                <w:b/>
-                <w:color w:val="0070C0"/>
-                <w:sz w:val="28"/>
-                <w:szCs w:val="28"/>
-              </w:rPr>
-              <w:t>6</w:t>
-            </w:r>
-            <w:r>
-              <w:rPr>
-                <w:b/>
-                <w:color w:val="0070C0"/>
-                <w:sz w:val="28"/>
-                <w:szCs w:val="28"/>
-                <w:lang w:val="en-US"/>
-              </w:rPr>
-              <w:t>u</w:t>
-            </w:r>
-            <w:r>
-              <w:rPr>
-                <w:b/>
-                <w:color w:val="0070C0"/>
-                <w:sz w:val="28"/>
-                <w:szCs w:val="28"/>
-              </w:rPr>
-              <w:t>1</w:t>
-            </w:r>
-            <w:proofErr w:type="spellStart"/>
-            <w:r>
-              <w:rPr>
-                <w:b/>
-                <w:color w:val="0070C0"/>
-                <w:sz w:val="28"/>
-                <w:szCs w:val="28"/>
-                <w:lang w:val="en-US"/>
-              </w:rPr>
-              <w:t>ZKkPt</w:t>
-            </w:r>
-            <w:proofErr w:type="spellEnd"/>
-            <w:r>
-              <w:rPr>
-                <w:b/>
-                <w:color w:val="0070C0"/>
-                <w:sz w:val="28"/>
-                <w:szCs w:val="28"/>
-              </w:rPr>
-              <w:t>16</w:t>
-            </w:r>
-            <w:r>
-              <w:rPr>
-                <w:b/>
-                <w:color w:val="0070C0"/>
-                <w:sz w:val="28"/>
-                <w:szCs w:val="28"/>
-                <w:lang w:val="en-US"/>
-              </w:rPr>
-              <w:t>b</w:t>
-            </w:r>
-            <w:r>
-              <w:rPr>
-                <w:b/>
-                <w:color w:val="0070C0"/>
-                <w:sz w:val="28"/>
-                <w:szCs w:val="28"/>
-              </w:rPr>
-              <w:t>-</w:t>
-            </w:r>
-            <w:r>
-              <w:rPr>
-                <w:b/>
-                <w:color w:val="0070C0"/>
-                <w:sz w:val="28"/>
-                <w:szCs w:val="28"/>
-                <w:lang w:val="en-US"/>
-              </w:rPr>
-              <w:t>m</w:t>
-            </w:r>
-            <w:r>
-              <w:rPr>
-                <w:b/>
-                <w:color w:val="0070C0"/>
-                <w:sz w:val="28"/>
-                <w:szCs w:val="28"/>
-              </w:rPr>
-              <w:t>_1</w:t>
-            </w:r>
-            <w:proofErr w:type="spellStart"/>
-            <w:r>
-              <w:rPr>
-                <w:b/>
-                <w:color w:val="0070C0"/>
-                <w:sz w:val="28"/>
-                <w:szCs w:val="28"/>
-                <w:lang w:val="en-US"/>
-              </w:rPr>
-              <w:t>hdQy</w:t>
-            </w:r>
-            <w:proofErr w:type="spellEnd"/>
-            <w:r>
-              <w:rPr>
-                <w:b/>
-                <w:color w:val="0070C0"/>
-                <w:sz w:val="28"/>
-                <w:szCs w:val="28"/>
-              </w:rPr>
-              <w:t>2</w:t>
-            </w:r>
-            <w:proofErr w:type="spellStart"/>
-            <w:r>
-              <w:rPr>
-                <w:b/>
-                <w:color w:val="0070C0"/>
-                <w:sz w:val="28"/>
-                <w:szCs w:val="28"/>
-                <w:lang w:val="en-US"/>
-              </w:rPr>
-              <w:t>VJsN</w:t>
-            </w:r>
-            <w:proofErr w:type="spellEnd"/>
-            <w:r>
-              <w:rPr>
-                <w:b/>
-                <w:color w:val="0070C0"/>
-                <w:sz w:val="28"/>
-                <w:szCs w:val="28"/>
-              </w:rPr>
-              <w:t>21</w:t>
-            </w:r>
-            <w:proofErr w:type="spellStart"/>
-            <w:r>
-              <w:rPr>
-                <w:b/>
-                <w:color w:val="0070C0"/>
-                <w:sz w:val="28"/>
-                <w:szCs w:val="28"/>
-                <w:lang w:val="en-US"/>
-              </w:rPr>
-              <w:t>LyxgKUNngGNg</w:t>
-            </w:r>
-            <w:proofErr w:type="spellEnd"/>
-            <w:r>
-              <w:rPr>
-                <w:b/>
-                <w:color w:val="0070C0"/>
-                <w:sz w:val="28"/>
-                <w:szCs w:val="28"/>
-              </w:rPr>
-              <w:t>/</w:t>
-            </w:r>
-            <w:proofErr w:type="spellStart"/>
-            <w:r>
-              <w:rPr>
-                <w:b/>
-                <w:color w:val="0070C0"/>
-                <w:sz w:val="28"/>
-                <w:szCs w:val="28"/>
-                <w:lang w:val="en-US"/>
-              </w:rPr>
-              <w:t>viewform</w:t>
-            </w:r>
-            <w:proofErr w:type="spellEnd"/>
-            <w:r>
-              <w:rPr>
-                <w:b/>
-                <w:color w:val="0070C0"/>
-                <w:sz w:val="28"/>
-                <w:szCs w:val="28"/>
-              </w:rPr>
-              <w:t>?</w:t>
-            </w:r>
-            <w:proofErr w:type="spellStart"/>
-            <w:r>
-              <w:rPr>
-                <w:b/>
-                <w:color w:val="0070C0"/>
-                <w:sz w:val="28"/>
-                <w:szCs w:val="28"/>
-                <w:lang w:val="en-US"/>
-              </w:rPr>
-              <w:t>usp</w:t>
-            </w:r>
-            <w:proofErr w:type="spellEnd"/>
-            <w:r>
-              <w:rPr>
-                <w:b/>
-                <w:color w:val="0070C0"/>
-                <w:sz w:val="28"/>
-                <w:szCs w:val="28"/>
-              </w:rPr>
-              <w:t>=</w:t>
-            </w:r>
-            <w:r>
-              <w:rPr>
-                <w:b/>
-                <w:color w:val="0070C0"/>
-                <w:sz w:val="28"/>
-                <w:szCs w:val="28"/>
-                <w:lang w:val="en-US"/>
-              </w:rPr>
-              <w:t>sf</w:t>
-            </w:r>
-            <w:r>
-              <w:rPr>
-                <w:b/>
-                <w:color w:val="0070C0"/>
-                <w:sz w:val="28"/>
-                <w:szCs w:val="28"/>
-              </w:rPr>
-              <w:t>_</w:t>
-            </w:r>
-            <w:r>
-              <w:rPr>
-                <w:b/>
-                <w:color w:val="0070C0"/>
-                <w:sz w:val="28"/>
-                <w:szCs w:val="28"/>
-                <w:lang w:val="en-US"/>
-              </w:rPr>
-              <w:t>link</w:t>
-            </w:r>
-          </w:p>
-        </w:tc>
-      </w:tr>
-      <w:tr>
-        <w:tc>
-          <w:tcPr>
-            <w:tcW w:w="1167" w:type="dxa"/>
-            <w:shd w:val="clear" w:color="auto" w:fill="FFFFFF" w:themeFill="background1"/>
-          </w:tcPr>
-          <w:p>
-            <w:pPr>
-              <w:rPr>
-                <w:rFonts w:ascii="Times New Roman" w:hAnsi="Times New Roman" w:cs="Times New Roman"/>
-                <w:sz w:val="28"/>
-                <w:szCs w:val="28"/>
-                <w:lang w:val="ru-RU"/>
-              </w:rPr>
-            </w:pPr>
-          </w:p>
-        </w:tc>
-        <w:tc>
-          <w:tcPr>
-            <w:tcW w:w="1077" w:type="dxa"/>
-            <w:shd w:val="clear" w:color="auto" w:fill="FFFFFF" w:themeFill="background1"/>
-          </w:tcPr>
-          <w:p>
-            <w:pPr>
-              <w:rPr>
-                <w:rFonts w:ascii="Times New Roman" w:hAnsi="Times New Roman" w:cs="Times New Roman"/>
-                <w:sz w:val="28"/>
-                <w:szCs w:val="28"/>
-                <w:lang w:val="ru-RU"/>
-              </w:rPr>
-            </w:pPr>
-          </w:p>
-        </w:tc>
-        <w:tc>
-          <w:tcPr>
-            <w:tcW w:w="1187" w:type="dxa"/>
-          </w:tcPr>
-          <w:p>
-            <w:pPr>
-              <w:rPr>
-                <w:rFonts w:ascii="Times New Roman" w:hAnsi="Times New Roman" w:cs="Times New Roman"/>
-                <w:sz w:val="28"/>
-                <w:szCs w:val="28"/>
-                <w:lang w:val="ru-RU"/>
-              </w:rPr>
-            </w:pPr>
-          </w:p>
-        </w:tc>
-        <w:tc>
-          <w:tcPr>
-            <w:tcW w:w="1247" w:type="dxa"/>
-          </w:tcPr>
-          <w:p>
-            <w:pPr>
-              <w:rPr>
-                <w:rFonts w:ascii="Times New Roman" w:hAnsi="Times New Roman" w:cs="Times New Roman"/>
-                <w:sz w:val="28"/>
-                <w:szCs w:val="28"/>
-                <w:lang w:val="ru-RU"/>
-              </w:rPr>
-            </w:pPr>
-          </w:p>
-        </w:tc>
-        <w:tc>
-          <w:tcPr>
-            <w:tcW w:w="1276" w:type="dxa"/>
-          </w:tcPr>
-          <w:p>
-            <w:pPr>
-              <w:rPr>
-                <w:rFonts w:ascii="Times New Roman" w:hAnsi="Times New Roman" w:cs="Times New Roman"/>
-                <w:color w:val="000000" w:themeColor="text1"/>
-                <w:sz w:val="28"/>
-                <w:szCs w:val="28"/>
-                <w:lang w:val="ru-RU"/>
-              </w:rPr>
-            </w:pPr>
-          </w:p>
-        </w:tc>
-        <w:tc>
-          <w:tcPr>
-            <w:tcW w:w="1276" w:type="dxa"/>
-          </w:tcPr>
-          <w:p>
-            <w:pPr>
-              <w:rPr>
-                <w:rFonts w:ascii="Times New Roman" w:hAnsi="Times New Roman" w:cs="Times New Roman"/>
-                <w:sz w:val="28"/>
-                <w:szCs w:val="28"/>
-                <w:lang w:val="ru-RU"/>
-              </w:rPr>
-            </w:pPr>
-          </w:p>
-        </w:tc>
-        <w:tc>
-          <w:tcPr>
-            <w:tcW w:w="1276" w:type="dxa"/>
-          </w:tcPr>
-          <w:p>
-            <w:pPr>
-              <w:rPr>
-                <w:rFonts w:ascii="Times New Roman" w:hAnsi="Times New Roman" w:cs="Times New Roman"/>
-                <w:b/>
-                <w:color w:val="0070C0"/>
-                <w:sz w:val="28"/>
-                <w:szCs w:val="28"/>
-              </w:rPr>
-            </w:pPr>
-            <w:r>
-              <w:rPr>
-                <w:rFonts w:ascii="Times New Roman" w:hAnsi="Times New Roman" w:cs="Times New Roman"/>
-                <w:b/>
-                <w:color w:val="943634" w:themeColor="accent2" w:themeShade="BF"/>
-                <w:sz w:val="28"/>
-                <w:szCs w:val="28"/>
-              </w:rPr>
-              <w:t>ПР0</w:t>
-            </w:r>
-            <w:r>
-              <w:rPr>
-                <w:rFonts w:ascii="Times New Roman" w:hAnsi="Times New Roman" w:cs="Times New Roman"/>
-                <w:b/>
-                <w:color w:val="943634" w:themeColor="accent2" w:themeShade="BF"/>
-                <w:sz w:val="28"/>
-                <w:szCs w:val="28"/>
-                <w:lang w:val="ru-RU"/>
-              </w:rPr>
-              <w:t>4</w:t>
-            </w:r>
+                <w:lang w:val="ru-RU"/>
+              </w:rPr>
+            </w:pPr>
+          </w:p>
+        </w:tc>
+        <w:tc>
+          <w:tcPr>
+            <w:tcW w:w="1276" w:type="dxa"/>
+          </w:tcPr>
+          <w:p>
+            <w:pPr>
+              <w:rPr>
+                <w:rFonts w:ascii="Times New Roman" w:hAnsi="Times New Roman" w:cs="Times New Roman"/>
+                <w:b/>
+                <w:sz w:val="28"/>
+                <w:szCs w:val="28"/>
+                <w:lang w:val="ru-RU"/>
+              </w:rPr>
+            </w:pPr>
+          </w:p>
+        </w:tc>
+        <w:tc>
+          <w:tcPr>
+            <w:tcW w:w="1276" w:type="dxa"/>
+          </w:tcPr>
+          <w:p>
+            <w:pPr>
+              <w:rPr>
+                <w:rFonts w:ascii="Times New Roman" w:hAnsi="Times New Roman" w:cs="Times New Roman"/>
+                <w:b/>
+                <w:sz w:val="28"/>
+                <w:szCs w:val="28"/>
+                <w:lang w:val="ru-RU"/>
+              </w:rPr>
+            </w:pPr>
+          </w:p>
+        </w:tc>
+        <w:tc>
+          <w:tcPr>
+            <w:tcW w:w="1276" w:type="dxa"/>
+          </w:tcPr>
+          <w:p>
+            <w:pPr>
+              <w:rPr>
+                <w:rFonts w:ascii="Times New Roman" w:hAnsi="Times New Roman" w:cs="Times New Roman"/>
+                <w:b/>
+                <w:sz w:val="28"/>
+                <w:szCs w:val="28"/>
+                <w:lang w:val="ru-RU"/>
+              </w:rPr>
+            </w:pPr>
           </w:p>
         </w:tc>
         <w:tc>
@@ -4634,37 +4878,17 @@
             <w:pPr>
               <w:rPr>
                 <w:rFonts w:ascii="Times New Roman" w:hAnsi="Times New Roman" w:cs="Times New Roman"/>
-                <w:b/>
-                <w:sz w:val="28"/>
-                <w:szCs w:val="28"/>
-              </w:rPr>
-            </w:pPr>
-            <w:r>
-              <w:rPr>
-                <w:rFonts w:ascii="Times New Roman" w:hAnsi="Times New Roman" w:cs="Times New Roman"/>
-                <w:sz w:val="28"/>
-                <w:szCs w:val="28"/>
-              </w:rPr>
-              <w:t>Побудова</w:t>
-            </w:r>
-            <w:r>
-              <w:rPr>
-                <w:rFonts w:ascii="Times New Roman" w:eastAsia="Times New Roman" w:hAnsi="Times New Roman" w:cs="Times New Roman"/>
-                <w:sz w:val="28"/>
-                <w:szCs w:val="28"/>
-                <w:lang w:eastAsia="uk-UA"/>
-              </w:rPr>
-              <w:t xml:space="preserve"> діаграми діяльності та її зв’язок з іншими діаграмами поведінки</w:t>
-            </w:r>
-            <w:r>
-              <w:rPr>
-                <w:rFonts w:ascii="Times New Roman" w:hAnsi="Times New Roman" w:cs="Times New Roman"/>
-                <w:b/>
-                <w:color w:val="4F6228" w:themeColor="accent3" w:themeShade="80"/>
-                <w:sz w:val="28"/>
-                <w:szCs w:val="28"/>
-              </w:rPr>
-              <w:t>.</w:t>
+                <w:sz w:val="28"/>
+                <w:szCs w:val="28"/>
+              </w:rPr>
+            </w:pPr>
+            <w:r>
+              <w:rPr>
+                <w:rFonts w:ascii="Times New Roman" w:hAnsi="Times New Roman" w:cs="Times New Roman"/>
+                <w:sz w:val="28"/>
+                <w:szCs w:val="28"/>
+              </w:rPr>
+              <w:t>Побудова діаграм послідовностей та діаграм кооперації</w:t>
             </w:r>
           </w:p>
         </w:tc>
@@ -4681,7 +4905,6 @@
                 <w:rFonts w:ascii="Times New Roman" w:hAnsi="Times New Roman" w:cs="Times New Roman"/>
                 <w:sz w:val="28"/>
                 <w:szCs w:val="28"/>
-                <w:lang w:val="ru-RU"/>
               </w:rPr>
             </w:pPr>
           </w:p>
@@ -4697,7 +4920,6 @@
                 <w:rFonts w:ascii="Times New Roman" w:hAnsi="Times New Roman" w:cs="Times New Roman"/>
                 <w:sz w:val="28"/>
                 <w:szCs w:val="28"/>
-                <w:lang w:val="ru-RU"/>
               </w:rPr>
             </w:pPr>
           </w:p>
@@ -4710,10 +4932,8 @@
             <w:pPr>
               <w:rPr>
                 <w:rFonts w:ascii="Times New Roman" w:hAnsi="Times New Roman" w:cs="Times New Roman"/>
-                <w:color w:val="000000" w:themeColor="text1"/>
-                <w:sz w:val="28"/>
-                <w:szCs w:val="28"/>
-                <w:lang w:val="ru-RU"/>
+                <w:sz w:val="28"/>
+                <w:szCs w:val="28"/>
               </w:rPr>
             </w:pPr>
           </w:p>
@@ -4728,252 +4948,52 @@
                 <w:rFonts w:ascii="Times New Roman" w:hAnsi="Times New Roman" w:cs="Times New Roman"/>
                 <w:sz w:val="28"/>
                 <w:szCs w:val="28"/>
-                <w:lang w:val="ru-RU"/>
-              </w:rPr>
-            </w:pPr>
-          </w:p>
-        </w:tc>
-        <w:tc>
-          <w:tcPr>
-            <w:tcW w:w="1276" w:type="dxa"/>
-          </w:tcPr>
-          <w:p>
-            <w:pPr>
-              <w:rPr>
-                <w:rFonts w:ascii="Times New Roman" w:hAnsi="Times New Roman" w:cs="Times New Roman"/>
-                <w:b/>
-                <w:sz w:val="28"/>
-                <w:szCs w:val="28"/>
-              </w:rPr>
-            </w:pPr>
-          </w:p>
-        </w:tc>
-        <w:tc>
-          <w:tcPr>
-            <w:tcW w:w="1276" w:type="dxa"/>
-          </w:tcPr>
-          <w:p>
-            <w:pPr>
-              <w:rPr>
-                <w:rFonts w:ascii="Times New Roman" w:hAnsi="Times New Roman" w:cs="Times New Roman"/>
-                <w:b/>
-                <w:sz w:val="28"/>
-                <w:szCs w:val="28"/>
-              </w:rPr>
-            </w:pPr>
-          </w:p>
-        </w:tc>
-        <w:tc>
-          <w:tcPr>
-            <w:tcW w:w="1276" w:type="dxa"/>
-          </w:tcPr>
-          <w:p>
-            <w:pPr>
-              <w:rPr>
-                <w:rFonts w:ascii="Times New Roman" w:hAnsi="Times New Roman" w:cs="Times New Roman"/>
-                <w:b/>
-                <w:sz w:val="28"/>
-                <w:szCs w:val="28"/>
-              </w:rPr>
-            </w:pPr>
-          </w:p>
-        </w:tc>
-        <w:tc>
-          <w:tcPr>
-            <w:tcW w:w="879" w:type="dxa"/>
-          </w:tcPr>
-          <w:p>
-            <w:pPr>
-              <w:pStyle w:val="a4"/>
-              <w:tabs>
-                <w:tab w:val="left" w:pos="407"/>
-              </w:tabs>
-              <w:ind w:left="34"/>
-              <w:rPr>
-                <w:rFonts w:ascii="Times New Roman" w:hAnsi="Times New Roman" w:cs="Times New Roman"/>
-                <w:sz w:val="28"/>
-                <w:szCs w:val="28"/>
-              </w:rPr>
-            </w:pPr>
-          </w:p>
-        </w:tc>
-        <w:tc>
-          <w:tcPr>
-            <w:tcW w:w="5812" w:type="dxa"/>
-          </w:tcPr>
-          <w:p>
-            <w:pPr>
-              <w:rPr>
-                <w:rFonts w:ascii="Times New Roman" w:eastAsia="Calibri" w:hAnsi="Times New Roman" w:cs="Times New Roman"/>
-                <w:sz w:val="28"/>
-                <w:szCs w:val="28"/>
-              </w:rPr>
-            </w:pPr>
-            <w:r>
-              <w:rPr>
-                <w:rFonts w:ascii="Times New Roman" w:eastAsia="Calibri" w:hAnsi="Times New Roman" w:cs="Times New Roman"/>
-                <w:color w:val="FF0000"/>
-                <w:sz w:val="28"/>
-                <w:szCs w:val="28"/>
-              </w:rPr>
-              <w:t>Тематичне опитування з UML у вигляді тестування</w:t>
-            </w:r>
-            <w:r>
-              <w:rPr>
-                <w:rFonts w:ascii="Times New Roman" w:eastAsia="Calibri" w:hAnsi="Times New Roman" w:cs="Times New Roman"/>
-                <w:sz w:val="28"/>
-                <w:szCs w:val="28"/>
-              </w:rPr>
-              <w:t>.(3)</w:t>
-            </w:r>
-          </w:p>
-          <w:p>
-            <w:pPr>
-              <w:rPr>
-                <w:rFonts w:ascii="Times New Roman" w:hAnsi="Times New Roman" w:cs="Times New Roman"/>
-                <w:b/>
-                <w:sz w:val="28"/>
-                <w:szCs w:val="28"/>
-              </w:rPr>
-            </w:pPr>
-            <w:r>
-              <w:rPr>
-                <w:rFonts w:ascii="Times New Roman" w:hAnsi="Times New Roman" w:cs="Times New Roman"/>
-                <w:b/>
-                <w:color w:val="0070C0"/>
-                <w:sz w:val="28"/>
-                <w:szCs w:val="28"/>
-                <w:shd w:val="clear" w:color="auto" w:fill="FFFFFF" w:themeFill="background1"/>
-              </w:rPr>
-              <w:t>https://docs.google.com/forms/d/e/1FAIpQLSfw4fw38kTYIBfap1hJoiSKxEsR51VhLoTuJIvASkdm5f45tw/viewform?usp=sf_link</w:t>
-            </w:r>
-          </w:p>
-        </w:tc>
-      </w:tr>
-      <w:tr>
-        <w:tc>
-          <w:tcPr>
-            <w:tcW w:w="1167" w:type="dxa"/>
-            <w:shd w:val="clear" w:color="auto" w:fill="FFFFFF" w:themeFill="background1"/>
-          </w:tcPr>
-          <w:p>
-            <w:pPr>
-              <w:rPr>
-                <w:rFonts w:ascii="Times New Roman" w:hAnsi="Times New Roman" w:cs="Times New Roman"/>
-                <w:sz w:val="28"/>
-                <w:szCs w:val="28"/>
-              </w:rPr>
-            </w:pPr>
-          </w:p>
-        </w:tc>
-        <w:tc>
-          <w:tcPr>
-            <w:tcW w:w="1077" w:type="dxa"/>
-            <w:shd w:val="clear" w:color="auto" w:fill="FFFFFF" w:themeFill="background1"/>
-          </w:tcPr>
-          <w:p>
-            <w:pPr>
-              <w:rPr>
-                <w:rFonts w:ascii="Times New Roman" w:hAnsi="Times New Roman" w:cs="Times New Roman"/>
-                <w:sz w:val="28"/>
-                <w:szCs w:val="28"/>
-              </w:rPr>
-            </w:pPr>
-          </w:p>
-        </w:tc>
-        <w:tc>
-          <w:tcPr>
-            <w:tcW w:w="1187" w:type="dxa"/>
-          </w:tcPr>
-          <w:p>
-            <w:pPr>
-              <w:rPr>
-                <w:rFonts w:ascii="Times New Roman" w:hAnsi="Times New Roman" w:cs="Times New Roman"/>
-                <w:color w:val="000000" w:themeColor="text1"/>
-                <w:sz w:val="28"/>
-                <w:szCs w:val="28"/>
-              </w:rPr>
-            </w:pPr>
-          </w:p>
-        </w:tc>
-        <w:tc>
-          <w:tcPr>
-            <w:tcW w:w="1247" w:type="dxa"/>
-          </w:tcPr>
-          <w:p>
-            <w:pPr>
-              <w:rPr>
-                <w:rFonts w:ascii="Times New Roman" w:hAnsi="Times New Roman" w:cs="Times New Roman"/>
-                <w:sz w:val="28"/>
-                <w:szCs w:val="28"/>
-              </w:rPr>
-            </w:pPr>
-          </w:p>
-        </w:tc>
-        <w:tc>
-          <w:tcPr>
-            <w:tcW w:w="1276" w:type="dxa"/>
-          </w:tcPr>
-          <w:p>
-            <w:pPr>
-              <w:rPr>
-                <w:rFonts w:ascii="Times New Roman" w:hAnsi="Times New Roman" w:cs="Times New Roman"/>
-                <w:color w:val="000000" w:themeColor="text1"/>
-                <w:sz w:val="28"/>
-                <w:szCs w:val="28"/>
-              </w:rPr>
-            </w:pPr>
-          </w:p>
-        </w:tc>
-        <w:tc>
-          <w:tcPr>
-            <w:tcW w:w="1276" w:type="dxa"/>
-          </w:tcPr>
-          <w:p>
-            <w:pPr>
-              <w:rPr>
-                <w:rFonts w:ascii="Times New Roman" w:hAnsi="Times New Roman" w:cs="Times New Roman"/>
-                <w:sz w:val="28"/>
-                <w:szCs w:val="28"/>
-              </w:rPr>
-            </w:pPr>
-          </w:p>
-        </w:tc>
-        <w:tc>
-          <w:tcPr>
-            <w:tcW w:w="1276" w:type="dxa"/>
-          </w:tcPr>
-          <w:p>
-            <w:pPr>
-              <w:rPr>
-                <w:rFonts w:ascii="Times New Roman" w:hAnsi="Times New Roman" w:cs="Times New Roman"/>
-                <w:b/>
-                <w:color w:val="0070C0"/>
-                <w:sz w:val="28"/>
-                <w:szCs w:val="28"/>
-              </w:rPr>
-            </w:pPr>
-            <w:r>
-              <w:rPr>
-                <w:rFonts w:ascii="Times New Roman" w:hAnsi="Times New Roman" w:cs="Times New Roman"/>
-                <w:b/>
-                <w:color w:val="943634" w:themeColor="accent2" w:themeShade="BF"/>
-                <w:sz w:val="28"/>
-                <w:szCs w:val="28"/>
-              </w:rPr>
-              <w:t>ПР0</w:t>
-            </w:r>
-            <w:r>
-              <w:rPr>
-                <w:rFonts w:ascii="Times New Roman" w:hAnsi="Times New Roman" w:cs="Times New Roman"/>
-                <w:b/>
-                <w:color w:val="943634" w:themeColor="accent2" w:themeShade="BF"/>
-                <w:sz w:val="28"/>
-                <w:szCs w:val="28"/>
-                <w:lang w:val="ru-RU"/>
-              </w:rPr>
-              <w:t>5</w:t>
-            </w:r>
+              </w:rPr>
+            </w:pPr>
+          </w:p>
+        </w:tc>
+        <w:tc>
+          <w:tcPr>
+            <w:tcW w:w="1276" w:type="dxa"/>
+          </w:tcPr>
+          <w:p>
+            <w:pPr>
+              <w:rPr>
+                <w:rFonts w:ascii="Times New Roman" w:hAnsi="Times New Roman" w:cs="Times New Roman"/>
+                <w:sz w:val="28"/>
+                <w:szCs w:val="28"/>
+              </w:rPr>
+            </w:pPr>
+          </w:p>
+        </w:tc>
+        <w:tc>
+          <w:tcPr>
+            <w:tcW w:w="1276" w:type="dxa"/>
+          </w:tcPr>
+          <w:p>
+            <w:pPr>
+              <w:rPr>
+                <w:rFonts w:ascii="Times New Roman" w:hAnsi="Times New Roman" w:cs="Times New Roman"/>
+                <w:sz w:val="28"/>
+                <w:szCs w:val="28"/>
+              </w:rPr>
+            </w:pPr>
+          </w:p>
+        </w:tc>
+        <w:tc>
+          <w:tcPr>
+            <w:tcW w:w="1276" w:type="dxa"/>
+          </w:tcPr>
+          <w:p>
+            <w:pPr>
+              <w:rPr>
+                <w:rFonts w:ascii="Times New Roman" w:hAnsi="Times New Roman" w:cs="Times New Roman"/>
+                <w:b/>
+                <w:sz w:val="28"/>
+                <w:szCs w:val="28"/>
+                <w:lang w:val="ru-RU"/>
+              </w:rPr>
+            </w:pPr>
           </w:p>
         </w:tc>
         <w:tc>
@@ -5007,53 +5027,23 @@
             <w:pPr>
               <w:rPr>
                 <w:rFonts w:ascii="Times New Roman" w:hAnsi="Times New Roman" w:cs="Times New Roman"/>
-                <w:b/>
-                <w:sz w:val="28"/>
-                <w:szCs w:val="28"/>
-              </w:rPr>
-            </w:pPr>
-            <w:r>
-              <w:rPr>
-                <w:rStyle w:val="st"/>
-                <w:rFonts w:ascii="Times New Roman" w:hAnsi="Times New Roman" w:cs="Times New Roman"/>
-                <w:sz w:val="28"/>
-                <w:szCs w:val="28"/>
-              </w:rPr>
-              <w:t xml:space="preserve">Фізичне представлення моделей систем в </w:t>
-            </w:r>
-            <w:r>
-              <w:rPr>
-                <w:rStyle w:val="a5"/>
-                <w:rFonts w:ascii="Times New Roman" w:hAnsi="Times New Roman" w:cs="Times New Roman"/>
-                <w:i w:val="0"/>
-                <w:sz w:val="28"/>
-                <w:szCs w:val="28"/>
-              </w:rPr>
-              <w:t>UML</w:t>
-            </w:r>
-            <w:r>
-              <w:rPr>
-                <w:rStyle w:val="a5"/>
-                <w:rFonts w:ascii="Times New Roman" w:hAnsi="Times New Roman" w:cs="Times New Roman"/>
-                <w:sz w:val="28"/>
-                <w:szCs w:val="28"/>
-              </w:rPr>
-              <w:t xml:space="preserve">: </w:t>
-            </w:r>
-            <w:r>
-              <w:rPr>
-                <w:rStyle w:val="a5"/>
-                <w:rFonts w:ascii="Times New Roman" w:hAnsi="Times New Roman" w:cs="Times New Roman"/>
-                <w:i w:val="0"/>
-                <w:sz w:val="28"/>
-                <w:szCs w:val="28"/>
-              </w:rPr>
-              <w:t xml:space="preserve">Побудова </w:t>
-            </w:r>
-            <w:r>
-              <w:rPr>
-                <w:rStyle w:val="a5"/>
-                <w:rFonts w:ascii="Times New Roman" w:hAnsi="Times New Roman" w:cs="Times New Roman"/>
+                <w:sz w:val="28"/>
+                <w:szCs w:val="28"/>
+              </w:rPr>
+            </w:pPr>
+            <w:r>
+              <w:rPr>
+                <w:rFonts w:ascii="Times New Roman" w:hAnsi="Times New Roman" w:cs="Times New Roman"/>
+                <w:sz w:val="28"/>
+                <w:szCs w:val="28"/>
+              </w:rPr>
+              <w:t>Узгодження діаграм прецедентів, класів та послідовностей.</w:t>
+            </w:r>
+            <w:r>
+              <w:rPr>
+                <w:rFonts w:ascii="Times New Roman" w:hAnsi="Times New Roman" w:cs="Times New Roman"/>
+                <w:b/>
+                <w:color w:val="4F6228" w:themeColor="accent3" w:themeShade="80"/>
                 <w:sz w:val="28"/>
                 <w:szCs w:val="28"/>
               </w:rPr>
@@ -5061,32 +5051,11 @@
             </w:r>
             <w:r>
               <w:rPr>
-                <w:rStyle w:val="a5"/>
-                <w:rFonts w:ascii="Times New Roman" w:hAnsi="Times New Roman" w:cs="Times New Roman"/>
-                <w:i w:val="0"/>
-                <w:sz w:val="28"/>
-                <w:szCs w:val="28"/>
-              </w:rPr>
-              <w:t>діаграм</w:t>
-            </w:r>
-            <w:r>
-              <w:rPr>
-                <w:rFonts w:ascii="Times New Roman" w:eastAsia="Times New Roman" w:hAnsi="Times New Roman" w:cs="Times New Roman"/>
-                <w:i/>
-                <w:sz w:val="28"/>
-                <w:szCs w:val="28"/>
-                <w:lang w:eastAsia="uk-UA"/>
-              </w:rPr>
-              <w:t xml:space="preserve"> </w:t>
-            </w:r>
-            <w:r>
-              <w:rPr>
-                <w:rFonts w:ascii="Times New Roman" w:eastAsia="Times New Roman" w:hAnsi="Times New Roman" w:cs="Times New Roman"/>
-                <w:sz w:val="28"/>
-                <w:szCs w:val="28"/>
-                <w:lang w:eastAsia="uk-UA"/>
-              </w:rPr>
-              <w:t>компонентів та розгортання</w:t>
+                <w:rFonts w:ascii="Times New Roman" w:hAnsi="Times New Roman" w:cs="Times New Roman"/>
+                <w:sz w:val="28"/>
+                <w:szCs w:val="28"/>
+              </w:rPr>
+              <w:t>Діаграма станів</w:t>
             </w:r>
           </w:p>
         </w:tc>
@@ -5119,6 +5088,7 @@
                 <w:rFonts w:ascii="Times New Roman" w:hAnsi="Times New Roman" w:cs="Times New Roman"/>
                 <w:sz w:val="28"/>
                 <w:szCs w:val="28"/>
+                <w:lang w:val="ru-RU"/>
               </w:rPr>
             </w:pPr>
           </w:p>
@@ -5148,65 +5118,76 @@
                 <w:rFonts w:ascii="Times New Roman" w:hAnsi="Times New Roman" w:cs="Times New Roman"/>
                 <w:sz w:val="28"/>
                 <w:szCs w:val="28"/>
-              </w:rPr>
-            </w:pPr>
-          </w:p>
-        </w:tc>
-        <w:tc>
-          <w:tcPr>
-            <w:tcW w:w="1276" w:type="dxa"/>
-          </w:tcPr>
-          <w:p>
-            <w:pPr>
-              <w:rPr>
-                <w:rFonts w:ascii="Times New Roman" w:hAnsi="Times New Roman" w:cs="Times New Roman"/>
-                <w:b/>
-                <w:color w:val="C00000"/>
-                <w:sz w:val="28"/>
-                <w:szCs w:val="28"/>
-              </w:rPr>
-            </w:pPr>
-          </w:p>
-        </w:tc>
-        <w:tc>
-          <w:tcPr>
-            <w:tcW w:w="1276" w:type="dxa"/>
-          </w:tcPr>
-          <w:p>
-            <w:pPr>
-              <w:rPr>
-                <w:rFonts w:ascii="Times New Roman" w:hAnsi="Times New Roman" w:cs="Times New Roman"/>
-                <w:b/>
-                <w:color w:val="C00000"/>
-                <w:sz w:val="28"/>
-                <w:szCs w:val="28"/>
-              </w:rPr>
-            </w:pPr>
-          </w:p>
-        </w:tc>
-        <w:tc>
-          <w:tcPr>
-            <w:tcW w:w="1276" w:type="dxa"/>
-          </w:tcPr>
-          <w:p>
-            <w:pPr>
-              <w:rPr>
-                <w:rFonts w:ascii="Times New Roman" w:hAnsi="Times New Roman" w:cs="Times New Roman"/>
-                <w:b/>
-                <w:color w:val="C00000"/>
-                <w:sz w:val="28"/>
-                <w:szCs w:val="28"/>
-              </w:rPr>
-            </w:pPr>
-            <w:r>
-              <w:rPr>
-                <w:rFonts w:ascii="Times New Roman" w:hAnsi="Times New Roman" w:cs="Times New Roman"/>
-                <w:b/>
-                <w:color w:val="C00000"/>
-                <w:sz w:val="28"/>
-                <w:szCs w:val="28"/>
-              </w:rPr>
-              <w:t>Л06</w:t>
+                <w:lang w:val="ru-RU"/>
+              </w:rPr>
+            </w:pPr>
+          </w:p>
+        </w:tc>
+        <w:tc>
+          <w:tcPr>
+            <w:tcW w:w="1276" w:type="dxa"/>
+          </w:tcPr>
+          <w:p>
+            <w:pPr>
+              <w:rPr>
+                <w:rFonts w:ascii="Times New Roman" w:hAnsi="Times New Roman" w:cs="Times New Roman"/>
+                <w:color w:val="000000" w:themeColor="text1"/>
+                <w:sz w:val="28"/>
+                <w:szCs w:val="28"/>
+                <w:lang w:val="ru-RU"/>
+              </w:rPr>
+            </w:pPr>
+          </w:p>
+        </w:tc>
+        <w:tc>
+          <w:tcPr>
+            <w:tcW w:w="1276" w:type="dxa"/>
+          </w:tcPr>
+          <w:p>
+            <w:pPr>
+              <w:rPr>
+                <w:rFonts w:ascii="Times New Roman" w:hAnsi="Times New Roman" w:cs="Times New Roman"/>
+                <w:sz w:val="28"/>
+                <w:szCs w:val="28"/>
+                <w:lang w:val="ru-RU"/>
+              </w:rPr>
+            </w:pPr>
+          </w:p>
+        </w:tc>
+        <w:tc>
+          <w:tcPr>
+            <w:tcW w:w="1276" w:type="dxa"/>
+          </w:tcPr>
+          <w:p>
+            <w:pPr>
+              <w:rPr>
+                <w:rFonts w:ascii="Times New Roman" w:hAnsi="Times New Roman" w:cs="Times New Roman"/>
+                <w:b/>
+                <w:color w:val="0070C0"/>
+                <w:sz w:val="28"/>
+                <w:szCs w:val="28"/>
+              </w:rPr>
+            </w:pPr>
+            <w:r>
+              <w:rPr>
+                <w:rFonts w:ascii="Times New Roman" w:hAnsi="Times New Roman" w:cs="Times New Roman"/>
+                <w:b/>
+                <w:color w:val="943634" w:themeColor="accent2" w:themeShade="BF"/>
+                <w:sz w:val="28"/>
+                <w:szCs w:val="28"/>
+              </w:rPr>
+              <w:t>ПР0</w:t>
+            </w:r>
+            <w:r>
+              <w:rPr>
+                <w:rFonts w:ascii="Times New Roman" w:hAnsi="Times New Roman" w:cs="Times New Roman"/>
+                <w:b/>
+                <w:color w:val="943634" w:themeColor="accent2" w:themeShade="BF"/>
+                <w:sz w:val="28"/>
+                <w:szCs w:val="28"/>
+                <w:lang w:val="ru-RU"/>
+              </w:rPr>
+              <w:t>4</w:t>
             </w:r>
           </w:p>
         </w:tc>
@@ -5227,7 +5208,6 @@
               <w:ind w:left="34" w:firstLine="0"/>
               <w:rPr>
                 <w:rFonts w:ascii="Times New Roman" w:hAnsi="Times New Roman" w:cs="Times New Roman"/>
-                <w:b/>
                 <w:sz w:val="28"/>
                 <w:szCs w:val="28"/>
               </w:rPr>
@@ -5239,21 +5219,45 @@
             <w:tcW w:w="5812" w:type="dxa"/>
           </w:tcPr>
           <w:p>
-            <w:r>
-              <w:rPr>
-                <w:rFonts w:ascii="Times New Roman" w:hAnsi="Times New Roman" w:cs="Times New Roman"/>
-                <w:sz w:val="28"/>
-                <w:szCs w:val="28"/>
-              </w:rPr>
-              <w:t>Інженерія вимог. Визначення вимог до програмних систем.</w:t>
+            <w:pPr>
+              <w:rPr>
+                <w:rFonts w:ascii="Times New Roman" w:hAnsi="Times New Roman" w:cs="Times New Roman"/>
+                <w:b/>
+                <w:sz w:val="28"/>
+                <w:szCs w:val="28"/>
+              </w:rPr>
+            </w:pPr>
+            <w:r>
+              <w:rPr>
+                <w:rFonts w:ascii="Times New Roman" w:hAnsi="Times New Roman" w:cs="Times New Roman"/>
+                <w:sz w:val="28"/>
+                <w:szCs w:val="28"/>
+              </w:rPr>
+              <w:t>Побудова</w:t>
+            </w:r>
+            <w:r>
+              <w:rPr>
+                <w:rFonts w:ascii="Times New Roman" w:eastAsia="Times New Roman" w:hAnsi="Times New Roman" w:cs="Times New Roman"/>
+                <w:sz w:val="28"/>
+                <w:szCs w:val="28"/>
+                <w:lang w:eastAsia="uk-UA"/>
+              </w:rPr>
+              <w:t xml:space="preserve"> діаграми діяльності та її зв’язок з іншими діаграмами поведінки</w:t>
+            </w:r>
+            <w:r>
+              <w:rPr>
+                <w:rFonts w:ascii="Times New Roman" w:hAnsi="Times New Roman" w:cs="Times New Roman"/>
+                <w:b/>
+                <w:color w:val="4F6228" w:themeColor="accent3" w:themeShade="80"/>
+                <w:sz w:val="28"/>
+                <w:szCs w:val="28"/>
+              </w:rPr>
+              <w:t>.</w:t>
             </w:r>
           </w:p>
         </w:tc>
       </w:tr>
       <w:tr>
-        <w:trPr>
-          <w:trHeight w:val="192"/>
-        </w:trPr>
         <w:tc>
           <w:tcPr>
             <w:tcW w:w="1167" w:type="dxa"/>
@@ -5265,6 +5269,7 @@
                 <w:rFonts w:ascii="Times New Roman" w:hAnsi="Times New Roman" w:cs="Times New Roman"/>
                 <w:sz w:val="28"/>
                 <w:szCs w:val="28"/>
+                <w:lang w:val="ru-RU"/>
               </w:rPr>
             </w:pPr>
           </w:p>
@@ -5280,6 +5285,7 @@
                 <w:rFonts w:ascii="Times New Roman" w:hAnsi="Times New Roman" w:cs="Times New Roman"/>
                 <w:sz w:val="28"/>
                 <w:szCs w:val="28"/>
+                <w:lang w:val="ru-RU"/>
               </w:rPr>
             </w:pPr>
           </w:p>
@@ -5292,8 +5298,10 @@
             <w:pPr>
               <w:rPr>
                 <w:rFonts w:ascii="Times New Roman" w:hAnsi="Times New Roman" w:cs="Times New Roman"/>
-                <w:sz w:val="28"/>
-                <w:szCs w:val="28"/>
+                <w:color w:val="000000" w:themeColor="text1"/>
+                <w:sz w:val="28"/>
+                <w:szCs w:val="28"/>
+                <w:lang w:val="ru-RU"/>
               </w:rPr>
             </w:pPr>
           </w:p>
@@ -5308,47 +5316,227 @@
                 <w:rFonts w:ascii="Times New Roman" w:hAnsi="Times New Roman" w:cs="Times New Roman"/>
                 <w:sz w:val="28"/>
                 <w:szCs w:val="28"/>
-              </w:rPr>
-            </w:pPr>
-          </w:p>
-        </w:tc>
-        <w:tc>
-          <w:tcPr>
-            <w:tcW w:w="1276" w:type="dxa"/>
-          </w:tcPr>
-          <w:p>
-            <w:pPr>
-              <w:rPr>
-                <w:rFonts w:ascii="Times New Roman" w:hAnsi="Times New Roman" w:cs="Times New Roman"/>
-                <w:sz w:val="28"/>
-                <w:szCs w:val="28"/>
-              </w:rPr>
-            </w:pPr>
-          </w:p>
-        </w:tc>
-        <w:tc>
-          <w:tcPr>
-            <w:tcW w:w="1276" w:type="dxa"/>
-          </w:tcPr>
-          <w:p>
-            <w:pPr>
-              <w:rPr>
-                <w:rFonts w:ascii="Times New Roman" w:hAnsi="Times New Roman" w:cs="Times New Roman"/>
-                <w:sz w:val="28"/>
-                <w:szCs w:val="28"/>
-              </w:rPr>
-            </w:pPr>
-          </w:p>
-        </w:tc>
-        <w:tc>
-          <w:tcPr>
-            <w:tcW w:w="1276" w:type="dxa"/>
-          </w:tcPr>
-          <w:p>
-            <w:pPr>
-              <w:rPr>
-                <w:rFonts w:ascii="Times New Roman" w:hAnsi="Times New Roman" w:cs="Times New Roman"/>
-                <w:b/>
+                <w:lang w:val="ru-RU"/>
+              </w:rPr>
+            </w:pPr>
+          </w:p>
+        </w:tc>
+        <w:tc>
+          <w:tcPr>
+            <w:tcW w:w="1276" w:type="dxa"/>
+          </w:tcPr>
+          <w:p>
+            <w:pPr>
+              <w:rPr>
+                <w:rFonts w:ascii="Times New Roman" w:hAnsi="Times New Roman" w:cs="Times New Roman"/>
+                <w:b/>
+                <w:sz w:val="28"/>
+                <w:szCs w:val="28"/>
+              </w:rPr>
+            </w:pPr>
+          </w:p>
+        </w:tc>
+        <w:tc>
+          <w:tcPr>
+            <w:tcW w:w="1276" w:type="dxa"/>
+          </w:tcPr>
+          <w:p>
+            <w:pPr>
+              <w:rPr>
+                <w:rFonts w:ascii="Times New Roman" w:hAnsi="Times New Roman" w:cs="Times New Roman"/>
+                <w:b/>
+                <w:sz w:val="28"/>
+                <w:szCs w:val="28"/>
+              </w:rPr>
+            </w:pPr>
+          </w:p>
+        </w:tc>
+        <w:tc>
+          <w:tcPr>
+            <w:tcW w:w="1276" w:type="dxa"/>
+          </w:tcPr>
+          <w:p>
+            <w:pPr>
+              <w:rPr>
+                <w:rFonts w:ascii="Times New Roman" w:hAnsi="Times New Roman" w:cs="Times New Roman"/>
+                <w:b/>
+                <w:sz w:val="28"/>
+                <w:szCs w:val="28"/>
+              </w:rPr>
+            </w:pPr>
+          </w:p>
+        </w:tc>
+        <w:tc>
+          <w:tcPr>
+            <w:tcW w:w="879" w:type="dxa"/>
+          </w:tcPr>
+          <w:p>
+            <w:pPr>
+              <w:pStyle w:val="a4"/>
+              <w:tabs>
+                <w:tab w:val="left" w:pos="407"/>
+              </w:tabs>
+              <w:ind w:left="34"/>
+              <w:rPr>
+                <w:rFonts w:ascii="Times New Roman" w:hAnsi="Times New Roman" w:cs="Times New Roman"/>
+                <w:sz w:val="28"/>
+                <w:szCs w:val="28"/>
+              </w:rPr>
+            </w:pPr>
+          </w:p>
+        </w:tc>
+        <w:tc>
+          <w:tcPr>
+            <w:tcW w:w="5812" w:type="dxa"/>
+          </w:tcPr>
+          <w:p>
+            <w:pPr>
+              <w:rPr>
+                <w:rFonts w:ascii="Times New Roman" w:eastAsia="Calibri" w:hAnsi="Times New Roman" w:cs="Times New Roman"/>
+                <w:sz w:val="28"/>
+                <w:szCs w:val="28"/>
+              </w:rPr>
+            </w:pPr>
+            <w:r>
+              <w:rPr>
+                <w:rFonts w:ascii="Times New Roman" w:eastAsia="Calibri" w:hAnsi="Times New Roman" w:cs="Times New Roman"/>
+                <w:color w:val="FF0000"/>
+                <w:sz w:val="28"/>
+                <w:szCs w:val="28"/>
+              </w:rPr>
+              <w:t>Тематичне опитування з UML у вигляді тестування</w:t>
+            </w:r>
+            <w:r>
+              <w:rPr>
+                <w:rFonts w:ascii="Times New Roman" w:eastAsia="Calibri" w:hAnsi="Times New Roman" w:cs="Times New Roman"/>
+                <w:sz w:val="28"/>
+                <w:szCs w:val="28"/>
+              </w:rPr>
+              <w:t>.(3)</w:t>
+            </w:r>
+          </w:p>
+          <w:p>
+            <w:pPr>
+              <w:rPr>
+                <w:rFonts w:ascii="Times New Roman" w:hAnsi="Times New Roman" w:cs="Times New Roman"/>
+                <w:b/>
+                <w:sz w:val="28"/>
+                <w:szCs w:val="28"/>
+              </w:rPr>
+            </w:pPr>
+            <w:r>
+              <w:rPr>
+                <w:rFonts w:ascii="Times New Roman" w:hAnsi="Times New Roman" w:cs="Times New Roman"/>
+                <w:b/>
+                <w:color w:val="0070C0"/>
+                <w:sz w:val="28"/>
+                <w:szCs w:val="28"/>
+                <w:shd w:val="clear" w:color="auto" w:fill="FFFFFF" w:themeFill="background1"/>
+              </w:rPr>
+              <w:t>https://docs.google.com/forms/d/e/1FAIpQLSfw4fw38kTYIBfap1hJoiSKxEsR51VhLoTuJIvASkdm5f45tw/viewform?usp=sf_link</w:t>
+            </w:r>
+          </w:p>
+        </w:tc>
+      </w:tr>
+      <w:tr>
+        <w:tc>
+          <w:tcPr>
+            <w:tcW w:w="1167" w:type="dxa"/>
+            <w:shd w:val="clear" w:color="auto" w:fill="FFFFFF" w:themeFill="background1"/>
+          </w:tcPr>
+          <w:p>
+            <w:pPr>
+              <w:rPr>
+                <w:rFonts w:ascii="Times New Roman" w:hAnsi="Times New Roman" w:cs="Times New Roman"/>
+                <w:sz w:val="28"/>
+                <w:szCs w:val="28"/>
+              </w:rPr>
+            </w:pPr>
+          </w:p>
+        </w:tc>
+        <w:tc>
+          <w:tcPr>
+            <w:tcW w:w="1077" w:type="dxa"/>
+            <w:shd w:val="clear" w:color="auto" w:fill="FFFFFF" w:themeFill="background1"/>
+          </w:tcPr>
+          <w:p>
+            <w:pPr>
+              <w:rPr>
+                <w:rFonts w:ascii="Times New Roman" w:hAnsi="Times New Roman" w:cs="Times New Roman"/>
+                <w:sz w:val="28"/>
+                <w:szCs w:val="28"/>
+              </w:rPr>
+            </w:pPr>
+          </w:p>
+        </w:tc>
+        <w:tc>
+          <w:tcPr>
+            <w:tcW w:w="1187" w:type="dxa"/>
+          </w:tcPr>
+          <w:p>
+            <w:pPr>
+              <w:rPr>
+                <w:rFonts w:ascii="Times New Roman" w:hAnsi="Times New Roman" w:cs="Times New Roman"/>
+                <w:color w:val="000000" w:themeColor="text1"/>
+                <w:sz w:val="28"/>
+                <w:szCs w:val="28"/>
+              </w:rPr>
+            </w:pPr>
+          </w:p>
+        </w:tc>
+        <w:tc>
+          <w:tcPr>
+            <w:tcW w:w="1247" w:type="dxa"/>
+          </w:tcPr>
+          <w:p>
+            <w:pPr>
+              <w:rPr>
+                <w:rFonts w:ascii="Times New Roman" w:hAnsi="Times New Roman" w:cs="Times New Roman"/>
+                <w:sz w:val="28"/>
+                <w:szCs w:val="28"/>
+              </w:rPr>
+            </w:pPr>
+          </w:p>
+        </w:tc>
+        <w:tc>
+          <w:tcPr>
+            <w:tcW w:w="1276" w:type="dxa"/>
+          </w:tcPr>
+          <w:p>
+            <w:pPr>
+              <w:rPr>
+                <w:rFonts w:ascii="Times New Roman" w:hAnsi="Times New Roman" w:cs="Times New Roman"/>
+                <w:color w:val="000000" w:themeColor="text1"/>
+                <w:sz w:val="28"/>
+                <w:szCs w:val="28"/>
+              </w:rPr>
+            </w:pPr>
+          </w:p>
+        </w:tc>
+        <w:tc>
+          <w:tcPr>
+            <w:tcW w:w="1276" w:type="dxa"/>
+          </w:tcPr>
+          <w:p>
+            <w:pPr>
+              <w:rPr>
+                <w:rFonts w:ascii="Times New Roman" w:hAnsi="Times New Roman" w:cs="Times New Roman"/>
+                <w:sz w:val="28"/>
+                <w:szCs w:val="28"/>
+              </w:rPr>
+            </w:pPr>
+          </w:p>
+        </w:tc>
+        <w:tc>
+          <w:tcPr>
+            <w:tcW w:w="1276" w:type="dxa"/>
+          </w:tcPr>
+          <w:p>
+            <w:pPr>
+              <w:rPr>
+                <w:rFonts w:ascii="Times New Roman" w:hAnsi="Times New Roman" w:cs="Times New Roman"/>
+                <w:b/>
+                <w:color w:val="0070C0"/>
                 <w:sz w:val="28"/>
                 <w:szCs w:val="28"/>
               </w:rPr>
@@ -5372,7 +5560,7 @@
                 <w:szCs w:val="28"/>
                 <w:lang w:val="ru-RU"/>
               </w:rPr>
-              <w:t>6</w:t>
+              <w:t>5</w:t>
             </w:r>
           </w:p>
         </w:tc>
@@ -5404,13 +5592,89 @@
             <w:tcW w:w="5812" w:type="dxa"/>
           </w:tcPr>
           <w:p>
-            <w:r>
-              <w:rPr>
-                <w:rFonts w:ascii="Times New Roman" w:hAnsi="Times New Roman" w:cs="Times New Roman"/>
-                <w:sz w:val="28"/>
-                <w:szCs w:val="28"/>
-              </w:rPr>
-              <w:t>Розгляд процесу визначення вимог до програмних систем</w:t>
+            <w:pPr>
+              <w:rPr>
+                <w:rFonts w:ascii="Times New Roman" w:hAnsi="Times New Roman" w:cs="Times New Roman"/>
+                <w:b/>
+                <w:sz w:val="28"/>
+                <w:szCs w:val="28"/>
+              </w:rPr>
+            </w:pPr>
+            <w:r>
+              <w:rPr>
+                <w:rStyle w:val="st"/>
+                <w:rFonts w:ascii="Times New Roman" w:hAnsi="Times New Roman" w:cs="Times New Roman"/>
+                <w:sz w:val="28"/>
+                <w:szCs w:val="28"/>
+              </w:rPr>
+              <w:t xml:space="preserve">Фізичне представлення моделей систем в </w:t>
+            </w:r>
+            <w:r>
+              <w:rPr>
+                <w:rStyle w:val="a5"/>
+                <w:rFonts w:ascii="Times New Roman" w:hAnsi="Times New Roman" w:cs="Times New Roman"/>
+                <w:i w:val="0"/>
+                <w:sz w:val="28"/>
+                <w:szCs w:val="28"/>
+              </w:rPr>
+              <w:t>UML</w:t>
+            </w:r>
+            <w:r>
+              <w:rPr>
+                <w:rStyle w:val="a5"/>
+                <w:rFonts w:ascii="Times New Roman" w:hAnsi="Times New Roman" w:cs="Times New Roman"/>
+                <w:sz w:val="28"/>
+                <w:szCs w:val="28"/>
+              </w:rPr>
+              <w:t xml:space="preserve">: </w:t>
+            </w:r>
+            <w:r>
+              <w:rPr>
+                <w:rStyle w:val="a5"/>
+                <w:rFonts w:ascii="Times New Roman" w:hAnsi="Times New Roman" w:cs="Times New Roman"/>
+                <w:i w:val="0"/>
+                <w:sz w:val="28"/>
+                <w:szCs w:val="28"/>
+              </w:rPr>
+              <w:t xml:space="preserve">Побудова </w:t>
+            </w:r>
+            <w:r>
+              <w:rPr>
+                <w:rStyle w:val="a5"/>
+                <w:rFonts w:ascii="Times New Roman" w:hAnsi="Times New Roman" w:cs="Times New Roman"/>
+                <w:sz w:val="28"/>
+                <w:szCs w:val="28"/>
+              </w:rPr>
+              <w:t xml:space="preserve"> </w:t>
+            </w:r>
+            <w:r>
+              <w:rPr>
+                <w:rStyle w:val="a5"/>
+                <w:rFonts w:ascii="Times New Roman" w:hAnsi="Times New Roman" w:cs="Times New Roman"/>
+                <w:i w:val="0"/>
+                <w:sz w:val="28"/>
+                <w:szCs w:val="28"/>
+              </w:rPr>
+              <w:t>діаграм</w:t>
+            </w:r>
+            <w:r>
+              <w:rPr>
+                <w:rFonts w:ascii="Times New Roman" w:eastAsia="Times New Roman" w:hAnsi="Times New Roman" w:cs="Times New Roman"/>
+                <w:i/>
+                <w:sz w:val="28"/>
+                <w:szCs w:val="28"/>
+                <w:lang w:eastAsia="uk-UA"/>
+              </w:rPr>
+              <w:t xml:space="preserve"> </w:t>
+            </w:r>
+            <w:r>
+              <w:rPr>
+                <w:rFonts w:ascii="Times New Roman" w:eastAsia="Times New Roman" w:hAnsi="Times New Roman" w:cs="Times New Roman"/>
+                <w:sz w:val="28"/>
+                <w:szCs w:val="28"/>
+                <w:lang w:eastAsia="uk-UA"/>
+              </w:rPr>
+              <w:t>компонентів та розгортання</w:t>
             </w:r>
           </w:p>
         </w:tc>
@@ -5427,6 +5691,7 @@
                 <w:rFonts w:ascii="Times New Roman" w:hAnsi="Times New Roman" w:cs="Times New Roman"/>
                 <w:sz w:val="28"/>
                 <w:szCs w:val="28"/>
+                <w:lang w:val="ru-RU"/>
               </w:rPr>
             </w:pPr>
           </w:p>
@@ -5442,7 +5707,6 @@
                 <w:rFonts w:ascii="Times New Roman" w:hAnsi="Times New Roman" w:cs="Times New Roman"/>
                 <w:sz w:val="28"/>
                 <w:szCs w:val="28"/>
-                <w:lang w:val="ru-RU"/>
               </w:rPr>
             </w:pPr>
           </w:p>
@@ -5455,7 +5719,6 @@
             <w:pPr>
               <w:rPr>
                 <w:rFonts w:ascii="Times New Roman" w:hAnsi="Times New Roman" w:cs="Times New Roman"/>
-                <w:color w:val="000000" w:themeColor="text1"/>
                 <w:sz w:val="28"/>
                 <w:szCs w:val="28"/>
                 <w:lang w:val="ru-RU"/>
@@ -5473,110 +5736,65 @@
                 <w:rFonts w:ascii="Times New Roman" w:hAnsi="Times New Roman" w:cs="Times New Roman"/>
                 <w:sz w:val="28"/>
                 <w:szCs w:val="28"/>
-                <w:lang w:val="ru-RU"/>
-              </w:rPr>
-            </w:pPr>
-          </w:p>
-        </w:tc>
-        <w:tc>
-          <w:tcPr>
-            <w:tcW w:w="1276" w:type="dxa"/>
-          </w:tcPr>
-          <w:p>
-            <w:pPr>
-              <w:rPr>
-                <w:rFonts w:ascii="Times New Roman" w:hAnsi="Times New Roman" w:cs="Times New Roman"/>
-                <w:b/>
-                <w:color w:val="0070C0"/>
-                <w:sz w:val="28"/>
-                <w:szCs w:val="28"/>
-                <w:lang w:val="ru-RU"/>
-              </w:rPr>
-            </w:pPr>
-          </w:p>
-        </w:tc>
-        <w:tc>
-          <w:tcPr>
-            <w:tcW w:w="1276" w:type="dxa"/>
-          </w:tcPr>
-          <w:p>
-            <w:pPr>
-              <w:rPr>
-                <w:rFonts w:ascii="Times New Roman" w:hAnsi="Times New Roman" w:cs="Times New Roman"/>
-                <w:b/>
-                <w:color w:val="0070C0"/>
-                <w:sz w:val="28"/>
-                <w:szCs w:val="28"/>
-                <w:lang w:val="ru-RU"/>
-              </w:rPr>
-            </w:pPr>
-          </w:p>
-        </w:tc>
-        <w:tc>
-          <w:tcPr>
-            <w:tcW w:w="1276" w:type="dxa"/>
-          </w:tcPr>
-          <w:p>
-            <w:pPr>
-              <w:rPr>
-                <w:rFonts w:ascii="Times New Roman" w:hAnsi="Times New Roman" w:cs="Times New Roman"/>
-                <w:b/>
-                <w:sz w:val="28"/>
-                <w:szCs w:val="28"/>
-              </w:rPr>
-            </w:pPr>
-            <w:r>
-              <w:rPr>
-                <w:rFonts w:ascii="Times New Roman" w:hAnsi="Times New Roman" w:cs="Times New Roman"/>
-                <w:b/>
-                <w:color w:val="0070C0"/>
-                <w:sz w:val="28"/>
-                <w:szCs w:val="28"/>
-                <w:lang w:val="ru-RU"/>
-              </w:rPr>
-              <w:t>Л</w:t>
-            </w:r>
-            <w:r>
-              <w:rPr>
-                <w:rFonts w:ascii="Times New Roman" w:hAnsi="Times New Roman" w:cs="Times New Roman"/>
-                <w:b/>
-                <w:color w:val="0070C0"/>
-                <w:sz w:val="28"/>
-                <w:szCs w:val="28"/>
-              </w:rPr>
-              <w:t>Р0</w:t>
-            </w:r>
-            <w:r>
-              <w:rPr>
-                <w:rFonts w:ascii="Times New Roman" w:hAnsi="Times New Roman" w:cs="Times New Roman"/>
-                <w:b/>
-                <w:color w:val="0070C0"/>
-                <w:sz w:val="28"/>
-                <w:szCs w:val="28"/>
-                <w:lang w:val="ru-RU"/>
-              </w:rPr>
-              <w:t>4</w:t>
-            </w:r>
-            <w:r>
-              <w:rPr>
-                <w:rFonts w:ascii="Times New Roman" w:hAnsi="Times New Roman" w:cs="Times New Roman"/>
-                <w:b/>
-                <w:color w:val="0070C0"/>
-                <w:sz w:val="28"/>
-                <w:szCs w:val="28"/>
-              </w:rPr>
-              <w:t>-</w:t>
-            </w:r>
-            <w:r>
-              <w:rPr>
-                <w:rFonts w:ascii="Times New Roman" w:hAnsi="Times New Roman" w:cs="Times New Roman"/>
-                <w:b/>
-                <w:color w:val="0070C0"/>
-                <w:sz w:val="28"/>
-                <w:szCs w:val="28"/>
-                <w:lang w:val="ru-RU"/>
-              </w:rPr>
-              <w:t>1</w:t>
+              </w:rPr>
+            </w:pPr>
+          </w:p>
+        </w:tc>
+        <w:tc>
+          <w:tcPr>
+            <w:tcW w:w="1276" w:type="dxa"/>
+          </w:tcPr>
+          <w:p>
+            <w:pPr>
+              <w:rPr>
+                <w:rFonts w:ascii="Times New Roman" w:hAnsi="Times New Roman" w:cs="Times New Roman"/>
+                <w:b/>
+                <w:color w:val="C00000"/>
+                <w:sz w:val="28"/>
+                <w:szCs w:val="28"/>
+              </w:rPr>
+            </w:pPr>
+          </w:p>
+        </w:tc>
+        <w:tc>
+          <w:tcPr>
+            <w:tcW w:w="1276" w:type="dxa"/>
+          </w:tcPr>
+          <w:p>
+            <w:pPr>
+              <w:rPr>
+                <w:rFonts w:ascii="Times New Roman" w:hAnsi="Times New Roman" w:cs="Times New Roman"/>
+                <w:b/>
+                <w:color w:val="C00000"/>
+                <w:sz w:val="28"/>
+                <w:szCs w:val="28"/>
+              </w:rPr>
+            </w:pPr>
+          </w:p>
+        </w:tc>
+        <w:tc>
+          <w:tcPr>
+            <w:tcW w:w="1276" w:type="dxa"/>
+          </w:tcPr>
+          <w:p>
+            <w:pPr>
+              <w:rPr>
+                <w:rFonts w:ascii="Times New Roman" w:hAnsi="Times New Roman" w:cs="Times New Roman"/>
+                <w:b/>
+                <w:color w:val="C00000"/>
+                <w:sz w:val="28"/>
+                <w:szCs w:val="28"/>
+              </w:rPr>
+            </w:pPr>
+            <w:r>
+              <w:rPr>
+                <w:rFonts w:ascii="Times New Roman" w:hAnsi="Times New Roman" w:cs="Times New Roman"/>
+                <w:b/>
+                <w:color w:val="C00000"/>
+                <w:sz w:val="28"/>
+                <w:szCs w:val="28"/>
+              </w:rPr>
+              <w:t>Л06</w:t>
             </w:r>
           </w:p>
         </w:tc>
@@ -5615,12 +5833,15 @@
                 <w:sz w:val="28"/>
                 <w:szCs w:val="28"/>
               </w:rPr>
-              <w:t xml:space="preserve">Визначення вимог до програмних систем. Розроблення функціональних та нефункціональних вимог до ПЗ </w:t>
+              <w:t>Інженерія вимог. Визначення вимог до програмних систем.</w:t>
             </w:r>
           </w:p>
         </w:tc>
       </w:tr>
       <w:tr>
+        <w:trPr>
+          <w:trHeight w:val="192"/>
+        </w:trPr>
         <w:tc>
           <w:tcPr>
             <w:tcW w:w="1167" w:type="dxa"/>
@@ -5632,7 +5853,6 @@
                 <w:rFonts w:ascii="Times New Roman" w:hAnsi="Times New Roman" w:cs="Times New Roman"/>
                 <w:sz w:val="28"/>
                 <w:szCs w:val="28"/>
-                <w:lang w:val="ru-RU"/>
               </w:rPr>
             </w:pPr>
           </w:p>
@@ -5648,7 +5868,6 @@
                 <w:rFonts w:ascii="Times New Roman" w:hAnsi="Times New Roman" w:cs="Times New Roman"/>
                 <w:sz w:val="28"/>
                 <w:szCs w:val="28"/>
-                <w:lang w:val="ru-RU"/>
               </w:rPr>
             </w:pPr>
           </w:p>
@@ -5661,7 +5880,6 @@
             <w:pPr>
               <w:rPr>
                 <w:rFonts w:ascii="Times New Roman" w:hAnsi="Times New Roman" w:cs="Times New Roman"/>
-                <w:color w:val="000000" w:themeColor="text1"/>
                 <w:sz w:val="28"/>
                 <w:szCs w:val="28"/>
               </w:rPr>
@@ -5676,102 +5894,73 @@
             <w:pPr>
               <w:rPr>
                 <w:rFonts w:ascii="Times New Roman" w:hAnsi="Times New Roman" w:cs="Times New Roman"/>
-                <w:color w:val="0070C0"/>
-                <w:sz w:val="28"/>
-                <w:szCs w:val="28"/>
-              </w:rPr>
-            </w:pPr>
-          </w:p>
-        </w:tc>
-        <w:tc>
-          <w:tcPr>
-            <w:tcW w:w="1276" w:type="dxa"/>
-          </w:tcPr>
-          <w:p>
-            <w:pPr>
-              <w:rPr>
-                <w:rFonts w:ascii="Times New Roman" w:hAnsi="Times New Roman" w:cs="Times New Roman"/>
-                <w:b/>
-                <w:color w:val="0070C0"/>
-                <w:sz w:val="28"/>
-                <w:szCs w:val="28"/>
-                <w:lang w:val="ru-RU"/>
-              </w:rPr>
-            </w:pPr>
-          </w:p>
-        </w:tc>
-        <w:tc>
-          <w:tcPr>
-            <w:tcW w:w="1276" w:type="dxa"/>
-          </w:tcPr>
-          <w:p>
-            <w:pPr>
-              <w:rPr>
-                <w:rFonts w:ascii="Times New Roman" w:hAnsi="Times New Roman" w:cs="Times New Roman"/>
-                <w:b/>
-                <w:color w:val="0070C0"/>
-                <w:sz w:val="28"/>
-                <w:szCs w:val="28"/>
-                <w:lang w:val="ru-RU"/>
-              </w:rPr>
-            </w:pPr>
-          </w:p>
-        </w:tc>
-        <w:tc>
-          <w:tcPr>
-            <w:tcW w:w="1276" w:type="dxa"/>
-          </w:tcPr>
-          <w:p>
-            <w:pPr>
-              <w:rPr>
-                <w:rFonts w:ascii="Times New Roman" w:hAnsi="Times New Roman" w:cs="Times New Roman"/>
-                <w:b/>
-                <w:color w:val="0070C0"/>
-                <w:sz w:val="28"/>
-                <w:szCs w:val="28"/>
-              </w:rPr>
-            </w:pPr>
-            <w:r>
-              <w:rPr>
-                <w:rFonts w:ascii="Times New Roman" w:hAnsi="Times New Roman" w:cs="Times New Roman"/>
-                <w:b/>
-                <w:color w:val="0070C0"/>
-                <w:sz w:val="28"/>
-                <w:szCs w:val="28"/>
-                <w:lang w:val="ru-RU"/>
-              </w:rPr>
-              <w:t>Л</w:t>
-            </w:r>
-            <w:r>
-              <w:rPr>
-                <w:rFonts w:ascii="Times New Roman" w:hAnsi="Times New Roman" w:cs="Times New Roman"/>
-                <w:b/>
-                <w:color w:val="0070C0"/>
-                <w:sz w:val="28"/>
-                <w:szCs w:val="28"/>
-              </w:rPr>
-              <w:t>Р04</w:t>
-            </w:r>
-            <w:r>
-              <w:rPr>
-                <w:rFonts w:ascii="Times New Roman" w:hAnsi="Times New Roman" w:cs="Times New Roman"/>
-                <w:b/>
-                <w:color w:val="0070C0"/>
-                <w:sz w:val="28"/>
-                <w:szCs w:val="28"/>
-                <w:lang w:val="en-US"/>
-              </w:rPr>
-              <w:t>-</w:t>
-            </w:r>
-            <w:r>
-              <w:rPr>
-                <w:rFonts w:ascii="Times New Roman" w:hAnsi="Times New Roman" w:cs="Times New Roman"/>
-                <w:b/>
-                <w:color w:val="0070C0"/>
-                <w:sz w:val="28"/>
-                <w:szCs w:val="28"/>
-              </w:rPr>
-              <w:t>2</w:t>
+                <w:sz w:val="28"/>
+                <w:szCs w:val="28"/>
+              </w:rPr>
+            </w:pPr>
+          </w:p>
+        </w:tc>
+        <w:tc>
+          <w:tcPr>
+            <w:tcW w:w="1276" w:type="dxa"/>
+          </w:tcPr>
+          <w:p>
+            <w:pPr>
+              <w:rPr>
+                <w:rFonts w:ascii="Times New Roman" w:hAnsi="Times New Roman" w:cs="Times New Roman"/>
+                <w:sz w:val="28"/>
+                <w:szCs w:val="28"/>
+              </w:rPr>
+            </w:pPr>
+          </w:p>
+        </w:tc>
+        <w:tc>
+          <w:tcPr>
+            <w:tcW w:w="1276" w:type="dxa"/>
+          </w:tcPr>
+          <w:p>
+            <w:pPr>
+              <w:rPr>
+                <w:rFonts w:ascii="Times New Roman" w:hAnsi="Times New Roman" w:cs="Times New Roman"/>
+                <w:sz w:val="28"/>
+                <w:szCs w:val="28"/>
+              </w:rPr>
+            </w:pPr>
+          </w:p>
+        </w:tc>
+        <w:tc>
+          <w:tcPr>
+            <w:tcW w:w="1276" w:type="dxa"/>
+          </w:tcPr>
+          <w:p>
+            <w:pPr>
+              <w:rPr>
+                <w:rFonts w:ascii="Times New Roman" w:hAnsi="Times New Roman" w:cs="Times New Roman"/>
+                <w:b/>
+                <w:sz w:val="28"/>
+                <w:szCs w:val="28"/>
+              </w:rPr>
+            </w:pPr>
+            <w:r>
+              <w:rPr>
+                <w:rFonts w:ascii="Times New Roman" w:hAnsi="Times New Roman" w:cs="Times New Roman"/>
+                <w:b/>
+                <w:color w:val="943634" w:themeColor="accent2" w:themeShade="BF"/>
+                <w:sz w:val="28"/>
+                <w:szCs w:val="28"/>
+              </w:rPr>
+              <w:t>ПР0</w:t>
+            </w:r>
+            <w:r>
+              <w:rPr>
+                <w:rFonts w:ascii="Times New Roman" w:hAnsi="Times New Roman" w:cs="Times New Roman"/>
+                <w:b/>
+                <w:color w:val="943634" w:themeColor="accent2" w:themeShade="BF"/>
+                <w:sz w:val="28"/>
+                <w:szCs w:val="28"/>
+                <w:lang w:val="ru-RU"/>
+              </w:rPr>
+              <w:t>6</w:t>
             </w:r>
           </w:p>
         </w:tc>
@@ -5792,7 +5981,6 @@
               <w:ind w:left="34" w:firstLine="0"/>
               <w:rPr>
                 <w:rFonts w:ascii="Times New Roman" w:hAnsi="Times New Roman" w:cs="Times New Roman"/>
-                <w:b/>
                 <w:sz w:val="28"/>
                 <w:szCs w:val="28"/>
               </w:rPr>
@@ -5810,15 +5998,7 @@
                 <w:sz w:val="28"/>
                 <w:szCs w:val="28"/>
               </w:rPr>
-              <w:t>Визначення вимог до програмних систем.</w:t>
-            </w:r>
-            <w:r>
-              <w:rPr>
-                <w:rFonts w:ascii="Times New Roman" w:eastAsia="Calibri" w:hAnsi="Times New Roman" w:cs="Times New Roman"/>
-                <w:sz w:val="28"/>
-                <w:szCs w:val="28"/>
-              </w:rPr>
-              <w:t xml:space="preserve"> Оформлення вимог. </w:t>
+              <w:t>Розгляд процесу визначення вимог до програмних систем</w:t>
             </w:r>
           </w:p>
         </w:tc>
@@ -5850,6 +6030,7 @@
                 <w:rFonts w:ascii="Times New Roman" w:hAnsi="Times New Roman" w:cs="Times New Roman"/>
                 <w:sz w:val="28"/>
                 <w:szCs w:val="28"/>
+                <w:lang w:val="ru-RU"/>
               </w:rPr>
             </w:pPr>
           </w:p>
@@ -5857,14 +6038,15 @@
         <w:tc>
           <w:tcPr>
             <w:tcW w:w="1187" w:type="dxa"/>
-            <w:shd w:val="clear" w:color="auto" w:fill="FFFFFF" w:themeFill="background1"/>
-          </w:tcPr>
-          <w:p>
-            <w:pPr>
-              <w:rPr>
-                <w:rFonts w:ascii="Times New Roman" w:hAnsi="Times New Roman" w:cs="Times New Roman"/>
-                <w:sz w:val="28"/>
-                <w:szCs w:val="28"/>
+          </w:tcPr>
+          <w:p>
+            <w:pPr>
+              <w:rPr>
+                <w:rFonts w:ascii="Times New Roman" w:hAnsi="Times New Roman" w:cs="Times New Roman"/>
+                <w:color w:val="000000" w:themeColor="text1"/>
+                <w:sz w:val="28"/>
+                <w:szCs w:val="28"/>
+                <w:lang w:val="ru-RU"/>
               </w:rPr>
             </w:pPr>
           </w:p>
@@ -5872,7 +6054,21 @@
         <w:tc>
           <w:tcPr>
             <w:tcW w:w="1247" w:type="dxa"/>
-            <w:shd w:val="clear" w:color="auto" w:fill="FFFFFF" w:themeFill="background1"/>
+          </w:tcPr>
+          <w:p>
+            <w:pPr>
+              <w:rPr>
+                <w:rFonts w:ascii="Times New Roman" w:hAnsi="Times New Roman" w:cs="Times New Roman"/>
+                <w:sz w:val="28"/>
+                <w:szCs w:val="28"/>
+                <w:lang w:val="ru-RU"/>
+              </w:rPr>
+            </w:pPr>
+          </w:p>
+        </w:tc>
+        <w:tc>
+          <w:tcPr>
+            <w:tcW w:w="1276" w:type="dxa"/>
           </w:tcPr>
           <w:p>
             <w:pPr>
@@ -5882,14 +6078,14 @@
                 <w:color w:val="0070C0"/>
                 <w:sz w:val="28"/>
                 <w:szCs w:val="28"/>
-              </w:rPr>
-            </w:pPr>
-          </w:p>
-        </w:tc>
-        <w:tc>
-          <w:tcPr>
-            <w:tcW w:w="1276" w:type="dxa"/>
-            <w:shd w:val="clear" w:color="auto" w:fill="FFFFFF" w:themeFill="background1"/>
+                <w:lang w:val="ru-RU"/>
+              </w:rPr>
+            </w:pPr>
+          </w:p>
+        </w:tc>
+        <w:tc>
+          <w:tcPr>
+            <w:tcW w:w="1276" w:type="dxa"/>
           </w:tcPr>
           <w:p>
             <w:pPr>
@@ -5899,17 +6095,25 @@
                 <w:color w:val="0070C0"/>
                 <w:sz w:val="28"/>
                 <w:szCs w:val="28"/>
-              </w:rPr>
-            </w:pPr>
-          </w:p>
-        </w:tc>
-        <w:tc>
-          <w:tcPr>
-            <w:tcW w:w="1276" w:type="dxa"/>
-            <w:shd w:val="clear" w:color="auto" w:fill="FFFFFF" w:themeFill="background1"/>
-          </w:tcPr>
-          <w:p>
-            <w:pPr>
+                <w:lang w:val="ru-RU"/>
+              </w:rPr>
+            </w:pPr>
+          </w:p>
+        </w:tc>
+        <w:tc>
+          <w:tcPr>
+            <w:tcW w:w="1276" w:type="dxa"/>
+          </w:tcPr>
+          <w:p>
+            <w:pPr>
+              <w:rPr>
+                <w:rFonts w:ascii="Times New Roman" w:hAnsi="Times New Roman" w:cs="Times New Roman"/>
+                <w:b/>
+                <w:sz w:val="28"/>
+                <w:szCs w:val="28"/>
+              </w:rPr>
+            </w:pPr>
+            <w:r>
               <w:rPr>
                 <w:rFonts w:ascii="Times New Roman" w:hAnsi="Times New Roman" w:cs="Times New Roman"/>
                 <w:b/>
@@ -5918,379 +6122,49 @@
                 <w:szCs w:val="28"/>
                 <w:lang w:val="ru-RU"/>
               </w:rPr>
-            </w:pPr>
-          </w:p>
-        </w:tc>
-        <w:tc>
-          <w:tcPr>
-            <w:tcW w:w="1276" w:type="dxa"/>
-            <w:shd w:val="clear" w:color="auto" w:fill="FFFFFF" w:themeFill="background1"/>
-          </w:tcPr>
-          <w:p>
-            <w:pPr>
+              <w:t>Л</w:t>
+            </w:r>
+            <w:r>
               <w:rPr>
                 <w:rFonts w:ascii="Times New Roman" w:hAnsi="Times New Roman" w:cs="Times New Roman"/>
                 <w:b/>
                 <w:color w:val="0070C0"/>
                 <w:sz w:val="28"/>
                 <w:szCs w:val="28"/>
-                <w:lang w:val="ru-RU"/>
-              </w:rPr>
-            </w:pPr>
-          </w:p>
-        </w:tc>
-        <w:tc>
-          <w:tcPr>
-            <w:tcW w:w="879" w:type="dxa"/>
-          </w:tcPr>
-          <w:p>
-            <w:pPr>
-              <w:pStyle w:val="a4"/>
-              <w:tabs>
-                <w:tab w:val="left" w:pos="407"/>
-              </w:tabs>
-              <w:ind w:left="34"/>
-              <w:rPr>
-                <w:rFonts w:ascii="Times New Roman" w:hAnsi="Times New Roman" w:cs="Times New Roman"/>
-                <w:b/>
-                <w:sz w:val="28"/>
-                <w:szCs w:val="28"/>
-              </w:rPr>
-            </w:pPr>
-          </w:p>
-        </w:tc>
-        <w:tc>
-          <w:tcPr>
-            <w:tcW w:w="5812" w:type="dxa"/>
-          </w:tcPr>
-          <w:p>
-            <w:pPr>
-              <w:rPr>
-                <w:rFonts w:ascii="Times New Roman" w:eastAsia="Calibri" w:hAnsi="Times New Roman" w:cs="Times New Roman"/>
-                <w:color w:val="FF0000"/>
-                <w:sz w:val="28"/>
-                <w:szCs w:val="28"/>
-              </w:rPr>
-            </w:pPr>
-            <w:r>
-              <w:rPr>
-                <w:rFonts w:ascii="Times New Roman" w:eastAsia="Calibri" w:hAnsi="Times New Roman" w:cs="Times New Roman"/>
-                <w:color w:val="FF0000"/>
-                <w:sz w:val="28"/>
-                <w:szCs w:val="28"/>
-              </w:rPr>
-              <w:t>Тематичне опитування (</w:t>
-            </w:r>
-            <w:r>
-              <w:rPr>
-                <w:color w:val="FF0000"/>
-              </w:rPr>
-              <w:t>ОПІ-3 курс Тест 2</w:t>
-            </w:r>
-            <w:r>
-              <w:t>)</w:t>
-            </w:r>
-          </w:p>
-          <w:p>
-            <w:pPr>
-              <w:rPr>
-                <w:b/>
-                <w:color w:val="FF0000"/>
-                <w:sz w:val="28"/>
-                <w:szCs w:val="28"/>
-              </w:rPr>
-            </w:pPr>
-            <w:r>
-              <w:rPr>
+              </w:rPr>
+              <w:t>Р0</w:t>
+            </w:r>
+            <w:r>
+              <w:rPr>
+                <w:rFonts w:ascii="Times New Roman" w:hAnsi="Times New Roman" w:cs="Times New Roman"/>
                 <w:b/>
                 <w:color w:val="0070C0"/>
                 <w:sz w:val="28"/>
                 <w:szCs w:val="28"/>
-              </w:rPr>
-              <w:t>https://docs.google.com/forms/d/e/1FAIpQLSdCZ6_uqWKAnsmA8Sfy_DOpAjKZa_Tm5FrdJ2-RtkqK8CsGSQ/viewform?usp=sf_link</w:t>
-            </w:r>
-            <w:r>
-              <w:rPr>
-                <w:rFonts w:ascii="Times New Roman" w:hAnsi="Times New Roman" w:cs="Times New Roman"/>
-                <w:sz w:val="28"/>
-                <w:szCs w:val="28"/>
-              </w:rPr>
-              <w:t>.</w:t>
-            </w:r>
-          </w:p>
-        </w:tc>
-      </w:tr>
-      <w:tr>
-        <w:tc>
-          <w:tcPr>
-            <w:tcW w:w="1167" w:type="dxa"/>
-            <w:shd w:val="clear" w:color="auto" w:fill="EAF1DD" w:themeFill="accent3" w:themeFillTint="33"/>
-          </w:tcPr>
-          <w:p>
-            <w:pPr>
-              <w:rPr>
-                <w:rFonts w:ascii="Times New Roman" w:hAnsi="Times New Roman" w:cs="Times New Roman"/>
-                <w:sz w:val="28"/>
-                <w:szCs w:val="28"/>
-              </w:rPr>
-            </w:pPr>
-          </w:p>
-        </w:tc>
-        <w:tc>
-          <w:tcPr>
-            <w:tcW w:w="1077" w:type="dxa"/>
-            <w:shd w:val="clear" w:color="auto" w:fill="EAF1DD" w:themeFill="accent3" w:themeFillTint="33"/>
-          </w:tcPr>
-          <w:p>
-            <w:pPr>
-              <w:rPr>
-                <w:rFonts w:ascii="Times New Roman" w:hAnsi="Times New Roman" w:cs="Times New Roman"/>
-                <w:sz w:val="28"/>
-                <w:szCs w:val="28"/>
-              </w:rPr>
-            </w:pPr>
-          </w:p>
-        </w:tc>
-        <w:tc>
-          <w:tcPr>
-            <w:tcW w:w="1187" w:type="dxa"/>
-            <w:shd w:val="clear" w:color="auto" w:fill="EAF1DD" w:themeFill="accent3" w:themeFillTint="33"/>
-          </w:tcPr>
-          <w:p>
-            <w:pPr>
-              <w:rPr>
-                <w:rFonts w:ascii="Times New Roman" w:hAnsi="Times New Roman" w:cs="Times New Roman"/>
-                <w:sz w:val="28"/>
-                <w:szCs w:val="28"/>
-              </w:rPr>
-            </w:pPr>
-          </w:p>
-        </w:tc>
-        <w:tc>
-          <w:tcPr>
-            <w:tcW w:w="1247" w:type="dxa"/>
-            <w:shd w:val="clear" w:color="auto" w:fill="EAF1DD" w:themeFill="accent3" w:themeFillTint="33"/>
-          </w:tcPr>
-          <w:p>
-            <w:pPr>
-              <w:rPr>
-                <w:rFonts w:ascii="Times New Roman" w:hAnsi="Times New Roman" w:cs="Times New Roman"/>
-                <w:sz w:val="28"/>
-                <w:szCs w:val="28"/>
-              </w:rPr>
-            </w:pPr>
-          </w:p>
-        </w:tc>
-        <w:tc>
-          <w:tcPr>
-            <w:tcW w:w="1276" w:type="dxa"/>
-            <w:shd w:val="clear" w:color="auto" w:fill="EAF1DD" w:themeFill="accent3" w:themeFillTint="33"/>
-          </w:tcPr>
-          <w:p>
-            <w:pPr>
-              <w:rPr>
-                <w:rFonts w:ascii="Times New Roman" w:hAnsi="Times New Roman" w:cs="Times New Roman"/>
-                <w:sz w:val="28"/>
-                <w:szCs w:val="28"/>
-              </w:rPr>
-            </w:pPr>
-          </w:p>
-        </w:tc>
-        <w:tc>
-          <w:tcPr>
-            <w:tcW w:w="1276" w:type="dxa"/>
-            <w:shd w:val="clear" w:color="auto" w:fill="EAF1DD" w:themeFill="accent3" w:themeFillTint="33"/>
-          </w:tcPr>
-          <w:p>
-            <w:pPr>
-              <w:rPr>
-                <w:rFonts w:ascii="Times New Roman" w:hAnsi="Times New Roman" w:cs="Times New Roman"/>
-                <w:sz w:val="28"/>
-                <w:szCs w:val="28"/>
-              </w:rPr>
-            </w:pPr>
-          </w:p>
-        </w:tc>
-        <w:tc>
-          <w:tcPr>
-            <w:tcW w:w="1276" w:type="dxa"/>
-            <w:shd w:val="clear" w:color="auto" w:fill="EAF1DD" w:themeFill="accent3" w:themeFillTint="33"/>
-          </w:tcPr>
-          <w:p>
-            <w:pPr>
-              <w:rPr>
-                <w:rFonts w:ascii="Times New Roman" w:hAnsi="Times New Roman" w:cs="Times New Roman"/>
-                <w:sz w:val="28"/>
-                <w:szCs w:val="28"/>
-              </w:rPr>
-            </w:pPr>
-          </w:p>
-        </w:tc>
-        <w:tc>
-          <w:tcPr>
-            <w:tcW w:w="879" w:type="dxa"/>
-            <w:shd w:val="clear" w:color="auto" w:fill="EAF1DD" w:themeFill="accent3" w:themeFillTint="33"/>
-          </w:tcPr>
-          <w:p>
-            <w:pPr>
-              <w:pStyle w:val="a4"/>
-              <w:tabs>
-                <w:tab w:val="left" w:pos="407"/>
-              </w:tabs>
-              <w:ind w:left="34"/>
-              <w:rPr>
-                <w:rFonts w:ascii="Times New Roman" w:hAnsi="Times New Roman" w:cs="Times New Roman"/>
-                <w:b/>
-                <w:sz w:val="28"/>
-                <w:szCs w:val="28"/>
-              </w:rPr>
-            </w:pPr>
-          </w:p>
-        </w:tc>
-        <w:tc>
-          <w:tcPr>
-            <w:tcW w:w="5812" w:type="dxa"/>
-          </w:tcPr>
-          <w:p>
-            <w:pPr>
-              <w:rPr>
-                <w:color w:val="FF0000"/>
-              </w:rPr>
-            </w:pPr>
-            <w:r>
-              <w:rPr>
-                <w:rFonts w:ascii="Times New Roman" w:hAnsi="Times New Roman" w:cs="Times New Roman"/>
-                <w:b/>
-                <w:sz w:val="28"/>
-                <w:szCs w:val="28"/>
-              </w:rPr>
-              <w:t>Розділ 2. ОСНОВНІ ПРОЦЕСИ РОЗРОБКИ ПРОГРАМНОГО ЗАБЕЗПЕЧЕННЯ ТА УПРАВЛІННЯ НИМИ</w:t>
-            </w:r>
-          </w:p>
-        </w:tc>
-      </w:tr>
-      <w:tr>
-        <w:tc>
-          <w:tcPr>
-            <w:tcW w:w="1167" w:type="dxa"/>
-            <w:shd w:val="clear" w:color="auto" w:fill="FFFFFF" w:themeFill="background1"/>
-          </w:tcPr>
-          <w:p>
-            <w:pPr>
-              <w:rPr>
-                <w:rFonts w:ascii="Times New Roman" w:hAnsi="Times New Roman" w:cs="Times New Roman"/>
-                <w:sz w:val="28"/>
-                <w:szCs w:val="28"/>
-              </w:rPr>
-            </w:pPr>
-          </w:p>
-        </w:tc>
-        <w:tc>
-          <w:tcPr>
-            <w:tcW w:w="1077" w:type="dxa"/>
-            <w:shd w:val="clear" w:color="auto" w:fill="FFFFFF" w:themeFill="background1"/>
-          </w:tcPr>
-          <w:p>
-            <w:pPr>
-              <w:rPr>
-                <w:rFonts w:ascii="Times New Roman" w:hAnsi="Times New Roman" w:cs="Times New Roman"/>
-                <w:sz w:val="28"/>
-                <w:szCs w:val="28"/>
-              </w:rPr>
-            </w:pPr>
-          </w:p>
-        </w:tc>
-        <w:tc>
-          <w:tcPr>
-            <w:tcW w:w="1187" w:type="dxa"/>
-          </w:tcPr>
-          <w:p>
-            <w:pPr>
-              <w:rPr>
-                <w:rFonts w:ascii="Times New Roman" w:hAnsi="Times New Roman" w:cs="Times New Roman"/>
-                <w:sz w:val="28"/>
-                <w:szCs w:val="28"/>
-              </w:rPr>
-            </w:pPr>
-          </w:p>
-        </w:tc>
-        <w:tc>
-          <w:tcPr>
-            <w:tcW w:w="1247" w:type="dxa"/>
-          </w:tcPr>
-          <w:p>
-            <w:pPr>
-              <w:rPr>
-                <w:rFonts w:ascii="Times New Roman" w:hAnsi="Times New Roman" w:cs="Times New Roman"/>
-                <w:sz w:val="28"/>
-                <w:szCs w:val="28"/>
-              </w:rPr>
-            </w:pPr>
-          </w:p>
-        </w:tc>
-        <w:tc>
-          <w:tcPr>
-            <w:tcW w:w="1276" w:type="dxa"/>
-          </w:tcPr>
-          <w:p>
-            <w:pPr>
-              <w:rPr>
-                <w:rFonts w:ascii="Times New Roman" w:hAnsi="Times New Roman" w:cs="Times New Roman"/>
-                <w:sz w:val="28"/>
-                <w:szCs w:val="28"/>
-              </w:rPr>
-            </w:pPr>
-          </w:p>
-        </w:tc>
-        <w:tc>
-          <w:tcPr>
-            <w:tcW w:w="1276" w:type="dxa"/>
-          </w:tcPr>
-          <w:p>
-            <w:pPr>
-              <w:rPr>
-                <w:rFonts w:ascii="Times New Roman" w:hAnsi="Times New Roman" w:cs="Times New Roman"/>
-                <w:sz w:val="28"/>
-                <w:szCs w:val="28"/>
-              </w:rPr>
-            </w:pPr>
-          </w:p>
-        </w:tc>
-        <w:tc>
-          <w:tcPr>
-            <w:tcW w:w="1276" w:type="dxa"/>
-          </w:tcPr>
-          <w:p>
-            <w:pPr>
+                <w:lang w:val="ru-RU"/>
+              </w:rPr>
+              <w:t>4</w:t>
+            </w:r>
+            <w:r>
               <w:rPr>
                 <w:rFonts w:ascii="Times New Roman" w:hAnsi="Times New Roman" w:cs="Times New Roman"/>
                 <w:b/>
                 <w:color w:val="0070C0"/>
                 <w:sz w:val="28"/>
                 <w:szCs w:val="28"/>
-                <w:lang w:val="ru-RU"/>
-              </w:rPr>
-            </w:pPr>
-            <w:r>
-              <w:rPr>
-                <w:rFonts w:ascii="Times New Roman" w:hAnsi="Times New Roman" w:cs="Times New Roman"/>
-                <w:b/>
-                <w:color w:val="C00000"/>
-                <w:sz w:val="28"/>
-                <w:szCs w:val="28"/>
-              </w:rPr>
-              <w:t>Л0</w:t>
-            </w:r>
-            <w:r>
-              <w:rPr>
-                <w:rFonts w:ascii="Times New Roman" w:hAnsi="Times New Roman" w:cs="Times New Roman"/>
-                <w:b/>
-                <w:color w:val="C00000"/>
-                <w:sz w:val="28"/>
-                <w:szCs w:val="28"/>
-                <w:lang w:val="ru-RU"/>
-              </w:rPr>
-              <w:t>7</w:t>
+              </w:rPr>
+              <w:t>-</w:t>
+            </w:r>
+            <w:r>
+              <w:rPr>
+                <w:rFonts w:ascii="Times New Roman" w:hAnsi="Times New Roman" w:cs="Times New Roman"/>
+                <w:b/>
+                <w:color w:val="0070C0"/>
+                <w:sz w:val="28"/>
+                <w:szCs w:val="28"/>
+                <w:lang w:val="ru-RU"/>
+              </w:rPr>
+              <w:t>1</w:t>
             </w:r>
           </w:p>
         </w:tc>
@@ -6311,6 +6185,7 @@
               <w:ind w:left="34" w:firstLine="0"/>
               <w:rPr>
                 <w:rFonts w:ascii="Times New Roman" w:hAnsi="Times New Roman" w:cs="Times New Roman"/>
+                <w:b/>
                 <w:sz w:val="28"/>
                 <w:szCs w:val="28"/>
               </w:rPr>
@@ -6322,22 +6197,13 @@
             <w:tcW w:w="5812" w:type="dxa"/>
           </w:tcPr>
           <w:p>
-            <w:pPr>
-              <w:rPr>
-                <w:rFonts w:ascii="Times New Roman" w:hAnsi="Times New Roman" w:cs="Times New Roman"/>
-                <w:b/>
-                <w:sz w:val="28"/>
-                <w:szCs w:val="28"/>
-              </w:rPr>
-            </w:pPr>
-            <w:r>
-              <w:rPr>
-                <w:rFonts w:ascii="Times New Roman" w:hAnsi="Times New Roman" w:cs="Times New Roman"/>
-                <w:bCs/>
-                <w:sz w:val="28"/>
-                <w:szCs w:val="28"/>
-              </w:rPr>
-              <w:t>Процес розробки програмного забезпечення</w:t>
+            <w:r>
+              <w:rPr>
+                <w:rFonts w:ascii="Times New Roman" w:hAnsi="Times New Roman" w:cs="Times New Roman"/>
+                <w:sz w:val="28"/>
+                <w:szCs w:val="28"/>
+              </w:rPr>
+              <w:t xml:space="preserve">Визначення вимог до програмних систем. Розроблення функціональних та нефункціональних вимог до ПЗ </w:t>
             </w:r>
           </w:p>
         </w:tc>
@@ -6354,6 +6220,7 @@
                 <w:rFonts w:ascii="Times New Roman" w:hAnsi="Times New Roman" w:cs="Times New Roman"/>
                 <w:sz w:val="28"/>
                 <w:szCs w:val="28"/>
+                <w:lang w:val="ru-RU"/>
               </w:rPr>
             </w:pPr>
           </w:p>
@@ -6369,6 +6236,7 @@
                 <w:rFonts w:ascii="Times New Roman" w:hAnsi="Times New Roman" w:cs="Times New Roman"/>
                 <w:sz w:val="28"/>
                 <w:szCs w:val="28"/>
+                <w:lang w:val="ru-RU"/>
               </w:rPr>
             </w:pPr>
           </w:p>
@@ -6381,6 +6249,7 @@
             <w:pPr>
               <w:rPr>
                 <w:rFonts w:ascii="Times New Roman" w:hAnsi="Times New Roman" w:cs="Times New Roman"/>
+                <w:color w:val="000000" w:themeColor="text1"/>
                 <w:sz w:val="28"/>
                 <w:szCs w:val="28"/>
               </w:rPr>
@@ -6395,61 +6264,69 @@
             <w:pPr>
               <w:rPr>
                 <w:rFonts w:ascii="Times New Roman" w:hAnsi="Times New Roman" w:cs="Times New Roman"/>
-                <w:sz w:val="28"/>
-                <w:szCs w:val="28"/>
-              </w:rPr>
-            </w:pPr>
-          </w:p>
-        </w:tc>
-        <w:tc>
-          <w:tcPr>
-            <w:tcW w:w="1276" w:type="dxa"/>
-          </w:tcPr>
-          <w:p>
-            <w:pPr>
-              <w:rPr>
-                <w:rFonts w:ascii="Times New Roman" w:hAnsi="Times New Roman" w:cs="Times New Roman"/>
-                <w:sz w:val="28"/>
-                <w:szCs w:val="28"/>
-              </w:rPr>
-            </w:pPr>
-          </w:p>
-        </w:tc>
-        <w:tc>
-          <w:tcPr>
-            <w:tcW w:w="1276" w:type="dxa"/>
-          </w:tcPr>
-          <w:p>
-            <w:pPr>
-              <w:rPr>
-                <w:rFonts w:ascii="Times New Roman" w:hAnsi="Times New Roman" w:cs="Times New Roman"/>
-                <w:sz w:val="28"/>
-                <w:szCs w:val="28"/>
-              </w:rPr>
-            </w:pPr>
-          </w:p>
-        </w:tc>
-        <w:tc>
-          <w:tcPr>
-            <w:tcW w:w="1276" w:type="dxa"/>
-          </w:tcPr>
-          <w:p>
-            <w:pPr>
-              <w:rPr>
-                <w:rFonts w:ascii="Times New Roman" w:hAnsi="Times New Roman" w:cs="Times New Roman"/>
-                <w:b/>
-                <w:sz w:val="28"/>
-                <w:szCs w:val="28"/>
-                <w:lang w:val="ru-RU"/>
-              </w:rPr>
-            </w:pPr>
-            <w:r>
-              <w:rPr>
-                <w:rFonts w:ascii="Times New Roman" w:hAnsi="Times New Roman" w:cs="Times New Roman"/>
-                <w:b/>
-                <w:color w:val="C00000"/>
-                <w:sz w:val="28"/>
-                <w:szCs w:val="28"/>
+                <w:color w:val="0070C0"/>
+                <w:sz w:val="28"/>
+                <w:szCs w:val="28"/>
+              </w:rPr>
+            </w:pPr>
+          </w:p>
+        </w:tc>
+        <w:tc>
+          <w:tcPr>
+            <w:tcW w:w="1276" w:type="dxa"/>
+          </w:tcPr>
+          <w:p>
+            <w:pPr>
+              <w:rPr>
+                <w:rFonts w:ascii="Times New Roman" w:hAnsi="Times New Roman" w:cs="Times New Roman"/>
+                <w:b/>
+                <w:color w:val="0070C0"/>
+                <w:sz w:val="28"/>
+                <w:szCs w:val="28"/>
+                <w:lang w:val="ru-RU"/>
+              </w:rPr>
+            </w:pPr>
+          </w:p>
+        </w:tc>
+        <w:tc>
+          <w:tcPr>
+            <w:tcW w:w="1276" w:type="dxa"/>
+          </w:tcPr>
+          <w:p>
+            <w:pPr>
+              <w:rPr>
+                <w:rFonts w:ascii="Times New Roman" w:hAnsi="Times New Roman" w:cs="Times New Roman"/>
+                <w:b/>
+                <w:color w:val="0070C0"/>
+                <w:sz w:val="28"/>
+                <w:szCs w:val="28"/>
+                <w:lang w:val="ru-RU"/>
+              </w:rPr>
+            </w:pPr>
+          </w:p>
+        </w:tc>
+        <w:tc>
+          <w:tcPr>
+            <w:tcW w:w="1276" w:type="dxa"/>
+          </w:tcPr>
+          <w:p>
+            <w:pPr>
+              <w:rPr>
+                <w:rFonts w:ascii="Times New Roman" w:hAnsi="Times New Roman" w:cs="Times New Roman"/>
+                <w:b/>
+                <w:color w:val="0070C0"/>
+                <w:sz w:val="28"/>
+                <w:szCs w:val="28"/>
+              </w:rPr>
+            </w:pPr>
+            <w:r>
+              <w:rPr>
+                <w:rFonts w:ascii="Times New Roman" w:hAnsi="Times New Roman" w:cs="Times New Roman"/>
+                <w:b/>
+                <w:color w:val="0070C0"/>
+                <w:sz w:val="28"/>
+                <w:szCs w:val="28"/>
+                <w:lang w:val="ru-RU"/>
               </w:rPr>
               <w:t>Л</w:t>
             </w:r>
@@ -6457,12 +6334,32 @@
               <w:rPr>
                 <w:rFonts w:ascii="Times New Roman" w:hAnsi="Times New Roman" w:cs="Times New Roman"/>
                 <w:b/>
-                <w:color w:val="C00000"/>
-                <w:sz w:val="28"/>
-                <w:szCs w:val="28"/>
-                <w:lang w:val="ru-RU"/>
-              </w:rPr>
-              <w:t>08</w:t>
+                <w:color w:val="0070C0"/>
+                <w:sz w:val="28"/>
+                <w:szCs w:val="28"/>
+              </w:rPr>
+              <w:t>Р04</w:t>
+            </w:r>
+            <w:r>
+              <w:rPr>
+                <w:rFonts w:ascii="Times New Roman" w:hAnsi="Times New Roman" w:cs="Times New Roman"/>
+                <w:b/>
+                <w:color w:val="0070C0"/>
+                <w:sz w:val="28"/>
+                <w:szCs w:val="28"/>
+                <w:lang w:val="en-US"/>
+              </w:rPr>
+              <w:t>-</w:t>
+            </w:r>
+            <w:r>
+              <w:rPr>
+                <w:rFonts w:ascii="Times New Roman" w:hAnsi="Times New Roman" w:cs="Times New Roman"/>
+                <w:b/>
+                <w:color w:val="0070C0"/>
+                <w:sz w:val="28"/>
+                <w:szCs w:val="28"/>
+              </w:rPr>
+              <w:t>2</w:t>
             </w:r>
           </w:p>
         </w:tc>
@@ -6483,6 +6380,7 @@
               <w:ind w:left="34" w:firstLine="0"/>
               <w:rPr>
                 <w:rFonts w:ascii="Times New Roman" w:hAnsi="Times New Roman" w:cs="Times New Roman"/>
+                <w:b/>
                 <w:sz w:val="28"/>
                 <w:szCs w:val="28"/>
               </w:rPr>
@@ -6494,21 +6392,21 @@
             <w:tcW w:w="5812" w:type="dxa"/>
           </w:tcPr>
           <w:p>
-            <w:pPr>
-              <w:rPr>
-                <w:rFonts w:ascii="Times New Roman" w:hAnsi="Times New Roman" w:cs="Times New Roman"/>
-                <w:b/>
-                <w:sz w:val="28"/>
-                <w:szCs w:val="28"/>
-              </w:rPr>
-            </w:pPr>
-            <w:r>
-              <w:rPr>
-                <w:rFonts w:ascii="Times New Roman" w:hAnsi="Times New Roman" w:cs="Times New Roman"/>
-                <w:sz w:val="28"/>
-                <w:szCs w:val="28"/>
-              </w:rPr>
-              <w:t>Методологія розробки програмного забезпечення</w:t>
+            <w:r>
+              <w:rPr>
+                <w:rFonts w:ascii="Times New Roman" w:hAnsi="Times New Roman" w:cs="Times New Roman"/>
+                <w:sz w:val="28"/>
+                <w:szCs w:val="28"/>
+              </w:rPr>
+              <w:t>Визначення вимог до програмних систем.</w:t>
+            </w:r>
+            <w:r>
+              <w:rPr>
+                <w:rFonts w:ascii="Times New Roman" w:eastAsia="Calibri" w:hAnsi="Times New Roman" w:cs="Times New Roman"/>
+                <w:sz w:val="28"/>
+                <w:szCs w:val="28"/>
+              </w:rPr>
+              <w:t xml:space="preserve"> Оформлення вимог. </w:t>
             </w:r>
           </w:p>
         </w:tc>
@@ -6517,7 +6415,7 @@
         <w:tc>
           <w:tcPr>
             <w:tcW w:w="1167" w:type="dxa"/>
-            <w:shd w:val="clear" w:color="auto" w:fill="DAEEF3" w:themeFill="accent5" w:themeFillTint="33"/>
+            <w:shd w:val="clear" w:color="auto" w:fill="FFFFFF" w:themeFill="background1"/>
           </w:tcPr>
           <w:p>
             <w:pPr>
@@ -6532,7 +6430,7 @@
         <w:tc>
           <w:tcPr>
             <w:tcW w:w="1077" w:type="dxa"/>
-            <w:shd w:val="clear" w:color="auto" w:fill="DAEEF3" w:themeFill="accent5" w:themeFillTint="33"/>
+            <w:shd w:val="clear" w:color="auto" w:fill="FFFFFF" w:themeFill="background1"/>
           </w:tcPr>
           <w:p>
             <w:pPr>
@@ -6547,6 +6445,7 @@
         <w:tc>
           <w:tcPr>
             <w:tcW w:w="1187" w:type="dxa"/>
+            <w:shd w:val="clear" w:color="auto" w:fill="FFFFFF" w:themeFill="background1"/>
           </w:tcPr>
           <w:p>
             <w:pPr>
@@ -6561,61 +6460,415 @@
         <w:tc>
           <w:tcPr>
             <w:tcW w:w="1247" w:type="dxa"/>
-          </w:tcPr>
-          <w:p>
-            <w:pPr>
-              <w:rPr>
-                <w:rFonts w:ascii="Times New Roman" w:hAnsi="Times New Roman" w:cs="Times New Roman"/>
-                <w:sz w:val="28"/>
-                <w:szCs w:val="28"/>
-              </w:rPr>
-            </w:pPr>
-          </w:p>
-        </w:tc>
-        <w:tc>
-          <w:tcPr>
-            <w:tcW w:w="1276" w:type="dxa"/>
-            <w:shd w:val="clear" w:color="auto" w:fill="FFFF00"/>
-          </w:tcPr>
-          <w:p>
-            <w:pPr>
-              <w:rPr>
-                <w:rFonts w:ascii="Times New Roman" w:hAnsi="Times New Roman" w:cs="Times New Roman"/>
-                <w:sz w:val="28"/>
-                <w:szCs w:val="28"/>
-              </w:rPr>
-            </w:pPr>
-          </w:p>
-        </w:tc>
-        <w:tc>
-          <w:tcPr>
-            <w:tcW w:w="1276" w:type="dxa"/>
-          </w:tcPr>
-          <w:p>
-            <w:pPr>
-              <w:rPr>
-                <w:rFonts w:ascii="Times New Roman" w:hAnsi="Times New Roman" w:cs="Times New Roman"/>
-                <w:sz w:val="28"/>
-                <w:szCs w:val="28"/>
-              </w:rPr>
-            </w:pPr>
-          </w:p>
-        </w:tc>
-        <w:tc>
-          <w:tcPr>
-            <w:tcW w:w="1276" w:type="dxa"/>
-          </w:tcPr>
-          <w:p>
-            <w:pPr>
+            <w:shd w:val="clear" w:color="auto" w:fill="FFFFFF" w:themeFill="background1"/>
+          </w:tcPr>
+          <w:p>
+            <w:pPr>
+              <w:rPr>
+                <w:rFonts w:ascii="Times New Roman" w:hAnsi="Times New Roman" w:cs="Times New Roman"/>
+                <w:b/>
+                <w:color w:val="0070C0"/>
+                <w:sz w:val="28"/>
+                <w:szCs w:val="28"/>
+              </w:rPr>
+            </w:pPr>
+          </w:p>
+        </w:tc>
+        <w:tc>
+          <w:tcPr>
+            <w:tcW w:w="1276" w:type="dxa"/>
+            <w:shd w:val="clear" w:color="auto" w:fill="FFFFFF" w:themeFill="background1"/>
+          </w:tcPr>
+          <w:p>
+            <w:pPr>
+              <w:rPr>
+                <w:rFonts w:ascii="Times New Roman" w:hAnsi="Times New Roman" w:cs="Times New Roman"/>
+                <w:b/>
+                <w:color w:val="0070C0"/>
+                <w:sz w:val="28"/>
+                <w:szCs w:val="28"/>
+              </w:rPr>
+            </w:pPr>
+          </w:p>
+        </w:tc>
+        <w:tc>
+          <w:tcPr>
+            <w:tcW w:w="1276" w:type="dxa"/>
+            <w:shd w:val="clear" w:color="auto" w:fill="FFFFFF" w:themeFill="background1"/>
+          </w:tcPr>
+          <w:p>
+            <w:pPr>
+              <w:rPr>
+                <w:rFonts w:ascii="Times New Roman" w:hAnsi="Times New Roman" w:cs="Times New Roman"/>
+                <w:b/>
+                <w:color w:val="0070C0"/>
+                <w:sz w:val="28"/>
+                <w:szCs w:val="28"/>
+                <w:lang w:val="ru-RU"/>
+              </w:rPr>
+            </w:pPr>
+          </w:p>
+        </w:tc>
+        <w:tc>
+          <w:tcPr>
+            <w:tcW w:w="1276" w:type="dxa"/>
+            <w:shd w:val="clear" w:color="auto" w:fill="FFFFFF" w:themeFill="background1"/>
+          </w:tcPr>
+          <w:p>
+            <w:pPr>
+              <w:rPr>
+                <w:rFonts w:ascii="Times New Roman" w:hAnsi="Times New Roman" w:cs="Times New Roman"/>
+                <w:b/>
+                <w:color w:val="0070C0"/>
+                <w:sz w:val="28"/>
+                <w:szCs w:val="28"/>
+                <w:lang w:val="ru-RU"/>
+              </w:rPr>
+            </w:pPr>
+          </w:p>
+        </w:tc>
+        <w:tc>
+          <w:tcPr>
+            <w:tcW w:w="879" w:type="dxa"/>
+          </w:tcPr>
+          <w:p>
+            <w:pPr>
+              <w:pStyle w:val="a4"/>
+              <w:tabs>
+                <w:tab w:val="left" w:pos="407"/>
+              </w:tabs>
+              <w:ind w:left="34"/>
+              <w:rPr>
+                <w:rFonts w:ascii="Times New Roman" w:hAnsi="Times New Roman" w:cs="Times New Roman"/>
+                <w:b/>
+                <w:sz w:val="28"/>
+                <w:szCs w:val="28"/>
+              </w:rPr>
+            </w:pPr>
+          </w:p>
+        </w:tc>
+        <w:tc>
+          <w:tcPr>
+            <w:tcW w:w="5812" w:type="dxa"/>
+          </w:tcPr>
+          <w:p>
+            <w:pPr>
+              <w:rPr>
+                <w:rFonts w:ascii="Times New Roman" w:eastAsia="Calibri" w:hAnsi="Times New Roman" w:cs="Times New Roman"/>
+                <w:color w:val="FF0000"/>
+                <w:sz w:val="28"/>
+                <w:szCs w:val="28"/>
+              </w:rPr>
+            </w:pPr>
+            <w:r>
+              <w:rPr>
+                <w:rFonts w:ascii="Times New Roman" w:eastAsia="Calibri" w:hAnsi="Times New Roman" w:cs="Times New Roman"/>
+                <w:color w:val="FF0000"/>
+                <w:sz w:val="28"/>
+                <w:szCs w:val="28"/>
+              </w:rPr>
+              <w:t>Тематичне опитування (</w:t>
+            </w:r>
+            <w:r>
+              <w:rPr>
+                <w:color w:val="FF0000"/>
+              </w:rPr>
+              <w:t>ОПІ-3 курс Тест 2</w:t>
+            </w:r>
+            <w:r>
+              <w:t>)</w:t>
+            </w:r>
+          </w:p>
+          <w:p>
+            <w:pPr>
+              <w:rPr>
+                <w:b/>
+                <w:color w:val="FF0000"/>
+                <w:sz w:val="28"/>
+                <w:szCs w:val="28"/>
+              </w:rPr>
+            </w:pPr>
+            <w:r>
+              <w:rPr>
+                <w:b/>
+                <w:color w:val="0070C0"/>
+                <w:sz w:val="28"/>
+                <w:szCs w:val="28"/>
+              </w:rPr>
+              <w:t>https://docs.google.com/forms/d/e/1FAIpQLSdCZ6_uqWKAnsmA8Sfy_DOpAjKZa_Tm5FrdJ2-RtkqK8CsGSQ/viewform?usp=sf_link</w:t>
+            </w:r>
+            <w:r>
+              <w:rPr>
+                <w:rFonts w:ascii="Times New Roman" w:hAnsi="Times New Roman" w:cs="Times New Roman"/>
+                <w:sz w:val="28"/>
+                <w:szCs w:val="28"/>
+              </w:rPr>
+              <w:t>.</w:t>
+            </w:r>
+          </w:p>
+        </w:tc>
+      </w:tr>
+      <w:tr>
+        <w:tc>
+          <w:tcPr>
+            <w:tcW w:w="1167" w:type="dxa"/>
+            <w:shd w:val="clear" w:color="auto" w:fill="EAF1DD" w:themeFill="accent3" w:themeFillTint="33"/>
+          </w:tcPr>
+          <w:p>
+            <w:pPr>
+              <w:rPr>
+                <w:rFonts w:ascii="Times New Roman" w:hAnsi="Times New Roman" w:cs="Times New Roman"/>
+                <w:sz w:val="28"/>
+                <w:szCs w:val="28"/>
+              </w:rPr>
+            </w:pPr>
+          </w:p>
+        </w:tc>
+        <w:tc>
+          <w:tcPr>
+            <w:tcW w:w="1077" w:type="dxa"/>
+            <w:shd w:val="clear" w:color="auto" w:fill="EAF1DD" w:themeFill="accent3" w:themeFillTint="33"/>
+          </w:tcPr>
+          <w:p>
+            <w:pPr>
+              <w:rPr>
+                <w:rFonts w:ascii="Times New Roman" w:hAnsi="Times New Roman" w:cs="Times New Roman"/>
+                <w:sz w:val="28"/>
+                <w:szCs w:val="28"/>
+              </w:rPr>
+            </w:pPr>
+          </w:p>
+        </w:tc>
+        <w:tc>
+          <w:tcPr>
+            <w:tcW w:w="1187" w:type="dxa"/>
+            <w:shd w:val="clear" w:color="auto" w:fill="EAF1DD" w:themeFill="accent3" w:themeFillTint="33"/>
+          </w:tcPr>
+          <w:p>
+            <w:pPr>
+              <w:rPr>
+                <w:rFonts w:ascii="Times New Roman" w:hAnsi="Times New Roman" w:cs="Times New Roman"/>
+                <w:sz w:val="28"/>
+                <w:szCs w:val="28"/>
+              </w:rPr>
+            </w:pPr>
+          </w:p>
+        </w:tc>
+        <w:tc>
+          <w:tcPr>
+            <w:tcW w:w="1247" w:type="dxa"/>
+            <w:shd w:val="clear" w:color="auto" w:fill="EAF1DD" w:themeFill="accent3" w:themeFillTint="33"/>
+          </w:tcPr>
+          <w:p>
+            <w:pPr>
+              <w:rPr>
+                <w:rFonts w:ascii="Times New Roman" w:hAnsi="Times New Roman" w:cs="Times New Roman"/>
+                <w:sz w:val="28"/>
+                <w:szCs w:val="28"/>
+              </w:rPr>
+            </w:pPr>
+          </w:p>
+        </w:tc>
+        <w:tc>
+          <w:tcPr>
+            <w:tcW w:w="1276" w:type="dxa"/>
+            <w:shd w:val="clear" w:color="auto" w:fill="EAF1DD" w:themeFill="accent3" w:themeFillTint="33"/>
+          </w:tcPr>
+          <w:p>
+            <w:pPr>
+              <w:rPr>
+                <w:rFonts w:ascii="Times New Roman" w:hAnsi="Times New Roman" w:cs="Times New Roman"/>
+                <w:sz w:val="28"/>
+                <w:szCs w:val="28"/>
+              </w:rPr>
+            </w:pPr>
+          </w:p>
+        </w:tc>
+        <w:tc>
+          <w:tcPr>
+            <w:tcW w:w="1276" w:type="dxa"/>
+            <w:shd w:val="clear" w:color="auto" w:fill="EAF1DD" w:themeFill="accent3" w:themeFillTint="33"/>
+          </w:tcPr>
+          <w:p>
+            <w:pPr>
+              <w:rPr>
+                <w:rFonts w:ascii="Times New Roman" w:hAnsi="Times New Roman" w:cs="Times New Roman"/>
+                <w:sz w:val="28"/>
+                <w:szCs w:val="28"/>
+              </w:rPr>
+            </w:pPr>
+          </w:p>
+        </w:tc>
+        <w:tc>
+          <w:tcPr>
+            <w:tcW w:w="1276" w:type="dxa"/>
+            <w:shd w:val="clear" w:color="auto" w:fill="EAF1DD" w:themeFill="accent3" w:themeFillTint="33"/>
+          </w:tcPr>
+          <w:p>
+            <w:pPr>
+              <w:rPr>
+                <w:rFonts w:ascii="Times New Roman" w:hAnsi="Times New Roman" w:cs="Times New Roman"/>
+                <w:sz w:val="28"/>
+                <w:szCs w:val="28"/>
+              </w:rPr>
+            </w:pPr>
+          </w:p>
+        </w:tc>
+        <w:tc>
+          <w:tcPr>
+            <w:tcW w:w="879" w:type="dxa"/>
+            <w:shd w:val="clear" w:color="auto" w:fill="EAF1DD" w:themeFill="accent3" w:themeFillTint="33"/>
+          </w:tcPr>
+          <w:p>
+            <w:pPr>
+              <w:pStyle w:val="a4"/>
+              <w:tabs>
+                <w:tab w:val="left" w:pos="407"/>
+              </w:tabs>
+              <w:ind w:left="34"/>
+              <w:rPr>
+                <w:rFonts w:ascii="Times New Roman" w:hAnsi="Times New Roman" w:cs="Times New Roman"/>
+                <w:b/>
+                <w:sz w:val="28"/>
+                <w:szCs w:val="28"/>
+              </w:rPr>
+            </w:pPr>
+          </w:p>
+        </w:tc>
+        <w:tc>
+          <w:tcPr>
+            <w:tcW w:w="5812" w:type="dxa"/>
+          </w:tcPr>
+          <w:p>
+            <w:pPr>
+              <w:rPr>
+                <w:color w:val="FF0000"/>
+              </w:rPr>
+            </w:pPr>
+            <w:r>
+              <w:rPr>
+                <w:rFonts w:ascii="Times New Roman" w:hAnsi="Times New Roman" w:cs="Times New Roman"/>
+                <w:b/>
+                <w:sz w:val="28"/>
+                <w:szCs w:val="28"/>
+              </w:rPr>
+              <w:t>Розділ 2. ОСНОВНІ ПРОЦЕСИ РОЗРОБКИ ПРОГРАМНОГО ЗАБЕЗПЕЧЕННЯ ТА УПРАВЛІННЯ НИМИ</w:t>
+            </w:r>
+          </w:p>
+        </w:tc>
+      </w:tr>
+      <w:tr>
+        <w:tc>
+          <w:tcPr>
+            <w:tcW w:w="1167" w:type="dxa"/>
+            <w:shd w:val="clear" w:color="auto" w:fill="FFFFFF" w:themeFill="background1"/>
+          </w:tcPr>
+          <w:p>
+            <w:pPr>
+              <w:rPr>
+                <w:rFonts w:ascii="Times New Roman" w:hAnsi="Times New Roman" w:cs="Times New Roman"/>
+                <w:sz w:val="28"/>
+                <w:szCs w:val="28"/>
+              </w:rPr>
+            </w:pPr>
+          </w:p>
+        </w:tc>
+        <w:tc>
+          <w:tcPr>
+            <w:tcW w:w="1077" w:type="dxa"/>
+            <w:shd w:val="clear" w:color="auto" w:fill="FFFFFF" w:themeFill="background1"/>
+          </w:tcPr>
+          <w:p>
+            <w:pPr>
+              <w:rPr>
+                <w:rFonts w:ascii="Times New Roman" w:hAnsi="Times New Roman" w:cs="Times New Roman"/>
+                <w:sz w:val="28"/>
+                <w:szCs w:val="28"/>
+              </w:rPr>
+            </w:pPr>
+          </w:p>
+        </w:tc>
+        <w:tc>
+          <w:tcPr>
+            <w:tcW w:w="1187" w:type="dxa"/>
+          </w:tcPr>
+          <w:p>
+            <w:pPr>
+              <w:rPr>
+                <w:rFonts w:ascii="Times New Roman" w:hAnsi="Times New Roman" w:cs="Times New Roman"/>
+                <w:sz w:val="28"/>
+                <w:szCs w:val="28"/>
+              </w:rPr>
+            </w:pPr>
+          </w:p>
+        </w:tc>
+        <w:tc>
+          <w:tcPr>
+            <w:tcW w:w="1247" w:type="dxa"/>
+          </w:tcPr>
+          <w:p>
+            <w:pPr>
+              <w:rPr>
+                <w:rFonts w:ascii="Times New Roman" w:hAnsi="Times New Roman" w:cs="Times New Roman"/>
+                <w:sz w:val="28"/>
+                <w:szCs w:val="28"/>
+              </w:rPr>
+            </w:pPr>
+          </w:p>
+        </w:tc>
+        <w:tc>
+          <w:tcPr>
+            <w:tcW w:w="1276" w:type="dxa"/>
+          </w:tcPr>
+          <w:p>
+            <w:pPr>
+              <w:rPr>
+                <w:rFonts w:ascii="Times New Roman" w:hAnsi="Times New Roman" w:cs="Times New Roman"/>
+                <w:sz w:val="28"/>
+                <w:szCs w:val="28"/>
+              </w:rPr>
+            </w:pPr>
+          </w:p>
+        </w:tc>
+        <w:tc>
+          <w:tcPr>
+            <w:tcW w:w="1276" w:type="dxa"/>
+          </w:tcPr>
+          <w:p>
+            <w:pPr>
+              <w:rPr>
+                <w:rFonts w:ascii="Times New Roman" w:hAnsi="Times New Roman" w:cs="Times New Roman"/>
+                <w:sz w:val="28"/>
+                <w:szCs w:val="28"/>
+              </w:rPr>
+            </w:pPr>
+          </w:p>
+        </w:tc>
+        <w:tc>
+          <w:tcPr>
+            <w:tcW w:w="1276" w:type="dxa"/>
+          </w:tcPr>
+          <w:p>
+            <w:pPr>
+              <w:rPr>
+                <w:rFonts w:ascii="Times New Roman" w:hAnsi="Times New Roman" w:cs="Times New Roman"/>
+                <w:b/>
+                <w:color w:val="0070C0"/>
+                <w:sz w:val="28"/>
+                <w:szCs w:val="28"/>
+                <w:lang w:val="ru-RU"/>
+              </w:rPr>
+            </w:pPr>
+            <w:r>
               <w:rPr>
                 <w:rFonts w:ascii="Times New Roman" w:hAnsi="Times New Roman" w:cs="Times New Roman"/>
                 <w:b/>
                 <w:color w:val="C00000"/>
                 <w:sz w:val="28"/>
                 <w:szCs w:val="28"/>
-                <w:lang w:val="en-US"/>
-              </w:rPr>
-            </w:pPr>
+              </w:rPr>
+              <w:t>Л0</w:t>
+            </w:r>
             <w:r>
               <w:rPr>
                 <w:rFonts w:ascii="Times New Roman" w:hAnsi="Times New Roman" w:cs="Times New Roman"/>
@@ -6623,19 +6876,9 @@
                 <w:color w:val="C00000"/>
                 <w:sz w:val="28"/>
                 <w:szCs w:val="28"/>
-              </w:rPr>
-              <w:t>Л</w:t>
-            </w:r>
-            <w:r>
-              <w:rPr>
-                <w:rFonts w:ascii="Times New Roman" w:hAnsi="Times New Roman" w:cs="Times New Roman"/>
-                <w:b/>
-                <w:color w:val="C00000"/>
-                <w:sz w:val="28"/>
-                <w:szCs w:val="28"/>
-                <w:lang w:val="ru-RU"/>
-              </w:rPr>
-              <w:t>09</w:t>
+                <w:lang w:val="ru-RU"/>
+              </w:rPr>
+              <w:t>7</w:t>
             </w:r>
           </w:p>
         </w:tc>
@@ -6656,7 +6899,6 @@
               <w:ind w:left="34" w:firstLine="0"/>
               <w:rPr>
                 <w:rFonts w:ascii="Times New Roman" w:hAnsi="Times New Roman" w:cs="Times New Roman"/>
-                <w:b/>
                 <w:sz w:val="28"/>
                 <w:szCs w:val="28"/>
               </w:rPr>
@@ -6668,13 +6910,22 @@
             <w:tcW w:w="5812" w:type="dxa"/>
           </w:tcPr>
           <w:p>
-            <w:r>
-              <w:rPr>
-                <w:rFonts w:ascii="Times New Roman" w:hAnsi="Times New Roman" w:cs="Times New Roman"/>
-                <w:sz w:val="28"/>
-                <w:szCs w:val="28"/>
-              </w:rPr>
-              <w:t>Управління програмними проектами</w:t>
+            <w:pPr>
+              <w:rPr>
+                <w:rFonts w:ascii="Times New Roman" w:hAnsi="Times New Roman" w:cs="Times New Roman"/>
+                <w:b/>
+                <w:sz w:val="28"/>
+                <w:szCs w:val="28"/>
+              </w:rPr>
+            </w:pPr>
+            <w:r>
+              <w:rPr>
+                <w:rFonts w:ascii="Times New Roman" w:hAnsi="Times New Roman" w:cs="Times New Roman"/>
+                <w:bCs/>
+                <w:sz w:val="28"/>
+                <w:szCs w:val="28"/>
+              </w:rPr>
+              <w:t>Процес розробки програмного забезпечення</w:t>
             </w:r>
           </w:p>
         </w:tc>
@@ -6741,56 +6992,52 @@
         <w:tc>
           <w:tcPr>
             <w:tcW w:w="1276" w:type="dxa"/>
-            <w:shd w:val="clear" w:color="auto" w:fill="FFFF00"/>
-          </w:tcPr>
-          <w:p>
-            <w:pPr>
-              <w:rPr>
-                <w:rFonts w:ascii="Times New Roman" w:hAnsi="Times New Roman" w:cs="Times New Roman"/>
-                <w:sz w:val="28"/>
-                <w:szCs w:val="28"/>
-                <w:lang w:val="ru-RU"/>
-              </w:rPr>
-            </w:pPr>
-          </w:p>
-        </w:tc>
-        <w:tc>
-          <w:tcPr>
-            <w:tcW w:w="1276" w:type="dxa"/>
-          </w:tcPr>
-          <w:p>
-            <w:pPr>
-              <w:rPr>
-                <w:rFonts w:ascii="Times New Roman" w:hAnsi="Times New Roman" w:cs="Times New Roman"/>
-                <w:sz w:val="28"/>
-                <w:szCs w:val="28"/>
-                <w:lang w:val="ru-RU"/>
-              </w:rPr>
-            </w:pPr>
-          </w:p>
-        </w:tc>
-        <w:tc>
-          <w:tcPr>
-            <w:tcW w:w="1276" w:type="dxa"/>
-          </w:tcPr>
-          <w:p>
-            <w:pPr>
-              <w:rPr>
-                <w:rFonts w:ascii="Times New Roman" w:hAnsi="Times New Roman" w:cs="Times New Roman"/>
-                <w:b/>
-                <w:color w:val="0070C0"/>
-                <w:sz w:val="28"/>
-                <w:szCs w:val="28"/>
-              </w:rPr>
-            </w:pPr>
-            <w:r>
-              <w:rPr>
-                <w:rFonts w:ascii="Times New Roman" w:hAnsi="Times New Roman" w:cs="Times New Roman"/>
-                <w:b/>
-                <w:color w:val="0070C0"/>
-                <w:sz w:val="28"/>
-                <w:szCs w:val="28"/>
-                <w:lang w:val="ru-RU"/>
+          </w:tcPr>
+          <w:p>
+            <w:pPr>
+              <w:rPr>
+                <w:rFonts w:ascii="Times New Roman" w:hAnsi="Times New Roman" w:cs="Times New Roman"/>
+                <w:sz w:val="28"/>
+                <w:szCs w:val="28"/>
+              </w:rPr>
+            </w:pPr>
+          </w:p>
+        </w:tc>
+        <w:tc>
+          <w:tcPr>
+            <w:tcW w:w="1276" w:type="dxa"/>
+          </w:tcPr>
+          <w:p>
+            <w:pPr>
+              <w:rPr>
+                <w:rFonts w:ascii="Times New Roman" w:hAnsi="Times New Roman" w:cs="Times New Roman"/>
+                <w:sz w:val="28"/>
+                <w:szCs w:val="28"/>
+              </w:rPr>
+            </w:pPr>
+          </w:p>
+        </w:tc>
+        <w:tc>
+          <w:tcPr>
+            <w:tcW w:w="1276" w:type="dxa"/>
+          </w:tcPr>
+          <w:p>
+            <w:pPr>
+              <w:rPr>
+                <w:rFonts w:ascii="Times New Roman" w:hAnsi="Times New Roman" w:cs="Times New Roman"/>
+                <w:b/>
+                <w:sz w:val="28"/>
+                <w:szCs w:val="28"/>
+                <w:lang w:val="ru-RU"/>
+              </w:rPr>
+            </w:pPr>
+            <w:r>
+              <w:rPr>
+                <w:rFonts w:ascii="Times New Roman" w:hAnsi="Times New Roman" w:cs="Times New Roman"/>
+                <w:b/>
+                <w:color w:val="C00000"/>
+                <w:sz w:val="28"/>
+                <w:szCs w:val="28"/>
               </w:rPr>
               <w:t>Л</w:t>
             </w:r>
@@ -6798,11 +7045,12 @@
               <w:rPr>
                 <w:rFonts w:ascii="Times New Roman" w:hAnsi="Times New Roman" w:cs="Times New Roman"/>
                 <w:b/>
-                <w:color w:val="0070C0"/>
-                <w:sz w:val="28"/>
-                <w:szCs w:val="28"/>
-              </w:rPr>
-              <w:t>Р05</w:t>
+                <w:color w:val="C00000"/>
+                <w:sz w:val="28"/>
+                <w:szCs w:val="28"/>
+                <w:lang w:val="ru-RU"/>
+              </w:rPr>
+              <w:t>08</w:t>
             </w:r>
           </w:p>
         </w:tc>
@@ -6823,7 +7071,6 @@
               <w:ind w:left="34" w:firstLine="0"/>
               <w:rPr>
                 <w:rFonts w:ascii="Times New Roman" w:hAnsi="Times New Roman" w:cs="Times New Roman"/>
-                <w:b/>
                 <w:sz w:val="28"/>
                 <w:szCs w:val="28"/>
               </w:rPr>
@@ -6835,24 +7082,22 @@
             <w:tcW w:w="5812" w:type="dxa"/>
           </w:tcPr>
           <w:p>
-            <w:r>
-              <w:rPr>
-                <w:rFonts w:ascii="Times New Roman" w:hAnsi="Times New Roman" w:cs="Times New Roman"/>
-                <w:sz w:val="24"/>
-                <w:szCs w:val="24"/>
-              </w:rPr>
-              <w:t xml:space="preserve">Управління програмними проектами. Розроблення діаграми </w:t>
-            </w:r>
-            <w:proofErr w:type="spellStart"/>
-            <w:r>
-              <w:rPr>
-                <w:rFonts w:ascii="Times New Roman" w:hAnsi="Times New Roman" w:cs="Times New Roman"/>
-                <w:sz w:val="24"/>
-                <w:szCs w:val="24"/>
-              </w:rPr>
-              <w:t>Ганта</w:t>
-            </w:r>
-            <w:proofErr w:type="spellEnd"/>
+            <w:pPr>
+              <w:rPr>
+                <w:rFonts w:ascii="Times New Roman" w:hAnsi="Times New Roman" w:cs="Times New Roman"/>
+                <w:b/>
+                <w:sz w:val="28"/>
+                <w:szCs w:val="28"/>
+              </w:rPr>
+            </w:pPr>
+            <w:r>
+              <w:rPr>
+                <w:rFonts w:ascii="Times New Roman" w:hAnsi="Times New Roman" w:cs="Times New Roman"/>
+                <w:sz w:val="28"/>
+                <w:szCs w:val="28"/>
+              </w:rPr>
+              <w:t>Методологія розробки програмного забезпечення</w:t>
+            </w:r>
           </w:p>
         </w:tc>
       </w:tr>
@@ -6860,7 +7105,7 @@
         <w:tc>
           <w:tcPr>
             <w:tcW w:w="1167" w:type="dxa"/>
-            <w:shd w:val="clear" w:color="auto" w:fill="FFFFFF" w:themeFill="background1"/>
+            <w:shd w:val="clear" w:color="auto" w:fill="DAEEF3" w:themeFill="accent5" w:themeFillTint="33"/>
           </w:tcPr>
           <w:p>
             <w:pPr>
@@ -6875,7 +7120,7 @@
         <w:tc>
           <w:tcPr>
             <w:tcW w:w="1077" w:type="dxa"/>
-            <w:shd w:val="clear" w:color="auto" w:fill="FFFFFF" w:themeFill="background1"/>
+            <w:shd w:val="clear" w:color="auto" w:fill="DAEEF3" w:themeFill="accent5" w:themeFillTint="33"/>
           </w:tcPr>
           <w:p>
             <w:pPr>
@@ -6918,6 +7163,7 @@
         <w:tc>
           <w:tcPr>
             <w:tcW w:w="1276" w:type="dxa"/>
+            <w:shd w:val="clear" w:color="auto" w:fill="FFFF00"/>
           </w:tcPr>
           <w:p>
             <w:pPr>
@@ -6955,6 +7201,7 @@
                 <w:color w:val="C00000"/>
                 <w:sz w:val="28"/>
                 <w:szCs w:val="28"/>
+                <w:lang w:val="en-US"/>
               </w:rPr>
             </w:pPr>
             <w:r>
@@ -6976,17 +7223,7 @@
                 <w:szCs w:val="28"/>
                 <w:lang w:val="ru-RU"/>
               </w:rPr>
-              <w:t>1</w:t>
-            </w:r>
-            <w:r>
-              <w:rPr>
-                <w:rFonts w:ascii="Times New Roman" w:hAnsi="Times New Roman" w:cs="Times New Roman"/>
-                <w:b/>
-                <w:color w:val="C00000"/>
-                <w:sz w:val="28"/>
-                <w:szCs w:val="28"/>
-              </w:rPr>
-              <w:t>0</w:t>
+              <w:t>09</w:t>
             </w:r>
           </w:p>
         </w:tc>
@@ -7019,66 +7256,13 @@
             <w:tcW w:w="5812" w:type="dxa"/>
           </w:tcPr>
           <w:p>
-            <w:pPr>
-              <w:rPr>
-                <w:rFonts w:ascii="Times New Roman" w:eastAsia="Calibri" w:hAnsi="Times New Roman" w:cs="Times New Roman"/>
-                <w:color w:val="FF0000"/>
-                <w:sz w:val="28"/>
-                <w:szCs w:val="28"/>
-                <w:lang w:val="ru-RU"/>
-              </w:rPr>
-            </w:pPr>
-            <w:r>
-              <w:rPr>
-                <w:rFonts w:ascii="Times New Roman" w:hAnsi="Times New Roman" w:cs="Times New Roman"/>
-                <w:sz w:val="28"/>
-                <w:szCs w:val="28"/>
-              </w:rPr>
-              <w:t>Супровід програмного забезпечення та керування конфігурацією.</w:t>
-            </w:r>
-            <w:r>
-              <w:rPr>
-                <w:rFonts w:ascii="Times New Roman" w:eastAsia="Calibri" w:hAnsi="Times New Roman" w:cs="Times New Roman"/>
-                <w:color w:val="FF0000"/>
-                <w:sz w:val="28"/>
-                <w:szCs w:val="28"/>
-              </w:rPr>
-              <w:t xml:space="preserve"> Тематичне опитування</w:t>
-            </w:r>
-            <w:r>
-              <w:rPr>
-                <w:rFonts w:ascii="Times New Roman" w:eastAsia="Calibri" w:hAnsi="Times New Roman" w:cs="Times New Roman"/>
-                <w:color w:val="FF0000"/>
-                <w:sz w:val="28"/>
-                <w:szCs w:val="28"/>
-                <w:lang w:val="ru-RU"/>
-              </w:rPr>
-              <w:t xml:space="preserve"> (</w:t>
-            </w:r>
-            <w:r>
-              <w:t>ОПІ 3 курс підсумковий тест розділи 1-2</w:t>
-            </w:r>
-            <w:r>
-              <w:rPr>
-                <w:rFonts w:ascii="Times New Roman" w:eastAsia="Calibri" w:hAnsi="Times New Roman" w:cs="Times New Roman"/>
-                <w:color w:val="FF0000"/>
-                <w:sz w:val="28"/>
-                <w:szCs w:val="28"/>
-                <w:lang w:val="ru-RU"/>
-              </w:rPr>
-              <w:t>)</w:t>
-            </w:r>
-          </w:p>
-          <w:p>
-            <w:r>
-              <w:rPr>
-                <w:rFonts w:ascii="Times New Roman" w:hAnsi="Times New Roman" w:cs="Times New Roman"/>
-                <w:b/>
-                <w:color w:val="0070C0"/>
-                <w:sz w:val="28"/>
-                <w:szCs w:val="28"/>
-              </w:rPr>
-              <w:t>https://docs.google.com/forms/d/e/1FAIpQLScz4HjkZ-lmtryOUNHY9yDOi7SezaEuzhXdjK2COh7H0ZWlOg/viewform?usp=sf_link</w:t>
+            <w:r>
+              <w:rPr>
+                <w:rFonts w:ascii="Times New Roman" w:hAnsi="Times New Roman" w:cs="Times New Roman"/>
+                <w:sz w:val="28"/>
+                <w:szCs w:val="28"/>
+              </w:rPr>
+              <w:t>Управління програмними проектами</w:t>
             </w:r>
           </w:p>
         </w:tc>
@@ -7122,36 +7306,83 @@
             <w:pPr>
               <w:rPr>
                 <w:rFonts w:ascii="Times New Roman" w:hAnsi="Times New Roman" w:cs="Times New Roman"/>
+                <w:sz w:val="28"/>
+                <w:szCs w:val="28"/>
+              </w:rPr>
+            </w:pPr>
+          </w:p>
+        </w:tc>
+        <w:tc>
+          <w:tcPr>
+            <w:tcW w:w="1247" w:type="dxa"/>
+          </w:tcPr>
+          <w:p>
+            <w:pPr>
+              <w:rPr>
+                <w:rFonts w:ascii="Times New Roman" w:hAnsi="Times New Roman" w:cs="Times New Roman"/>
+                <w:sz w:val="28"/>
+                <w:szCs w:val="28"/>
+              </w:rPr>
+            </w:pPr>
+          </w:p>
+        </w:tc>
+        <w:tc>
+          <w:tcPr>
+            <w:tcW w:w="1276" w:type="dxa"/>
+            <w:shd w:val="clear" w:color="auto" w:fill="FFFF00"/>
+          </w:tcPr>
+          <w:p>
+            <w:pPr>
+              <w:rPr>
+                <w:rFonts w:ascii="Times New Roman" w:hAnsi="Times New Roman" w:cs="Times New Roman"/>
+                <w:sz w:val="28"/>
+                <w:szCs w:val="28"/>
+                <w:lang w:val="ru-RU"/>
+              </w:rPr>
+            </w:pPr>
+          </w:p>
+        </w:tc>
+        <w:tc>
+          <w:tcPr>
+            <w:tcW w:w="1276" w:type="dxa"/>
+          </w:tcPr>
+          <w:p>
+            <w:pPr>
+              <w:rPr>
+                <w:rFonts w:ascii="Times New Roman" w:hAnsi="Times New Roman" w:cs="Times New Roman"/>
+                <w:sz w:val="28"/>
+                <w:szCs w:val="28"/>
+                <w:lang w:val="ru-RU"/>
+              </w:rPr>
+            </w:pPr>
+          </w:p>
+        </w:tc>
+        <w:tc>
+          <w:tcPr>
+            <w:tcW w:w="1276" w:type="dxa"/>
+          </w:tcPr>
+          <w:p>
+            <w:pPr>
+              <w:rPr>
+                <w:rFonts w:ascii="Times New Roman" w:hAnsi="Times New Roman" w:cs="Times New Roman"/>
                 <w:b/>
                 <w:color w:val="0070C0"/>
                 <w:sz w:val="28"/>
                 <w:szCs w:val="28"/>
               </w:rPr>
             </w:pPr>
-          </w:p>
-        </w:tc>
-        <w:tc>
-          <w:tcPr>
-            <w:tcW w:w="1247" w:type="dxa"/>
-          </w:tcPr>
-          <w:p>
-            <w:pPr>
+            <w:r>
               <w:rPr>
                 <w:rFonts w:ascii="Times New Roman" w:hAnsi="Times New Roman" w:cs="Times New Roman"/>
                 <w:b/>
                 <w:color w:val="0070C0"/>
                 <w:sz w:val="28"/>
                 <w:szCs w:val="28"/>
-              </w:rPr>
-            </w:pPr>
-          </w:p>
-        </w:tc>
-        <w:tc>
-          <w:tcPr>
-            <w:tcW w:w="1276" w:type="dxa"/>
-          </w:tcPr>
-          <w:p>
-            <w:pPr>
+                <w:lang w:val="ru-RU"/>
+              </w:rPr>
+              <w:t>Л</w:t>
+            </w:r>
+            <w:r>
               <w:rPr>
                 <w:rFonts w:ascii="Times New Roman" w:hAnsi="Times New Roman" w:cs="Times New Roman"/>
                 <w:b/>
@@ -7159,59 +7390,7 @@
                 <w:sz w:val="28"/>
                 <w:szCs w:val="28"/>
               </w:rPr>
-            </w:pPr>
-          </w:p>
-        </w:tc>
-        <w:tc>
-          <w:tcPr>
-            <w:tcW w:w="1276" w:type="dxa"/>
-          </w:tcPr>
-          <w:p>
-            <w:pPr>
-              <w:rPr>
-                <w:rFonts w:ascii="Times New Roman" w:hAnsi="Times New Roman" w:cs="Times New Roman"/>
-                <w:b/>
-                <w:color w:val="0070C0"/>
-                <w:sz w:val="28"/>
-                <w:szCs w:val="28"/>
-              </w:rPr>
-            </w:pPr>
-          </w:p>
-        </w:tc>
-        <w:tc>
-          <w:tcPr>
-            <w:tcW w:w="1276" w:type="dxa"/>
-          </w:tcPr>
-          <w:p>
-            <w:pPr>
-              <w:rPr>
-                <w:rFonts w:ascii="Times New Roman" w:hAnsi="Times New Roman" w:cs="Times New Roman"/>
-                <w:b/>
-                <w:color w:val="0070C0"/>
-                <w:sz w:val="28"/>
-                <w:szCs w:val="28"/>
-              </w:rPr>
-            </w:pPr>
-            <w:r>
-              <w:rPr>
-                <w:rFonts w:ascii="Times New Roman" w:hAnsi="Times New Roman" w:cs="Times New Roman"/>
-                <w:b/>
-                <w:color w:val="0070C0"/>
-                <w:sz w:val="28"/>
-                <w:szCs w:val="28"/>
-              </w:rPr>
-              <w:t>ЛР0</w:t>
-            </w:r>
-            <w:r>
-              <w:rPr>
-                <w:rFonts w:ascii="Times New Roman" w:hAnsi="Times New Roman" w:cs="Times New Roman"/>
-                <w:b/>
-                <w:color w:val="0070C0"/>
-                <w:sz w:val="28"/>
-                <w:szCs w:val="28"/>
-                <w:lang w:val="ru-RU"/>
-              </w:rPr>
-              <w:t>6</w:t>
+              <w:t>Р05</w:t>
             </w:r>
           </w:p>
         </w:tc>
@@ -7244,6 +7423,415 @@
             <w:tcW w:w="5812" w:type="dxa"/>
           </w:tcPr>
           <w:p>
+            <w:r>
+              <w:rPr>
+                <w:rFonts w:ascii="Times New Roman" w:hAnsi="Times New Roman" w:cs="Times New Roman"/>
+                <w:sz w:val="24"/>
+                <w:szCs w:val="24"/>
+              </w:rPr>
+              <w:t xml:space="preserve">Управління програмними проектами. Розроблення діаграми </w:t>
+            </w:r>
+            <w:proofErr w:type="spellStart"/>
+            <w:r>
+              <w:rPr>
+                <w:rFonts w:ascii="Times New Roman" w:hAnsi="Times New Roman" w:cs="Times New Roman"/>
+                <w:sz w:val="24"/>
+                <w:szCs w:val="24"/>
+              </w:rPr>
+              <w:t>Ганта</w:t>
+            </w:r>
+            <w:proofErr w:type="spellEnd"/>
+          </w:p>
+        </w:tc>
+      </w:tr>
+      <w:tr>
+        <w:tc>
+          <w:tcPr>
+            <w:tcW w:w="1167" w:type="dxa"/>
+            <w:shd w:val="clear" w:color="auto" w:fill="FFFFFF" w:themeFill="background1"/>
+          </w:tcPr>
+          <w:p>
+            <w:pPr>
+              <w:rPr>
+                <w:rFonts w:ascii="Times New Roman" w:hAnsi="Times New Roman" w:cs="Times New Roman"/>
+                <w:sz w:val="28"/>
+                <w:szCs w:val="28"/>
+              </w:rPr>
+            </w:pPr>
+          </w:p>
+        </w:tc>
+        <w:tc>
+          <w:tcPr>
+            <w:tcW w:w="1077" w:type="dxa"/>
+            <w:shd w:val="clear" w:color="auto" w:fill="FFFFFF" w:themeFill="background1"/>
+          </w:tcPr>
+          <w:p>
+            <w:pPr>
+              <w:rPr>
+                <w:rFonts w:ascii="Times New Roman" w:hAnsi="Times New Roman" w:cs="Times New Roman"/>
+                <w:sz w:val="28"/>
+                <w:szCs w:val="28"/>
+              </w:rPr>
+            </w:pPr>
+          </w:p>
+        </w:tc>
+        <w:tc>
+          <w:tcPr>
+            <w:tcW w:w="1187" w:type="dxa"/>
+          </w:tcPr>
+          <w:p>
+            <w:pPr>
+              <w:rPr>
+                <w:rFonts w:ascii="Times New Roman" w:hAnsi="Times New Roman" w:cs="Times New Roman"/>
+                <w:sz w:val="28"/>
+                <w:szCs w:val="28"/>
+              </w:rPr>
+            </w:pPr>
+          </w:p>
+        </w:tc>
+        <w:tc>
+          <w:tcPr>
+            <w:tcW w:w="1247" w:type="dxa"/>
+          </w:tcPr>
+          <w:p>
+            <w:pPr>
+              <w:rPr>
+                <w:rFonts w:ascii="Times New Roman" w:hAnsi="Times New Roman" w:cs="Times New Roman"/>
+                <w:sz w:val="28"/>
+                <w:szCs w:val="28"/>
+              </w:rPr>
+            </w:pPr>
+          </w:p>
+        </w:tc>
+        <w:tc>
+          <w:tcPr>
+            <w:tcW w:w="1276" w:type="dxa"/>
+          </w:tcPr>
+          <w:p>
+            <w:pPr>
+              <w:rPr>
+                <w:rFonts w:ascii="Times New Roman" w:hAnsi="Times New Roman" w:cs="Times New Roman"/>
+                <w:sz w:val="28"/>
+                <w:szCs w:val="28"/>
+              </w:rPr>
+            </w:pPr>
+          </w:p>
+        </w:tc>
+        <w:tc>
+          <w:tcPr>
+            <w:tcW w:w="1276" w:type="dxa"/>
+          </w:tcPr>
+          <w:p>
+            <w:pPr>
+              <w:rPr>
+                <w:rFonts w:ascii="Times New Roman" w:hAnsi="Times New Roman" w:cs="Times New Roman"/>
+                <w:sz w:val="28"/>
+                <w:szCs w:val="28"/>
+              </w:rPr>
+            </w:pPr>
+          </w:p>
+        </w:tc>
+        <w:tc>
+          <w:tcPr>
+            <w:tcW w:w="1276" w:type="dxa"/>
+          </w:tcPr>
+          <w:p>
+            <w:pPr>
+              <w:rPr>
+                <w:rFonts w:ascii="Times New Roman" w:hAnsi="Times New Roman" w:cs="Times New Roman"/>
+                <w:b/>
+                <w:color w:val="C00000"/>
+                <w:sz w:val="28"/>
+                <w:szCs w:val="28"/>
+              </w:rPr>
+            </w:pPr>
+            <w:r>
+              <w:rPr>
+                <w:rFonts w:ascii="Times New Roman" w:hAnsi="Times New Roman" w:cs="Times New Roman"/>
+                <w:b/>
+                <w:color w:val="C00000"/>
+                <w:sz w:val="28"/>
+                <w:szCs w:val="28"/>
+              </w:rPr>
+              <w:t>Л</w:t>
+            </w:r>
+            <w:r>
+              <w:rPr>
+                <w:rFonts w:ascii="Times New Roman" w:hAnsi="Times New Roman" w:cs="Times New Roman"/>
+                <w:b/>
+                <w:color w:val="C00000"/>
+                <w:sz w:val="28"/>
+                <w:szCs w:val="28"/>
+                <w:lang w:val="ru-RU"/>
+              </w:rPr>
+              <w:t>1</w:t>
+            </w:r>
+            <w:r>
+              <w:rPr>
+                <w:rFonts w:ascii="Times New Roman" w:hAnsi="Times New Roman" w:cs="Times New Roman"/>
+                <w:b/>
+                <w:color w:val="C00000"/>
+                <w:sz w:val="28"/>
+                <w:szCs w:val="28"/>
+              </w:rPr>
+              <w:t>0</w:t>
+            </w:r>
+          </w:p>
+        </w:tc>
+        <w:tc>
+          <w:tcPr>
+            <w:tcW w:w="879" w:type="dxa"/>
+          </w:tcPr>
+          <w:p>
+            <w:pPr>
+              <w:pStyle w:val="a4"/>
+              <w:numPr>
+                <w:ilvl w:val="0"/>
+                <w:numId w:val="1"/>
+              </w:numPr>
+              <w:tabs>
+                <w:tab w:val="left" w:pos="407"/>
+              </w:tabs>
+              <w:ind w:left="34" w:firstLine="0"/>
+              <w:rPr>
+                <w:rFonts w:ascii="Times New Roman" w:hAnsi="Times New Roman" w:cs="Times New Roman"/>
+                <w:b/>
+                <w:sz w:val="28"/>
+                <w:szCs w:val="28"/>
+              </w:rPr>
+            </w:pPr>
+          </w:p>
+        </w:tc>
+        <w:tc>
+          <w:tcPr>
+            <w:tcW w:w="5812" w:type="dxa"/>
+          </w:tcPr>
+          <w:p>
+            <w:pPr>
+              <w:rPr>
+                <w:rFonts w:ascii="Times New Roman" w:eastAsia="Calibri" w:hAnsi="Times New Roman" w:cs="Times New Roman"/>
+                <w:color w:val="FF0000"/>
+                <w:sz w:val="28"/>
+                <w:szCs w:val="28"/>
+                <w:lang w:val="ru-RU"/>
+              </w:rPr>
+            </w:pPr>
+            <w:r>
+              <w:rPr>
+                <w:rFonts w:ascii="Times New Roman" w:hAnsi="Times New Roman" w:cs="Times New Roman"/>
+                <w:sz w:val="28"/>
+                <w:szCs w:val="28"/>
+              </w:rPr>
+              <w:t>Супровід програмного забезпечення та керування конфігурацією.</w:t>
+            </w:r>
+            <w:r>
+              <w:rPr>
+                <w:rFonts w:ascii="Times New Roman" w:eastAsia="Calibri" w:hAnsi="Times New Roman" w:cs="Times New Roman"/>
+                <w:color w:val="FF0000"/>
+                <w:sz w:val="28"/>
+                <w:szCs w:val="28"/>
+              </w:rPr>
+              <w:t xml:space="preserve"> Тематичне опитування</w:t>
+            </w:r>
+            <w:r>
+              <w:rPr>
+                <w:rFonts w:ascii="Times New Roman" w:eastAsia="Calibri" w:hAnsi="Times New Roman" w:cs="Times New Roman"/>
+                <w:color w:val="FF0000"/>
+                <w:sz w:val="28"/>
+                <w:szCs w:val="28"/>
+                <w:lang w:val="ru-RU"/>
+              </w:rPr>
+              <w:t xml:space="preserve"> (</w:t>
+            </w:r>
+            <w:r>
+              <w:t>ОПІ 3 курс підсумковий тест розділи 1-2</w:t>
+            </w:r>
+            <w:r>
+              <w:rPr>
+                <w:rFonts w:ascii="Times New Roman" w:eastAsia="Calibri" w:hAnsi="Times New Roman" w:cs="Times New Roman"/>
+                <w:color w:val="FF0000"/>
+                <w:sz w:val="28"/>
+                <w:szCs w:val="28"/>
+                <w:lang w:val="ru-RU"/>
+              </w:rPr>
+              <w:t>)</w:t>
+            </w:r>
+          </w:p>
+          <w:p>
+            <w:r>
+              <w:rPr>
+                <w:rFonts w:ascii="Times New Roman" w:hAnsi="Times New Roman" w:cs="Times New Roman"/>
+                <w:b/>
+                <w:color w:val="0070C0"/>
+                <w:sz w:val="28"/>
+                <w:szCs w:val="28"/>
+              </w:rPr>
+              <w:t>https://docs.google.com/forms/d/e/1FAIpQLScz4HjkZ-lmtryOUNHY9yDOi7SezaEuzhXdjK2COh7H0ZWlOg/viewform?usp=sf_link</w:t>
+            </w:r>
+          </w:p>
+        </w:tc>
+      </w:tr>
+      <w:tr>
+        <w:tc>
+          <w:tcPr>
+            <w:tcW w:w="1167" w:type="dxa"/>
+            <w:shd w:val="clear" w:color="auto" w:fill="FFFFFF" w:themeFill="background1"/>
+          </w:tcPr>
+          <w:p>
+            <w:pPr>
+              <w:rPr>
+                <w:rFonts w:ascii="Times New Roman" w:hAnsi="Times New Roman" w:cs="Times New Roman"/>
+                <w:sz w:val="28"/>
+                <w:szCs w:val="28"/>
+              </w:rPr>
+            </w:pPr>
+          </w:p>
+        </w:tc>
+        <w:tc>
+          <w:tcPr>
+            <w:tcW w:w="1077" w:type="dxa"/>
+            <w:shd w:val="clear" w:color="auto" w:fill="FFFFFF" w:themeFill="background1"/>
+          </w:tcPr>
+          <w:p>
+            <w:pPr>
+              <w:rPr>
+                <w:rFonts w:ascii="Times New Roman" w:hAnsi="Times New Roman" w:cs="Times New Roman"/>
+                <w:sz w:val="28"/>
+                <w:szCs w:val="28"/>
+              </w:rPr>
+            </w:pPr>
+          </w:p>
+        </w:tc>
+        <w:tc>
+          <w:tcPr>
+            <w:tcW w:w="1187" w:type="dxa"/>
+          </w:tcPr>
+          <w:p>
+            <w:pPr>
+              <w:rPr>
+                <w:rFonts w:ascii="Times New Roman" w:hAnsi="Times New Roman" w:cs="Times New Roman"/>
+                <w:b/>
+                <w:color w:val="0070C0"/>
+                <w:sz w:val="28"/>
+                <w:szCs w:val="28"/>
+              </w:rPr>
+            </w:pPr>
+          </w:p>
+        </w:tc>
+        <w:tc>
+          <w:tcPr>
+            <w:tcW w:w="1247" w:type="dxa"/>
+          </w:tcPr>
+          <w:p>
+            <w:pPr>
+              <w:rPr>
+                <w:rFonts w:ascii="Times New Roman" w:hAnsi="Times New Roman" w:cs="Times New Roman"/>
+                <w:b/>
+                <w:color w:val="0070C0"/>
+                <w:sz w:val="28"/>
+                <w:szCs w:val="28"/>
+              </w:rPr>
+            </w:pPr>
+          </w:p>
+        </w:tc>
+        <w:tc>
+          <w:tcPr>
+            <w:tcW w:w="1276" w:type="dxa"/>
+          </w:tcPr>
+          <w:p>
+            <w:pPr>
+              <w:rPr>
+                <w:rFonts w:ascii="Times New Roman" w:hAnsi="Times New Roman" w:cs="Times New Roman"/>
+                <w:b/>
+                <w:color w:val="0070C0"/>
+                <w:sz w:val="28"/>
+                <w:szCs w:val="28"/>
+              </w:rPr>
+            </w:pPr>
+          </w:p>
+        </w:tc>
+        <w:tc>
+          <w:tcPr>
+            <w:tcW w:w="1276" w:type="dxa"/>
+          </w:tcPr>
+          <w:p>
+            <w:pPr>
+              <w:rPr>
+                <w:rFonts w:ascii="Times New Roman" w:hAnsi="Times New Roman" w:cs="Times New Roman"/>
+                <w:b/>
+                <w:color w:val="0070C0"/>
+                <w:sz w:val="28"/>
+                <w:szCs w:val="28"/>
+              </w:rPr>
+            </w:pPr>
+          </w:p>
+        </w:tc>
+        <w:tc>
+          <w:tcPr>
+            <w:tcW w:w="1276" w:type="dxa"/>
+          </w:tcPr>
+          <w:p>
+            <w:pPr>
+              <w:rPr>
+                <w:rFonts w:ascii="Times New Roman" w:hAnsi="Times New Roman" w:cs="Times New Roman"/>
+                <w:b/>
+                <w:color w:val="0070C0"/>
+                <w:sz w:val="28"/>
+                <w:szCs w:val="28"/>
+              </w:rPr>
+            </w:pPr>
+            <w:r>
+              <w:rPr>
+                <w:rFonts w:ascii="Times New Roman" w:hAnsi="Times New Roman" w:cs="Times New Roman"/>
+                <w:b/>
+                <w:color w:val="0070C0"/>
+                <w:sz w:val="28"/>
+                <w:szCs w:val="28"/>
+              </w:rPr>
+              <w:t>ЛР0</w:t>
+            </w:r>
+            <w:r>
+              <w:rPr>
+                <w:rFonts w:ascii="Times New Roman" w:hAnsi="Times New Roman" w:cs="Times New Roman"/>
+                <w:b/>
+                <w:color w:val="0070C0"/>
+                <w:sz w:val="28"/>
+                <w:szCs w:val="28"/>
+                <w:lang w:val="ru-RU"/>
+              </w:rPr>
+              <w:t>6</w:t>
+            </w:r>
+          </w:p>
+        </w:tc>
+        <w:tc>
+          <w:tcPr>
+            <w:tcW w:w="879" w:type="dxa"/>
+          </w:tcPr>
+          <w:p>
+            <w:pPr>
+              <w:pStyle w:val="a4"/>
+              <w:numPr>
+                <w:ilvl w:val="0"/>
+                <w:numId w:val="1"/>
+              </w:numPr>
+              <w:tabs>
+                <w:tab w:val="left" w:pos="407"/>
+              </w:tabs>
+              <w:ind w:left="34" w:firstLine="0"/>
+              <w:rPr>
+                <w:rFonts w:ascii="Times New Roman" w:hAnsi="Times New Roman" w:cs="Times New Roman"/>
+                <w:b/>
+                <w:sz w:val="28"/>
+                <w:szCs w:val="28"/>
+              </w:rPr>
+            </w:pPr>
+          </w:p>
+        </w:tc>
+        <w:tc>
+          <w:tcPr>
+            <w:tcW w:w="5812" w:type="dxa"/>
+          </w:tcPr>
+          <w:p>
             <w:pPr>
               <w:rPr>
                 <w:rFonts w:ascii="Times New Roman" w:hAnsi="Times New Roman" w:cs="Times New Roman"/>
@@ -13506,7 +14094,6 @@
                 <w:sz w:val="28"/>
                 <w:szCs w:val="28"/>
               </w:rPr>
-              <w:lastRenderedPageBreak/>
               <w:t>https://docs.google.com/forms/d/e/1FAIpQLSc8eLHSe0aA6c16_KnwdR7eZHnl9zH9RwdI6eSwdgwAHg69hw/viewform?usp=sf_link</w:t>
             </w:r>
           </w:p>
@@ -13852,6 +14439,24 @@
     </w:sectPr>
   </w:body>
 </w:document>
+</file>
+
+<file path=word/comments.xml><?xml version="1.0" encoding="utf-8"?>
+<w:comments xmlns:wpc="http://schemas.microsoft.com/office/word/2010/wordprocessingCanvas" xmlns:cx="http://schemas.microsoft.com/office/drawing/2014/chartex" xmlns:cx1="http://schemas.microsoft.com/office/drawing/2015/9/8/chartex" xmlns:mc="http://schemas.openxmlformats.org/markup-compatibility/2006" xmlns:o="urn:schemas-microsoft-com:office:office" xmlns:r="http://schemas.openxmlformats.org/officeDocument/2006/relationships" xmlns:m="http://schemas.openxmlformats.org/officeDocument/2006/math" xmlns:v="urn:schemas-microsoft-com:vml" xmlns:wp14="http://schemas.microsoft.com/office/word/2010/wordprocessingDrawing" xmlns:wp="http://schemas.openxmlformats.org/drawingml/2006/wordprocessingDrawing" xmlns:w10="urn:schemas-microsoft-com:office:word" xmlns:w="http://schemas.openxmlformats.org/wordprocessingml/2006/main" xmlns:w14="http://schemas.microsoft.com/office/word/2010/wordml" xmlns:w15="http://schemas.microsoft.com/office/word/2012/wordml" xmlns:w16se="http://schemas.microsoft.com/office/word/2015/wordml/symex" xmlns:wpg="http://schemas.microsoft.com/office/word/2010/wordprocessingGroup" xmlns:wpi="http://schemas.microsoft.com/office/word/2010/wordprocessingInk" xmlns:wne="http://schemas.microsoft.com/office/word/2006/wordml" xmlns:wps="http://schemas.microsoft.com/office/word/2010/wordprocessingShape" mc:Ignorable="w14 w15 w16se wp14">
+  <w:comment w:id="0" w:author="Tanya" w:date="2026-10-01T17:53:00Z" w:initials="T">
+    <w:p>
+      <w:pPr>
+        <w:pStyle w:val="a8"/>
+      </w:pPr>
+      <w:r>
+        <w:rPr>
+          <w:rStyle w:val="a7"/>
+        </w:rPr>
+        <w:annotationRef/>
+      </w:r>
+    </w:p>
+  </w:comment>
+</w:comments>
 </file>
 
 <file path=word/numbering.xml><?xml version="1.0" encoding="utf-8"?>
@@ -14599,6 +15204,14 @@
 </w:numbering>
 </file>
 
+<file path=word/people.xml><?xml version="1.0" encoding="utf-8"?>
+<w15:people xmlns:wpc="http://schemas.microsoft.com/office/word/2010/wordprocessingCanvas" xmlns:cx="http://schemas.microsoft.com/office/drawing/2014/chartex" xmlns:cx1="http://schemas.microsoft.com/office/drawing/2015/9/8/chartex" xmlns:mc="http://schemas.openxmlformats.org/markup-compatibility/2006" xmlns:o="urn:schemas-microsoft-com:office:office" xmlns:r="http://schemas.openxmlformats.org/officeDocument/2006/relationships" xmlns:m="http://schemas.openxmlformats.org/officeDocument/2006/math" xmlns:v="urn:schemas-microsoft-com:vml" xmlns:wp14="http://schemas.microsoft.com/office/word/2010/wordprocessingDrawing" xmlns:wp="http://schemas.openxmlformats.org/drawingml/2006/wordprocessingDrawing" xmlns:w10="urn:schemas-microsoft-com:office:word" xmlns:w="http://schemas.openxmlformats.org/wordprocessingml/2006/main" xmlns:w14="http://schemas.microsoft.com/office/word/2010/wordml" xmlns:w15="http://schemas.microsoft.com/office/word/2012/wordml" xmlns:w16se="http://schemas.microsoft.com/office/word/2015/wordml/symex" xmlns:wpg="http://schemas.microsoft.com/office/word/2010/wordprocessingGroup" xmlns:wpi="http://schemas.microsoft.com/office/word/2010/wordprocessingInk" xmlns:wne="http://schemas.microsoft.com/office/word/2006/wordml" xmlns:wps="http://schemas.microsoft.com/office/word/2010/wordprocessingShape" mc:Ignorable="w14 w15 w16se wp14">
+  <w15:person w15:author="Tanya">
+    <w15:presenceInfo w15:providerId="None" w15:userId="Tanya"/>
+  </w15:person>
+</w15:people>
+</file>
+
 <file path=word/styles.xml><?xml version="1.0" encoding="utf-8"?>
 <w:styles xmlns:mc="http://schemas.openxmlformats.org/markup-compatibility/2006" xmlns:r="http://schemas.openxmlformats.org/officeDocument/2006/relationships" xmlns:w="http://schemas.openxmlformats.org/wordprocessingml/2006/main" xmlns:w14="http://schemas.microsoft.com/office/word/2010/wordml" xmlns:w15="http://schemas.microsoft.com/office/word/2012/wordml" xmlns:w16se="http://schemas.microsoft.com/office/word/2015/wordml/symex" mc:Ignorable="w14 w15 w16se">
   <w:docDefaults>
@@ -15130,6 +15743,97 @@
     <w:name w:val="long_text"/>
     <w:basedOn w:val="a0"/>
   </w:style>
+  <w:style w:type="character" w:styleId="a7">
+    <w:name w:val="annotation reference"/>
+    <w:basedOn w:val="a0"/>
+    <w:uiPriority w:val="99"/>
+    <w:semiHidden/>
+    <w:unhideWhenUsed/>
+    <w:rPr>
+      <w:sz w:val="16"/>
+      <w:szCs w:val="16"/>
+    </w:rPr>
+  </w:style>
+  <w:style w:type="paragraph" w:styleId="a8">
+    <w:name w:val="annotation text"/>
+    <w:basedOn w:val="a"/>
+    <w:link w:val="a9"/>
+    <w:uiPriority w:val="99"/>
+    <w:semiHidden/>
+    <w:unhideWhenUsed/>
+    <w:pPr>
+      <w:spacing w:line="240" w:lineRule="auto"/>
+    </w:pPr>
+    <w:rPr>
+      <w:sz w:val="20"/>
+      <w:szCs w:val="20"/>
+    </w:rPr>
+  </w:style>
+  <w:style w:type="character" w:customStyle="1" w:styleId="a9">
+    <w:name w:val="Текст примечания Знак"/>
+    <w:basedOn w:val="a0"/>
+    <w:link w:val="a8"/>
+    <w:uiPriority w:val="99"/>
+    <w:semiHidden/>
+    <w:rPr>
+      <w:sz w:val="20"/>
+      <w:szCs w:val="20"/>
+    </w:rPr>
+  </w:style>
+  <w:style w:type="paragraph" w:styleId="aa">
+    <w:name w:val="annotation subject"/>
+    <w:basedOn w:val="a8"/>
+    <w:next w:val="a8"/>
+    <w:link w:val="ab"/>
+    <w:uiPriority w:val="99"/>
+    <w:semiHidden/>
+    <w:unhideWhenUsed/>
+    <w:rPr>
+      <w:b/>
+      <w:bCs/>
+    </w:rPr>
+  </w:style>
+  <w:style w:type="character" w:customStyle="1" w:styleId="ab">
+    <w:name w:val="Тема примечания Знак"/>
+    <w:basedOn w:val="a9"/>
+    <w:link w:val="aa"/>
+    <w:uiPriority w:val="99"/>
+    <w:semiHidden/>
+    <w:rPr>
+      <w:b/>
+      <w:bCs/>
+      <w:sz w:val="20"/>
+      <w:szCs w:val="20"/>
+    </w:rPr>
+  </w:style>
+  <w:style w:type="paragraph" w:styleId="ac">
+    <w:name w:val="Balloon Text"/>
+    <w:basedOn w:val="a"/>
+    <w:link w:val="ad"/>
+    <w:uiPriority w:val="99"/>
+    <w:semiHidden/>
+    <w:unhideWhenUsed/>
+    <w:pPr>
+      <w:spacing w:after="0" w:line="240" w:lineRule="auto"/>
+    </w:pPr>
+    <w:rPr>
+      <w:rFonts w:ascii="Segoe UI" w:hAnsi="Segoe UI" w:cs="Segoe UI"/>
+      <w:sz w:val="18"/>
+      <w:szCs w:val="18"/>
+    </w:rPr>
+  </w:style>
+  <w:style w:type="character" w:customStyle="1" w:styleId="ad">
+    <w:name w:val="Текст выноски Знак"/>
+    <w:basedOn w:val="a0"/>
+    <w:link w:val="ac"/>
+    <w:uiPriority w:val="99"/>
+    <w:semiHidden/>
+    <w:rPr>
+      <w:rFonts w:ascii="Segoe UI" w:hAnsi="Segoe UI" w:cs="Segoe UI"/>
+      <w:sz w:val="18"/>
+      <w:szCs w:val="18"/>
+    </w:rPr>
+  </w:style>
 </w:styles>
 </file>
 
